--- a/docs/ARCHITECTURE.docx
+++ b/docs/ARCHITECTURE.docx
@@ -63,7 +63,7 @@
           <w:sz w:val="20"/>
           <w:szCs w:val="20"/>
         </w:rPr>
-        <w:t xml:space="preserve">It describes the code at commit </w:t>
+        <w:t xml:space="preserve">It describes the code as of 2026-10-27: commit </w:t>
       </w:r>
       <w:r>
         <w:rPr>
@@ -73,7 +73,7 @@
           <w:szCs w:val="18"/>
           <w:shd w:val="clear" w:color="auto" w:fill="EEF1F5"/>
         </w:rPr>
-        <w:t>da7f441</w:t>
+        <w:t>4fb600c</w:t>
       </w:r>
       <w:r>
         <w:rPr>
@@ -81,7 +81,7 @@
           <w:sz w:val="20"/>
           <w:szCs w:val="20"/>
         </w:rPr>
-        <w:t xml:space="preserve"> ("Upgrade to Laravel 13.38"), on 2026-10-24, together with the fixes of 2026-10-27 listed in section 17.</w:t>
+        <w:t xml:space="preserve"> ("Tidy song lists and move songs to a new folder") plus the dark-mode colours of section 12.7. That includes the fixes listed in section 17.</w:t>
       </w:r>
     </w:p>
     <w:p>
@@ -104,7 +104,7 @@
           <w:sz w:val="20"/>
           <w:szCs w:val="20"/>
         </w:rPr>
-        <w:t xml:space="preserve"> Commands, endpoints, field names, progress numbers and file-name rules are taken dire</w:t>
+        <w:t xml:space="preserve"> Commands, endpoints, field names, </w:t>
       </w:r>
       <w:r>
         <w:rPr>
@@ -112,7 +112,7 @@
           <w:sz w:val="20"/>
           <w:szCs w:val="20"/>
         </w:rPr>
-        <w:t>ctly from the code. Values such as IDs, sizes and times are illustrative, chosen to show the rules at work.</w:t>
+        <w:t>progress numbers and file-name rules are taken directly from the code. Values such as IDs, sizes and times are illustrative, chosen to show the rules at work.</w:t>
       </w:r>
     </w:p>
     <w:p>
@@ -148,7 +148,7 @@
     <w:sdt>
       <w:sdtPr>
         <w:alias w:val="Contents"/>
-        <w:id w:val="574251480"/>
+        <w:id w:val="-2138407157"/>
       </w:sdtPr>
       <w:sdtEndPr/>
       <w:sdtContent>
@@ -174,7 +174,7 @@
           <w:r>
             <w:fldChar w:fldCharType="separate"/>
           </w:r>
-          <w:hyperlink w:anchor="_Toc243997577" w:history="1">
+          <w:hyperlink w:anchor="_Toc244008589" w:history="1">
             <w:r>
               <w:rPr>
                 <w:rStyle w:val="Hyperlink"/>
@@ -198,7 +198,7 @@
               <w:rPr>
                 <w:noProof/>
               </w:rPr>
-              <w:instrText xml:space="preserve"> PAGEREF _Toc243997577 \h </w:instrText>
+              <w:instrText xml:space="preserve"> PAGEREF _Toc244008589 \h </w:instrText>
             </w:r>
             <w:r>
               <w:rPr>
@@ -238,7 +238,7 @@
               <w:szCs w:val="22"/>
             </w:rPr>
           </w:pPr>
-          <w:hyperlink w:anchor="_Toc243997578" w:history="1">
+          <w:hyperlink w:anchor="_Toc244008590" w:history="1">
             <w:r>
               <w:rPr>
                 <w:rStyle w:val="Hyperlink"/>
@@ -262,7 +262,7 @@
               <w:rPr>
                 <w:noProof/>
               </w:rPr>
-              <w:instrText xml:space="preserve"> PAGEREF _Toc243997578 \h </w:instrText>
+              <w:instrText xml:space="preserve"> PAGEREF _Toc244008590 \h </w:instrText>
             </w:r>
             <w:r>
               <w:rPr>
@@ -302,7 +302,7 @@
               <w:szCs w:val="22"/>
             </w:rPr>
           </w:pPr>
-          <w:hyperlink w:anchor="_Toc243997579" w:history="1">
+          <w:hyperlink w:anchor="_Toc244008591" w:history="1">
             <w:r>
               <w:rPr>
                 <w:rStyle w:val="Hyperlink"/>
@@ -326,7 +326,7 @@
               <w:rPr>
                 <w:noProof/>
               </w:rPr>
-              <w:instrText xml:space="preserve"> PAGEREF _Toc243997579 \h </w:instrText>
+              <w:instrText xml:space="preserve"> PAGEREF _Toc244008591 \h </w:instrText>
             </w:r>
             <w:r>
               <w:rPr>
@@ -366,7 +366,7 @@
               <w:szCs w:val="22"/>
             </w:rPr>
           </w:pPr>
-          <w:hyperlink w:anchor="_Toc243997580" w:history="1">
+          <w:hyperlink w:anchor="_Toc244008592" w:history="1">
             <w:r>
               <w:rPr>
                 <w:rStyle w:val="Hyperlink"/>
@@ -390,7 +390,7 @@
               <w:rPr>
                 <w:noProof/>
               </w:rPr>
-              <w:instrText xml:space="preserve"> PAGEREF _Toc243997580 \h </w:instrText>
+              <w:instrText xml:space="preserve"> PAGEREF _Toc244008592 \h </w:instrText>
             </w:r>
             <w:r>
               <w:rPr>
@@ -430,7 +430,7 @@
               <w:szCs w:val="22"/>
             </w:rPr>
           </w:pPr>
-          <w:hyperlink w:anchor="_Toc243997581" w:history="1">
+          <w:hyperlink w:anchor="_Toc244008593" w:history="1">
             <w:r>
               <w:rPr>
                 <w:rStyle w:val="Hyperlink"/>
@@ -454,7 +454,7 @@
               <w:rPr>
                 <w:noProof/>
               </w:rPr>
-              <w:instrText xml:space="preserve"> PAGEREF _Toc243997581 \h </w:instrText>
+              <w:instrText xml:space="preserve"> PAGEREF _Toc244008593 \h </w:instrText>
             </w:r>
             <w:r>
               <w:rPr>
@@ -494,7 +494,7 @@
               <w:szCs w:val="22"/>
             </w:rPr>
           </w:pPr>
-          <w:hyperlink w:anchor="_Toc243997582" w:history="1">
+          <w:hyperlink w:anchor="_Toc244008594" w:history="1">
             <w:r>
               <w:rPr>
                 <w:rStyle w:val="Hyperlink"/>
@@ -518,7 +518,7 @@
               <w:rPr>
                 <w:noProof/>
               </w:rPr>
-              <w:instrText xml:space="preserve"> PAGEREF _Toc243997582 \h </w:instrText>
+              <w:instrText xml:space="preserve"> PAGEREF _Toc244008594 \h </w:instrText>
             </w:r>
             <w:r>
               <w:rPr>
@@ -558,7 +558,7 @@
               <w:szCs w:val="22"/>
             </w:rPr>
           </w:pPr>
-          <w:hyperlink w:anchor="_Toc243997583" w:history="1">
+          <w:hyperlink w:anchor="_Toc244008595" w:history="1">
             <w:r>
               <w:rPr>
                 <w:rStyle w:val="Hyperlink"/>
@@ -582,7 +582,7 @@
               <w:rPr>
                 <w:noProof/>
               </w:rPr>
-              <w:instrText xml:space="preserve"> PAGEREF _Toc243997583 \h </w:instrText>
+              <w:instrText xml:space="preserve"> PAGEREF _Toc244008595 \h </w:instrText>
             </w:r>
             <w:r>
               <w:rPr>
@@ -622,7 +622,7 @@
               <w:szCs w:val="22"/>
             </w:rPr>
           </w:pPr>
-          <w:hyperlink w:anchor="_Toc243997584" w:history="1">
+          <w:hyperlink w:anchor="_Toc244008596" w:history="1">
             <w:r>
               <w:rPr>
                 <w:rStyle w:val="Hyperlink"/>
@@ -646,7 +646,7 @@
               <w:rPr>
                 <w:noProof/>
               </w:rPr>
-              <w:instrText xml:space="preserve"> PAGEREF _Toc243997584 \h </w:instrText>
+              <w:instrText xml:space="preserve"> PAGEREF _Toc244008596 \h </w:instrText>
             </w:r>
             <w:r>
               <w:rPr>
@@ -686,7 +686,7 @@
               <w:szCs w:val="22"/>
             </w:rPr>
           </w:pPr>
-          <w:hyperlink w:anchor="_Toc243997585" w:history="1">
+          <w:hyperlink w:anchor="_Toc244008597" w:history="1">
             <w:r>
               <w:rPr>
                 <w:rStyle w:val="Hyperlink"/>
@@ -710,7 +710,7 @@
               <w:rPr>
                 <w:noProof/>
               </w:rPr>
-              <w:instrText xml:space="preserve"> PAGEREF _Toc243997585 \h </w:instrText>
+              <w:instrText xml:space="preserve"> PAGEREF _Toc244008597 \h </w:instrText>
             </w:r>
             <w:r>
               <w:rPr>
@@ -750,7 +750,7 @@
               <w:szCs w:val="22"/>
             </w:rPr>
           </w:pPr>
-          <w:hyperlink w:anchor="_Toc243997586" w:history="1">
+          <w:hyperlink w:anchor="_Toc244008598" w:history="1">
             <w:r>
               <w:rPr>
                 <w:rStyle w:val="Hyperlink"/>
@@ -774,7 +774,7 @@
               <w:rPr>
                 <w:noProof/>
               </w:rPr>
-              <w:instrText xml:space="preserve"> PAGEREF _Toc243997586 \h </w:instrText>
+              <w:instrText xml:space="preserve"> PAGEREF _Toc244008598 \h </w:instrText>
             </w:r>
             <w:r>
               <w:rPr>
@@ -814,7 +814,7 @@
               <w:szCs w:val="22"/>
             </w:rPr>
           </w:pPr>
-          <w:hyperlink w:anchor="_Toc243997587" w:history="1">
+          <w:hyperlink w:anchor="_Toc244008599" w:history="1">
             <w:r>
               <w:rPr>
                 <w:rStyle w:val="Hyperlink"/>
@@ -838,7 +838,7 @@
               <w:rPr>
                 <w:noProof/>
               </w:rPr>
-              <w:instrText xml:space="preserve"> PAGEREF _Toc243997587 \h </w:instrText>
+              <w:instrText xml:space="preserve"> PAGEREF _Toc244008599 \h </w:instrText>
             </w:r>
             <w:r>
               <w:rPr>
@@ -878,7 +878,7 @@
               <w:szCs w:val="22"/>
             </w:rPr>
           </w:pPr>
-          <w:hyperlink w:anchor="_Toc243997588" w:history="1">
+          <w:hyperlink w:anchor="_Toc244008600" w:history="1">
             <w:r>
               <w:rPr>
                 <w:rStyle w:val="Hyperlink"/>
@@ -902,7 +902,7 @@
               <w:rPr>
                 <w:noProof/>
               </w:rPr>
-              <w:instrText xml:space="preserve"> PAGEREF _Toc243997588 \h </w:instrText>
+              <w:instrText xml:space="preserve"> PAGEREF _Toc244008600 \h </w:instrText>
             </w:r>
             <w:r>
               <w:rPr>
@@ -942,7 +942,7 @@
               <w:szCs w:val="22"/>
             </w:rPr>
           </w:pPr>
-          <w:hyperlink w:anchor="_Toc243997589" w:history="1">
+          <w:hyperlink w:anchor="_Toc244008601" w:history="1">
             <w:r>
               <w:rPr>
                 <w:rStyle w:val="Hyperlink"/>
@@ -982,7 +982,7 @@
               <w:rPr>
                 <w:noProof/>
               </w:rPr>
-              <w:instrText xml:space="preserve"> PAGEREF _Toc243997589 \h </w:instrText>
+              <w:instrText xml:space="preserve"> PAGEREF _Toc244008601 \h </w:instrText>
             </w:r>
             <w:r>
               <w:rPr>
@@ -1022,7 +1022,7 @@
               <w:szCs w:val="22"/>
             </w:rPr>
           </w:pPr>
-          <w:hyperlink w:anchor="_Toc243997590" w:history="1">
+          <w:hyperlink w:anchor="_Toc244008602" w:history="1">
             <w:r>
               <w:rPr>
                 <w:rStyle w:val="Hyperlink"/>
@@ -1055,7 +1055,7 @@
               <w:rPr>
                 <w:noProof/>
               </w:rPr>
-              <w:instrText xml:space="preserve"> PAGEREF _Toc243997590 \h </w:instrText>
+              <w:instrText xml:space="preserve"> PAGEREF _Toc244008602 \h </w:instrText>
             </w:r>
             <w:r>
               <w:rPr>
@@ -1095,7 +1095,7 @@
               <w:szCs w:val="22"/>
             </w:rPr>
           </w:pPr>
-          <w:hyperlink w:anchor="_Toc243997591" w:history="1">
+          <w:hyperlink w:anchor="_Toc244008603" w:history="1">
             <w:r>
               <w:rPr>
                 <w:rStyle w:val="Hyperlink"/>
@@ -1119,7 +1119,7 @@
               <w:rPr>
                 <w:noProof/>
               </w:rPr>
-              <w:instrText xml:space="preserve"> PAGEREF _Toc243997591 \h </w:instrText>
+              <w:instrText xml:space="preserve"> PAGEREF _Toc244008603 \h </w:instrText>
             </w:r>
             <w:r>
               <w:rPr>
@@ -1159,7 +1159,7 @@
               <w:szCs w:val="22"/>
             </w:rPr>
           </w:pPr>
-          <w:hyperlink w:anchor="_Toc243997592" w:history="1">
+          <w:hyperlink w:anchor="_Toc244008604" w:history="1">
             <w:r>
               <w:rPr>
                 <w:rStyle w:val="Hyperlink"/>
@@ -1183,7 +1183,7 @@
               <w:rPr>
                 <w:noProof/>
               </w:rPr>
-              <w:instrText xml:space="preserve"> PAGEREF _Toc243997592 \h </w:instrText>
+              <w:instrText xml:space="preserve"> PAGEREF _Toc244008604 \h </w:instrText>
             </w:r>
             <w:r>
               <w:rPr>
@@ -1223,7 +1223,7 @@
               <w:szCs w:val="22"/>
             </w:rPr>
           </w:pPr>
-          <w:hyperlink w:anchor="_Toc243997593" w:history="1">
+          <w:hyperlink w:anchor="_Toc244008605" w:history="1">
             <w:r>
               <w:rPr>
                 <w:rStyle w:val="Hyperlink"/>
@@ -1247,7 +1247,7 @@
               <w:rPr>
                 <w:noProof/>
               </w:rPr>
-              <w:instrText xml:space="preserve"> PAGEREF _Toc243997593 \h </w:instrText>
+              <w:instrText xml:space="preserve"> PAGEREF _Toc244008605 \h </w:instrText>
             </w:r>
             <w:r>
               <w:rPr>
@@ -1287,7 +1287,7 @@
               <w:szCs w:val="22"/>
             </w:rPr>
           </w:pPr>
-          <w:hyperlink w:anchor="_Toc243997594" w:history="1">
+          <w:hyperlink w:anchor="_Toc244008606" w:history="1">
             <w:r>
               <w:rPr>
                 <w:rStyle w:val="Hyperlink"/>
@@ -1311,7 +1311,7 @@
               <w:rPr>
                 <w:noProof/>
               </w:rPr>
-              <w:instrText xml:space="preserve"> PAGEREF _Toc243997594 \h </w:instrText>
+              <w:instrText xml:space="preserve"> PAGEREF _Toc244008606 \h </w:instrText>
             </w:r>
             <w:r>
               <w:rPr>
@@ -1351,7 +1351,7 @@
               <w:szCs w:val="22"/>
             </w:rPr>
           </w:pPr>
-          <w:hyperlink w:anchor="_Toc243997595" w:history="1">
+          <w:hyperlink w:anchor="_Toc244008607" w:history="1">
             <w:r>
               <w:rPr>
                 <w:rStyle w:val="Hyperlink"/>
@@ -1375,7 +1375,7 @@
               <w:rPr>
                 <w:noProof/>
               </w:rPr>
-              <w:instrText xml:space="preserve"> PAGEREF _Toc243997595 \h </w:instrText>
+              <w:instrText xml:space="preserve"> PAGEREF _Toc244008607 \h </w:instrText>
             </w:r>
             <w:r>
               <w:rPr>
@@ -1415,7 +1415,7 @@
               <w:szCs w:val="22"/>
             </w:rPr>
           </w:pPr>
-          <w:hyperlink w:anchor="_Toc243997596" w:history="1">
+          <w:hyperlink w:anchor="_Toc244008608" w:history="1">
             <w:r>
               <w:rPr>
                 <w:rStyle w:val="Hyperlink"/>
@@ -1439,7 +1439,7 @@
               <w:rPr>
                 <w:noProof/>
               </w:rPr>
-              <w:instrText xml:space="preserve"> PAGEREF _Toc243997596 \h </w:instrText>
+              <w:instrText xml:space="preserve"> PAGEREF _Toc244008608 \h </w:instrText>
             </w:r>
             <w:r>
               <w:rPr>
@@ -1479,7 +1479,7 @@
               <w:szCs w:val="22"/>
             </w:rPr>
           </w:pPr>
-          <w:hyperlink w:anchor="_Toc243997597" w:history="1">
+          <w:hyperlink w:anchor="_Toc244008609" w:history="1">
             <w:r>
               <w:rPr>
                 <w:rStyle w:val="Hyperlink"/>
@@ -1503,7 +1503,7 @@
               <w:rPr>
                 <w:noProof/>
               </w:rPr>
-              <w:instrText xml:space="preserve"> PAGEREF _Toc243997597 \h </w:instrText>
+              <w:instrText xml:space="preserve"> PAGEREF _Toc244008609 \h </w:instrText>
             </w:r>
             <w:r>
               <w:rPr>
@@ -1543,7 +1543,7 @@
               <w:szCs w:val="22"/>
             </w:rPr>
           </w:pPr>
-          <w:hyperlink w:anchor="_Toc243997598" w:history="1">
+          <w:hyperlink w:anchor="_Toc244008610" w:history="1">
             <w:r>
               <w:rPr>
                 <w:rStyle w:val="Hyperlink"/>
@@ -1567,7 +1567,7 @@
               <w:rPr>
                 <w:noProof/>
               </w:rPr>
-              <w:instrText xml:space="preserve"> PAGEREF _Toc243997598 \h </w:instrText>
+              <w:instrText xml:space="preserve"> PAGEREF _Toc244008610 \h </w:instrText>
             </w:r>
             <w:r>
               <w:rPr>
@@ -1607,7 +1607,7 @@
               <w:szCs w:val="22"/>
             </w:rPr>
           </w:pPr>
-          <w:hyperlink w:anchor="_Toc243997599" w:history="1">
+          <w:hyperlink w:anchor="_Toc244008611" w:history="1">
             <w:r>
               <w:rPr>
                 <w:rStyle w:val="Hyperlink"/>
@@ -1631,7 +1631,7 @@
               <w:rPr>
                 <w:noProof/>
               </w:rPr>
-              <w:instrText xml:space="preserve"> PAGEREF _Toc243997599 \h </w:instrText>
+              <w:instrText xml:space="preserve"> PAGEREF _Toc244008611 \h </w:instrText>
             </w:r>
             <w:r>
               <w:rPr>
@@ -1671,7 +1671,7 @@
               <w:szCs w:val="22"/>
             </w:rPr>
           </w:pPr>
-          <w:hyperlink w:anchor="_Toc243997600" w:history="1">
+          <w:hyperlink w:anchor="_Toc244008612" w:history="1">
             <w:r>
               <w:rPr>
                 <w:rStyle w:val="Hyperlink"/>
@@ -1695,7 +1695,7 @@
               <w:rPr>
                 <w:noProof/>
               </w:rPr>
-              <w:instrText xml:space="preserve"> PAGEREF _Toc243997600 \h </w:instrText>
+              <w:instrText xml:space="preserve"> PAGEREF _Toc244008612 \h </w:instrText>
             </w:r>
             <w:r>
               <w:rPr>
@@ -1735,7 +1735,7 @@
               <w:szCs w:val="22"/>
             </w:rPr>
           </w:pPr>
-          <w:hyperlink w:anchor="_Toc243997601" w:history="1">
+          <w:hyperlink w:anchor="_Toc244008613" w:history="1">
             <w:r>
               <w:rPr>
                 <w:rStyle w:val="Hyperlink"/>
@@ -1759,7 +1759,7 @@
               <w:rPr>
                 <w:noProof/>
               </w:rPr>
-              <w:instrText xml:space="preserve"> PAGEREF _Toc243997601 \h </w:instrText>
+              <w:instrText xml:space="preserve"> PAGEREF _Toc244008613 \h </w:instrText>
             </w:r>
             <w:r>
               <w:rPr>
@@ -1799,7 +1799,7 @@
               <w:szCs w:val="22"/>
             </w:rPr>
           </w:pPr>
-          <w:hyperlink w:anchor="_Toc243997602" w:history="1">
+          <w:hyperlink w:anchor="_Toc244008614" w:history="1">
             <w:r>
               <w:rPr>
                 <w:rStyle w:val="Hyperlink"/>
@@ -1823,7 +1823,7 @@
               <w:rPr>
                 <w:noProof/>
               </w:rPr>
-              <w:instrText xml:space="preserve"> PAGEREF _Toc243997602 \h </w:instrText>
+              <w:instrText xml:space="preserve"> PAGEREF _Toc244008614 \h </w:instrText>
             </w:r>
             <w:r>
               <w:rPr>
@@ -1863,7 +1863,7 @@
               <w:szCs w:val="22"/>
             </w:rPr>
           </w:pPr>
-          <w:hyperlink w:anchor="_Toc243997603" w:history="1">
+          <w:hyperlink w:anchor="_Toc244008615" w:history="1">
             <w:r>
               <w:rPr>
                 <w:rStyle w:val="Hyperlink"/>
@@ -1887,7 +1887,7 @@
               <w:rPr>
                 <w:noProof/>
               </w:rPr>
-              <w:instrText xml:space="preserve"> PAGEREF _Toc243997603 \h </w:instrText>
+              <w:instrText xml:space="preserve"> PAGEREF _Toc244008615 \h </w:instrText>
             </w:r>
             <w:r>
               <w:rPr>
@@ -1927,7 +1927,7 @@
               <w:szCs w:val="22"/>
             </w:rPr>
           </w:pPr>
-          <w:hyperlink w:anchor="_Toc243997604" w:history="1">
+          <w:hyperlink w:anchor="_Toc244008616" w:history="1">
             <w:r>
               <w:rPr>
                 <w:rStyle w:val="Hyperlink"/>
@@ -1951,7 +1951,7 @@
               <w:rPr>
                 <w:noProof/>
               </w:rPr>
-              <w:instrText xml:space="preserve"> PAGEREF _Toc243997604 \h </w:instrText>
+              <w:instrText xml:space="preserve"> PAGEREF _Toc244008616 \h </w:instrText>
             </w:r>
             <w:r>
               <w:rPr>
@@ -1991,7 +1991,7 @@
               <w:szCs w:val="22"/>
             </w:rPr>
           </w:pPr>
-          <w:hyperlink w:anchor="_Toc243997605" w:history="1">
+          <w:hyperlink w:anchor="_Toc244008617" w:history="1">
             <w:r>
               <w:rPr>
                 <w:rStyle w:val="Hyperlink"/>
@@ -2031,7 +2031,7 @@
               <w:rPr>
                 <w:noProof/>
               </w:rPr>
-              <w:instrText xml:space="preserve"> PAGEREF _Toc243997605 \h </w:instrText>
+              <w:instrText xml:space="preserve"> PAGEREF _Toc244008617 \h </w:instrText>
             </w:r>
             <w:r>
               <w:rPr>
@@ -2071,7 +2071,7 @@
               <w:szCs w:val="22"/>
             </w:rPr>
           </w:pPr>
-          <w:hyperlink w:anchor="_Toc243997606" w:history="1">
+          <w:hyperlink w:anchor="_Toc244008618" w:history="1">
             <w:r>
               <w:rPr>
                 <w:rStyle w:val="Hyperlink"/>
@@ -2095,7 +2095,7 @@
               <w:rPr>
                 <w:noProof/>
               </w:rPr>
-              <w:instrText xml:space="preserve"> PAGEREF _Toc243997606 \h </w:instrText>
+              <w:instrText xml:space="preserve"> PAGEREF _Toc244008618 \h </w:instrText>
             </w:r>
             <w:r>
               <w:rPr>
@@ -2135,7 +2135,7 @@
               <w:szCs w:val="22"/>
             </w:rPr>
           </w:pPr>
-          <w:hyperlink w:anchor="_Toc243997607" w:history="1">
+          <w:hyperlink w:anchor="_Toc244008619" w:history="1">
             <w:r>
               <w:rPr>
                 <w:rStyle w:val="Hyperlink"/>
@@ -2159,7 +2159,7 @@
               <w:rPr>
                 <w:noProof/>
               </w:rPr>
-              <w:instrText xml:space="preserve"> PAGEREF _Toc243997607 \h </w:instrText>
+              <w:instrText xml:space="preserve"> PAGEREF _Toc244008619 \h </w:instrText>
             </w:r>
             <w:r>
               <w:rPr>
@@ -2199,7 +2199,7 @@
               <w:szCs w:val="22"/>
             </w:rPr>
           </w:pPr>
-          <w:hyperlink w:anchor="_Toc243997608" w:history="1">
+          <w:hyperlink w:anchor="_Toc244008620" w:history="1">
             <w:r>
               <w:rPr>
                 <w:rStyle w:val="Hyperlink"/>
@@ -2223,7 +2223,7 @@
               <w:rPr>
                 <w:noProof/>
               </w:rPr>
-              <w:instrText xml:space="preserve"> PAGEREF _Toc243997608 \h </w:instrText>
+              <w:instrText xml:space="preserve"> PAGEREF _Toc244008620 \h </w:instrText>
             </w:r>
             <w:r>
               <w:rPr>
@@ -2263,7 +2263,7 @@
               <w:szCs w:val="22"/>
             </w:rPr>
           </w:pPr>
-          <w:hyperlink w:anchor="_Toc243997609" w:history="1">
+          <w:hyperlink w:anchor="_Toc244008621" w:history="1">
             <w:r>
               <w:rPr>
                 <w:rStyle w:val="Hyperlink"/>
@@ -2287,7 +2287,7 @@
               <w:rPr>
                 <w:noProof/>
               </w:rPr>
-              <w:instrText xml:space="preserve"> PAGEREF _Toc243997609 \h </w:instrText>
+              <w:instrText xml:space="preserve"> PAGEREF _Toc244008621 \h </w:instrText>
             </w:r>
             <w:r>
               <w:rPr>
@@ -2327,7 +2327,7 @@
               <w:szCs w:val="22"/>
             </w:rPr>
           </w:pPr>
-          <w:hyperlink w:anchor="_Toc243997610" w:history="1">
+          <w:hyperlink w:anchor="_Toc244008622" w:history="1">
             <w:r>
               <w:rPr>
                 <w:rStyle w:val="Hyperlink"/>
@@ -2351,7 +2351,7 @@
               <w:rPr>
                 <w:noProof/>
               </w:rPr>
-              <w:instrText xml:space="preserve"> PAGEREF _Toc243997610 \h </w:instrText>
+              <w:instrText xml:space="preserve"> PAGEREF _Toc244008622 \h </w:instrText>
             </w:r>
             <w:r>
               <w:rPr>
@@ -2391,7 +2391,7 @@
               <w:szCs w:val="22"/>
             </w:rPr>
           </w:pPr>
-          <w:hyperlink w:anchor="_Toc243997611" w:history="1">
+          <w:hyperlink w:anchor="_Toc244008623" w:history="1">
             <w:r>
               <w:rPr>
                 <w:rStyle w:val="Hyperlink"/>
@@ -2415,7 +2415,7 @@
               <w:rPr>
                 <w:noProof/>
               </w:rPr>
-              <w:instrText xml:space="preserve"> PAGEREF _Toc243997611 \h </w:instrText>
+              <w:instrText xml:space="preserve"> PAGEREF _Toc244008623 \h </w:instrText>
             </w:r>
             <w:r>
               <w:rPr>
@@ -2455,7 +2455,7 @@
               <w:szCs w:val="22"/>
             </w:rPr>
           </w:pPr>
-          <w:hyperlink w:anchor="_Toc243997612" w:history="1">
+          <w:hyperlink w:anchor="_Toc244008624" w:history="1">
             <w:r>
               <w:rPr>
                 <w:rStyle w:val="Hyperlink"/>
@@ -2479,7 +2479,7 @@
               <w:rPr>
                 <w:noProof/>
               </w:rPr>
-              <w:instrText xml:space="preserve"> PAGEREF _Toc243997612 \h </w:instrText>
+              <w:instrText xml:space="preserve"> PAGEREF _Toc244008624 \h </w:instrText>
             </w:r>
             <w:r>
               <w:rPr>
@@ -2519,7 +2519,7 @@
               <w:szCs w:val="22"/>
             </w:rPr>
           </w:pPr>
-          <w:hyperlink w:anchor="_Toc243997613" w:history="1">
+          <w:hyperlink w:anchor="_Toc244008625" w:history="1">
             <w:r>
               <w:rPr>
                 <w:rStyle w:val="Hyperlink"/>
@@ -2543,7 +2543,7 @@
               <w:rPr>
                 <w:noProof/>
               </w:rPr>
-              <w:instrText xml:space="preserve"> PAGEREF _Toc243997613 \h </w:instrText>
+              <w:instrText xml:space="preserve"> PAGEREF _Toc244008625 \h </w:instrText>
             </w:r>
             <w:r>
               <w:rPr>
@@ -2583,7 +2583,7 @@
               <w:szCs w:val="22"/>
             </w:rPr>
           </w:pPr>
-          <w:hyperlink w:anchor="_Toc243997614" w:history="1">
+          <w:hyperlink w:anchor="_Toc244008626" w:history="1">
             <w:r>
               <w:rPr>
                 <w:rStyle w:val="Hyperlink"/>
@@ -2607,7 +2607,7 @@
               <w:rPr>
                 <w:noProof/>
               </w:rPr>
-              <w:instrText xml:space="preserve"> PAGEREF _Toc243997614 \h </w:instrText>
+              <w:instrText xml:space="preserve"> PAGEREF _Toc244008626 \h </w:instrText>
             </w:r>
             <w:r>
               <w:rPr>
@@ -2647,7 +2647,7 @@
               <w:szCs w:val="22"/>
             </w:rPr>
           </w:pPr>
-          <w:hyperlink w:anchor="_Toc243997615" w:history="1">
+          <w:hyperlink w:anchor="_Toc244008627" w:history="1">
             <w:r>
               <w:rPr>
                 <w:rStyle w:val="Hyperlink"/>
@@ -2671,7 +2671,7 @@
               <w:rPr>
                 <w:noProof/>
               </w:rPr>
-              <w:instrText xml:space="preserve"> PAGEREF _Toc243997615 \h </w:instrText>
+              <w:instrText xml:space="preserve"> PAGEREF _Toc244008627 \h </w:instrText>
             </w:r>
             <w:r>
               <w:rPr>
@@ -2711,7 +2711,7 @@
               <w:szCs w:val="22"/>
             </w:rPr>
           </w:pPr>
-          <w:hyperlink w:anchor="_Toc243997616" w:history="1">
+          <w:hyperlink w:anchor="_Toc244008628" w:history="1">
             <w:r>
               <w:rPr>
                 <w:rStyle w:val="Hyperlink"/>
@@ -2735,7 +2735,7 @@
               <w:rPr>
                 <w:noProof/>
               </w:rPr>
-              <w:instrText xml:space="preserve"> PAGEREF _Toc243997616 \h </w:instrText>
+              <w:instrText xml:space="preserve"> PAGEREF _Toc244008628 \h </w:instrText>
             </w:r>
             <w:r>
               <w:rPr>
@@ -2775,7 +2775,7 @@
               <w:szCs w:val="22"/>
             </w:rPr>
           </w:pPr>
-          <w:hyperlink w:anchor="_Toc243997617" w:history="1">
+          <w:hyperlink w:anchor="_Toc244008629" w:history="1">
             <w:r>
               <w:rPr>
                 <w:rStyle w:val="Hyperlink"/>
@@ -2799,7 +2799,7 @@
               <w:rPr>
                 <w:noProof/>
               </w:rPr>
-              <w:instrText xml:space="preserve"> PAGEREF _Toc243997617 \h </w:instrText>
+              <w:instrText xml:space="preserve"> PAGEREF _Toc244008629 \h </w:instrText>
             </w:r>
             <w:r>
               <w:rPr>
@@ -2839,7 +2839,7 @@
               <w:szCs w:val="22"/>
             </w:rPr>
           </w:pPr>
-          <w:hyperlink w:anchor="_Toc243997618" w:history="1">
+          <w:hyperlink w:anchor="_Toc244008630" w:history="1">
             <w:r>
               <w:rPr>
                 <w:rStyle w:val="Hyperlink"/>
@@ -2863,7 +2863,7 @@
               <w:rPr>
                 <w:noProof/>
               </w:rPr>
-              <w:instrText xml:space="preserve"> PAGEREF _Toc243997618 \h </w:instrText>
+              <w:instrText xml:space="preserve"> PAGEREF _Toc244008630 \h </w:instrText>
             </w:r>
             <w:r>
               <w:rPr>
@@ -2880,7 +2880,7 @@
               <w:rPr>
                 <w:noProof/>
               </w:rPr>
-              <w:t>29</w:t>
+              <w:t>30</w:t>
             </w:r>
             <w:r>
               <w:rPr>
@@ -2903,7 +2903,7 @@
               <w:szCs w:val="22"/>
             </w:rPr>
           </w:pPr>
-          <w:hyperlink w:anchor="_Toc243997619" w:history="1">
+          <w:hyperlink w:anchor="_Toc244008631" w:history="1">
             <w:r>
               <w:rPr>
                 <w:rStyle w:val="Hyperlink"/>
@@ -2927,7 +2927,7 @@
               <w:rPr>
                 <w:noProof/>
               </w:rPr>
-              <w:instrText xml:space="preserve"> PAGEREF _Toc243997619 \h </w:instrText>
+              <w:instrText xml:space="preserve"> PAGEREF _Toc244008631 \h </w:instrText>
             </w:r>
             <w:r>
               <w:rPr>
@@ -2967,7 +2967,7 @@
               <w:szCs w:val="22"/>
             </w:rPr>
           </w:pPr>
-          <w:hyperlink w:anchor="_Toc243997620" w:history="1">
+          <w:hyperlink w:anchor="_Toc244008632" w:history="1">
             <w:r>
               <w:rPr>
                 <w:rStyle w:val="Hyperlink"/>
@@ -2991,7 +2991,7 @@
               <w:rPr>
                 <w:noProof/>
               </w:rPr>
-              <w:instrText xml:space="preserve"> PAGEREF _Toc243997620 \h </w:instrText>
+              <w:instrText xml:space="preserve"> PAGEREF _Toc244008632 \h </w:instrText>
             </w:r>
             <w:r>
               <w:rPr>
@@ -3031,7 +3031,7 @@
               <w:szCs w:val="22"/>
             </w:rPr>
           </w:pPr>
-          <w:hyperlink w:anchor="_Toc243997621" w:history="1">
+          <w:hyperlink w:anchor="_Toc244008633" w:history="1">
             <w:r>
               <w:rPr>
                 <w:rStyle w:val="Hyperlink"/>
@@ -3055,7 +3055,7 @@
               <w:rPr>
                 <w:noProof/>
               </w:rPr>
-              <w:instrText xml:space="preserve"> PAGEREF _Toc243997621 \h </w:instrText>
+              <w:instrText xml:space="preserve"> PAGEREF _Toc244008633 \h </w:instrText>
             </w:r>
             <w:r>
               <w:rPr>
@@ -3072,7 +3072,71 @@
               <w:rPr>
                 <w:noProof/>
               </w:rPr>
-              <w:t>30</w:t>
+              <w:t>31</w:t>
+            </w:r>
+            <w:r>
+              <w:rPr>
+                <w:noProof/>
+              </w:rPr>
+              <w:fldChar w:fldCharType="end"/>
+            </w:r>
+          </w:hyperlink>
+        </w:p>
+        <w:p>
+          <w:pPr>
+            <w:pStyle w:val="TOC2"/>
+            <w:tabs>
+              <w:tab w:val="right" w:leader="dot" w:pos="9736"/>
+            </w:tabs>
+            <w:rPr>
+              <w:rFonts w:asciiTheme="minorHAnsi" w:eastAsiaTheme="minorEastAsia" w:hAnsiTheme="minorHAnsi" w:cstheme="minorBidi"/>
+              <w:noProof/>
+              <w:sz w:val="22"/>
+              <w:szCs w:val="22"/>
+            </w:rPr>
+          </w:pPr>
+          <w:hyperlink w:anchor="_Toc244008634" w:history="1">
+            <w:r>
+              <w:rPr>
+                <w:rStyle w:val="Hyperlink"/>
+                <w:noProof/>
+              </w:rPr>
+              <w:t>11.19 Change the download folder</w:t>
+            </w:r>
+            <w:r>
+              <w:rPr>
+                <w:noProof/>
+              </w:rPr>
+              <w:tab/>
+            </w:r>
+            <w:r>
+              <w:rPr>
+                <w:noProof/>
+              </w:rPr>
+              <w:fldChar w:fldCharType="begin"/>
+            </w:r>
+            <w:r>
+              <w:rPr>
+                <w:noProof/>
+              </w:rPr>
+              <w:instrText xml:space="preserve"> PAGEREF _Toc244008634 \h </w:instrText>
+            </w:r>
+            <w:r>
+              <w:rPr>
+                <w:noProof/>
+              </w:rPr>
+            </w:r>
+            <w:r>
+              <w:rPr>
+                <w:noProof/>
+              </w:rPr>
+              <w:fldChar w:fldCharType="separate"/>
+            </w:r>
+            <w:r>
+              <w:rPr>
+                <w:noProof/>
+              </w:rPr>
+              <w:t>31</w:t>
             </w:r>
             <w:r>
               <w:rPr>
@@ -3095,7 +3159,7 @@
               <w:szCs w:val="22"/>
             </w:rPr>
           </w:pPr>
-          <w:hyperlink w:anchor="_Toc243997622" w:history="1">
+          <w:hyperlink w:anchor="_Toc244008635" w:history="1">
             <w:r>
               <w:rPr>
                 <w:rStyle w:val="Hyperlink"/>
@@ -3119,7 +3183,7 @@
               <w:rPr>
                 <w:noProof/>
               </w:rPr>
-              <w:instrText xml:space="preserve"> PAGEREF _Toc243997622 \h </w:instrText>
+              <w:instrText xml:space="preserve"> PAGEREF _Toc244008635 \h </w:instrText>
             </w:r>
             <w:r>
               <w:rPr>
@@ -3136,7 +3200,7 @@
               <w:rPr>
                 <w:noProof/>
               </w:rPr>
-              <w:t>31</w:t>
+              <w:t>32</w:t>
             </w:r>
             <w:r>
               <w:rPr>
@@ -3159,7 +3223,7 @@
               <w:szCs w:val="22"/>
             </w:rPr>
           </w:pPr>
-          <w:hyperlink w:anchor="_Toc243997623" w:history="1">
+          <w:hyperlink w:anchor="_Toc244008636" w:history="1">
             <w:r>
               <w:rPr>
                 <w:rStyle w:val="Hyperlink"/>
@@ -3183,7 +3247,7 @@
               <w:rPr>
                 <w:noProof/>
               </w:rPr>
-              <w:instrText xml:space="preserve"> PAGEREF _Toc243997623 \h </w:instrText>
+              <w:instrText xml:space="preserve"> PAGEREF _Toc244008636 \h </w:instrText>
             </w:r>
             <w:r>
               <w:rPr>
@@ -3200,7 +3264,7 @@
               <w:rPr>
                 <w:noProof/>
               </w:rPr>
-              <w:t>31</w:t>
+              <w:t>32</w:t>
             </w:r>
             <w:r>
               <w:rPr>
@@ -3223,7 +3287,7 @@
               <w:szCs w:val="22"/>
             </w:rPr>
           </w:pPr>
-          <w:hyperlink w:anchor="_Toc243997624" w:history="1">
+          <w:hyperlink w:anchor="_Toc244008637" w:history="1">
             <w:r>
               <w:rPr>
                 <w:rStyle w:val="Hyperlink"/>
@@ -3247,7 +3311,7 @@
               <w:rPr>
                 <w:noProof/>
               </w:rPr>
-              <w:instrText xml:space="preserve"> PAGEREF _Toc243997624 \h </w:instrText>
+              <w:instrText xml:space="preserve"> PAGEREF _Toc244008637 \h </w:instrText>
             </w:r>
             <w:r>
               <w:rPr>
@@ -3264,7 +3328,7 @@
               <w:rPr>
                 <w:noProof/>
               </w:rPr>
-              <w:t>31</w:t>
+              <w:t>32</w:t>
             </w:r>
             <w:r>
               <w:rPr>
@@ -3287,7 +3351,7 @@
               <w:szCs w:val="22"/>
             </w:rPr>
           </w:pPr>
-          <w:hyperlink w:anchor="_Toc243997625" w:history="1">
+          <w:hyperlink w:anchor="_Toc244008638" w:history="1">
             <w:r>
               <w:rPr>
                 <w:rStyle w:val="Hyperlink"/>
@@ -3311,7 +3375,7 @@
               <w:rPr>
                 <w:noProof/>
               </w:rPr>
-              <w:instrText xml:space="preserve"> PAGEREF _Toc243997625 \h </w:instrText>
+              <w:instrText xml:space="preserve"> PAGEREF _Toc244008638 \h </w:instrText>
             </w:r>
             <w:r>
               <w:rPr>
@@ -3328,7 +3392,7 @@
               <w:rPr>
                 <w:noProof/>
               </w:rPr>
-              <w:t>31</w:t>
+              <w:t>32</w:t>
             </w:r>
             <w:r>
               <w:rPr>
@@ -3351,7 +3415,7 @@
               <w:szCs w:val="22"/>
             </w:rPr>
           </w:pPr>
-          <w:hyperlink w:anchor="_Toc243997626" w:history="1">
+          <w:hyperlink w:anchor="_Toc244008639" w:history="1">
             <w:r>
               <w:rPr>
                 <w:rStyle w:val="Hyperlink"/>
@@ -3375,7 +3439,7 @@
               <w:rPr>
                 <w:noProof/>
               </w:rPr>
-              <w:instrText xml:space="preserve"> PAGEREF _Toc243997626 \h </w:instrText>
+              <w:instrText xml:space="preserve"> PAGEREF _Toc244008639 \h </w:instrText>
             </w:r>
             <w:r>
               <w:rPr>
@@ -3392,7 +3456,7 @@
               <w:rPr>
                 <w:noProof/>
               </w:rPr>
-              <w:t>31</w:t>
+              <w:t>32</w:t>
             </w:r>
             <w:r>
               <w:rPr>
@@ -3415,7 +3479,7 @@
               <w:szCs w:val="22"/>
             </w:rPr>
           </w:pPr>
-          <w:hyperlink w:anchor="_Toc243997627" w:history="1">
+          <w:hyperlink w:anchor="_Toc244008640" w:history="1">
             <w:r>
               <w:rPr>
                 <w:rStyle w:val="Hyperlink"/>
@@ -3439,7 +3503,7 @@
               <w:rPr>
                 <w:noProof/>
               </w:rPr>
-              <w:instrText xml:space="preserve"> PAGEREF _Toc243997627 \h </w:instrText>
+              <w:instrText xml:space="preserve"> PAGEREF _Toc244008640 \h </w:instrText>
             </w:r>
             <w:r>
               <w:rPr>
@@ -3456,7 +3520,7 @@
               <w:rPr>
                 <w:noProof/>
               </w:rPr>
-              <w:t>32</w:t>
+              <w:t>33</w:t>
             </w:r>
             <w:r>
               <w:rPr>
@@ -3479,7 +3543,7 @@
               <w:szCs w:val="22"/>
             </w:rPr>
           </w:pPr>
-          <w:hyperlink w:anchor="_Toc243997628" w:history="1">
+          <w:hyperlink w:anchor="_Toc244008641" w:history="1">
             <w:r>
               <w:rPr>
                 <w:rStyle w:val="Hyperlink"/>
@@ -3503,7 +3567,7 @@
               <w:rPr>
                 <w:noProof/>
               </w:rPr>
-              <w:instrText xml:space="preserve"> PAGEREF _Toc243997628 \h </w:instrText>
+              <w:instrText xml:space="preserve"> PAGEREF _Toc244008641 \h </w:instrText>
             </w:r>
             <w:r>
               <w:rPr>
@@ -3520,7 +3584,71 @@
               <w:rPr>
                 <w:noProof/>
               </w:rPr>
-              <w:t>32</w:t>
+              <w:t>33</w:t>
+            </w:r>
+            <w:r>
+              <w:rPr>
+                <w:noProof/>
+              </w:rPr>
+              <w:fldChar w:fldCharType="end"/>
+            </w:r>
+          </w:hyperlink>
+        </w:p>
+        <w:p>
+          <w:pPr>
+            <w:pStyle w:val="TOC2"/>
+            <w:tabs>
+              <w:tab w:val="right" w:leader="dot" w:pos="9736"/>
+            </w:tabs>
+            <w:rPr>
+              <w:rFonts w:asciiTheme="minorHAnsi" w:eastAsiaTheme="minorEastAsia" w:hAnsiTheme="minorHAnsi" w:cstheme="minorBidi"/>
+              <w:noProof/>
+              <w:sz w:val="22"/>
+              <w:szCs w:val="22"/>
+            </w:rPr>
+          </w:pPr>
+          <w:hyperlink w:anchor="_Toc244008642" w:history="1">
+            <w:r>
+              <w:rPr>
+                <w:rStyle w:val="Hyperlink"/>
+                <w:noProof/>
+              </w:rPr>
+              <w:t>12.7 Look and themes</w:t>
+            </w:r>
+            <w:r>
+              <w:rPr>
+                <w:noProof/>
+              </w:rPr>
+              <w:tab/>
+            </w:r>
+            <w:r>
+              <w:rPr>
+                <w:noProof/>
+              </w:rPr>
+              <w:fldChar w:fldCharType="begin"/>
+            </w:r>
+            <w:r>
+              <w:rPr>
+                <w:noProof/>
+              </w:rPr>
+              <w:instrText xml:space="preserve"> PAGEREF _Toc244008642 \h </w:instrText>
+            </w:r>
+            <w:r>
+              <w:rPr>
+                <w:noProof/>
+              </w:rPr>
+            </w:r>
+            <w:r>
+              <w:rPr>
+                <w:noProof/>
+              </w:rPr>
+              <w:fldChar w:fldCharType="separate"/>
+            </w:r>
+            <w:r>
+              <w:rPr>
+                <w:noProof/>
+              </w:rPr>
+              <w:t>33</w:t>
             </w:r>
             <w:r>
               <w:rPr>
@@ -3543,7 +3671,7 @@
               <w:szCs w:val="22"/>
             </w:rPr>
           </w:pPr>
-          <w:hyperlink w:anchor="_Toc243997629" w:history="1">
+          <w:hyperlink w:anchor="_Toc244008643" w:history="1">
             <w:r>
               <w:rPr>
                 <w:rStyle w:val="Hyperlink"/>
@@ -3567,7 +3695,7 @@
               <w:rPr>
                 <w:noProof/>
               </w:rPr>
-              <w:instrText xml:space="preserve"> PAGEREF _Toc243997629 \h </w:instrText>
+              <w:instrText xml:space="preserve"> PAGEREF _Toc244008643 \h </w:instrText>
             </w:r>
             <w:r>
               <w:rPr>
@@ -3584,7 +3712,7 @@
               <w:rPr>
                 <w:noProof/>
               </w:rPr>
-              <w:t>33</w:t>
+              <w:t>35</w:t>
             </w:r>
             <w:r>
               <w:rPr>
@@ -3607,7 +3735,7 @@
               <w:szCs w:val="22"/>
             </w:rPr>
           </w:pPr>
-          <w:hyperlink w:anchor="_Toc243997630" w:history="1">
+          <w:hyperlink w:anchor="_Toc244008644" w:history="1">
             <w:r>
               <w:rPr>
                 <w:rStyle w:val="Hyperlink"/>
@@ -3656,7 +3784,7 @@
               <w:rPr>
                 <w:noProof/>
               </w:rPr>
-              <w:instrText xml:space="preserve"> PAGEREF _Toc243997630 \h </w:instrText>
+              <w:instrText xml:space="preserve"> PAGEREF _Toc244008644 \h </w:instrText>
             </w:r>
             <w:r>
               <w:rPr>
@@ -3673,7 +3801,7 @@
               <w:rPr>
                 <w:noProof/>
               </w:rPr>
-              <w:t>33</w:t>
+              <w:t>35</w:t>
             </w:r>
             <w:r>
               <w:rPr>
@@ -3696,7 +3824,7 @@
               <w:szCs w:val="22"/>
             </w:rPr>
           </w:pPr>
-          <w:hyperlink w:anchor="_Toc243997631" w:history="1">
+          <w:hyperlink w:anchor="_Toc244008645" w:history="1">
             <w:r>
               <w:rPr>
                 <w:rStyle w:val="Hyperlink"/>
@@ -3720,7 +3848,7 @@
               <w:rPr>
                 <w:noProof/>
               </w:rPr>
-              <w:instrText xml:space="preserve"> PAGEREF _Toc243997631 \h </w:instrText>
+              <w:instrText xml:space="preserve"> PAGEREF _Toc244008645 \h </w:instrText>
             </w:r>
             <w:r>
               <w:rPr>
@@ -3737,7 +3865,7 @@
               <w:rPr>
                 <w:noProof/>
               </w:rPr>
-              <w:t>33</w:t>
+              <w:t>35</w:t>
             </w:r>
             <w:r>
               <w:rPr>
@@ -3760,7 +3888,7 @@
               <w:szCs w:val="22"/>
             </w:rPr>
           </w:pPr>
-          <w:hyperlink w:anchor="_Toc243997632" w:history="1">
+          <w:hyperlink w:anchor="_Toc244008646" w:history="1">
             <w:r>
               <w:rPr>
                 <w:rStyle w:val="Hyperlink"/>
@@ -3784,7 +3912,7 @@
               <w:rPr>
                 <w:noProof/>
               </w:rPr>
-              <w:instrText xml:space="preserve"> PAGEREF _Toc243997632 \h </w:instrText>
+              <w:instrText xml:space="preserve"> PAGEREF _Toc244008646 \h </w:instrText>
             </w:r>
             <w:r>
               <w:rPr>
@@ -3801,7 +3929,7 @@
               <w:rPr>
                 <w:noProof/>
               </w:rPr>
-              <w:t>34</w:t>
+              <w:t>36</w:t>
             </w:r>
             <w:r>
               <w:rPr>
@@ -3824,7 +3952,7 @@
               <w:szCs w:val="22"/>
             </w:rPr>
           </w:pPr>
-          <w:hyperlink w:anchor="_Toc243997633" w:history="1">
+          <w:hyperlink w:anchor="_Toc244008647" w:history="1">
             <w:r>
               <w:rPr>
                 <w:rStyle w:val="Hyperlink"/>
@@ -3848,7 +3976,7 @@
               <w:rPr>
                 <w:noProof/>
               </w:rPr>
-              <w:instrText xml:space="preserve"> PAGEREF _Toc243997633 \h </w:instrText>
+              <w:instrText xml:space="preserve"> PAGEREF _Toc244008647 \h </w:instrText>
             </w:r>
             <w:r>
               <w:rPr>
@@ -3865,7 +3993,7 @@
               <w:rPr>
                 <w:noProof/>
               </w:rPr>
-              <w:t>35</w:t>
+              <w:t>37</w:t>
             </w:r>
             <w:r>
               <w:rPr>
@@ -3888,7 +4016,7 @@
               <w:szCs w:val="22"/>
             </w:rPr>
           </w:pPr>
-          <w:hyperlink w:anchor="_Toc243997634" w:history="1">
+          <w:hyperlink w:anchor="_Toc244008648" w:history="1">
             <w:r>
               <w:rPr>
                 <w:rStyle w:val="Hyperlink"/>
@@ -3912,7 +4040,7 @@
               <w:rPr>
                 <w:noProof/>
               </w:rPr>
-              <w:instrText xml:space="preserve"> PAGEREF _Toc243997634 \h </w:instrText>
+              <w:instrText xml:space="preserve"> PAGEREF _Toc244008648 \h </w:instrText>
             </w:r>
             <w:r>
               <w:rPr>
@@ -3929,7 +4057,7 @@
               <w:rPr>
                 <w:noProof/>
               </w:rPr>
-              <w:t>36</w:t>
+              <w:t>38</w:t>
             </w:r>
             <w:r>
               <w:rPr>
@@ -3952,7 +4080,7 @@
               <w:szCs w:val="22"/>
             </w:rPr>
           </w:pPr>
-          <w:hyperlink w:anchor="_Toc243997635" w:history="1">
+          <w:hyperlink w:anchor="_Toc244008649" w:history="1">
             <w:r>
               <w:rPr>
                 <w:rStyle w:val="Hyperlink"/>
@@ -3976,7 +4104,7 @@
               <w:rPr>
                 <w:noProof/>
               </w:rPr>
-              <w:instrText xml:space="preserve"> PAGEREF _Toc243997635 \h </w:instrText>
+              <w:instrText xml:space="preserve"> PAGEREF _Toc244008649 \h </w:instrText>
             </w:r>
             <w:r>
               <w:rPr>
@@ -3993,7 +4121,7 @@
               <w:rPr>
                 <w:noProof/>
               </w:rPr>
-              <w:t>37</w:t>
+              <w:t>39</w:t>
             </w:r>
             <w:r>
               <w:rPr>
@@ -4015,7 +4143,7 @@
         <w:pStyle w:val="Heading1"/>
         <w:pageBreakBefore/>
       </w:pPr>
-      <w:bookmarkStart w:id="1" w:name="_Toc243997577"/>
+      <w:bookmarkStart w:id="1" w:name="_Toc244008589"/>
       <w:r>
         <w:lastRenderedPageBreak/>
         <w:t>1. What AudioFetch is</w:t>
@@ -4027,10 +4155,10 @@
         <w:spacing w:after="120" w:line="276" w:lineRule="auto"/>
       </w:pPr>
       <w:r>
-        <w:t xml:space="preserve">AudioFetch is a self-hosted web app that turns YouTube </w:t>
-      </w:r>
-      <w:r>
-        <w:t>videos, and your own video or audio files, into tagged MP3, FLAC or WAV files. It runs on your own computer or server and is used from a browser on a PC or phone.</w:t>
+        <w:t>Audi</w:t>
+      </w:r>
+      <w:r>
+        <w:t>oFetch is a self-hosted web app that turns YouTube videos, and your own video or audio files, into tagged MP3, FLAC or WAV files. It runs on your own computer or server and is used from a browser on a PC or phone.</w:t>
       </w:r>
     </w:p>
     <w:p>
@@ -4058,10 +4186,10 @@
         <w:t>Get audio from YouTube.</w:t>
       </w:r>
       <w:r>
-        <w:t xml:space="preserve"> Paste one link, many links or a playlist, or search b</w:t>
-      </w:r>
-      <w:r>
-        <w:t>y song name.</w:t>
+        <w:t xml:space="preserve"> Pa</w:t>
+      </w:r>
+      <w:r>
+        <w:t>ste one link, many links or a playlist, or search by song name.</w:t>
       </w:r>
     </w:p>
     <w:p>
@@ -4101,7 +4229,10 @@
         <w:t>Edit while converting.</w:t>
       </w:r>
       <w:r>
-        <w:t xml:space="preserve"> Trim, remove silence, even out the volume, and split a video into tracks by its chapters.</w:t>
+        <w:t xml:space="preserve"> Trim, remove silence, even out the volume, and split </w:t>
+      </w:r>
+      <w:r>
+        <w:t>a video into tracks by its chapters.</w:t>
       </w:r>
     </w:p>
     <w:p>
@@ -4118,14 +4249,7 @@
           <w:b/>
           <w:bCs/>
         </w:rPr>
-        <w:t>Tag automatica</w:t>
-      </w:r>
-      <w:r>
-        <w:rPr>
-          <w:b/>
-          <w:bCs/>
-        </w:rPr>
-        <w:t>lly.</w:t>
+        <w:t>Tag automatically.</w:t>
       </w:r>
       <w:r>
         <w:t xml:space="preserve"> Title, artist, album, year, genre, cover art and lyrics (from LRCLIB) are written into the file.</w:t>
@@ -4148,7 +4272,10 @@
         <w:t>Manage the library.</w:t>
       </w:r>
       <w:r>
-        <w:t xml:space="preserve"> History, a built-in player with a waveform seek bar and timed lyrics, tag editing, ringtone maker, ZIP download and "show in folder".</w:t>
+        <w:t xml:space="preserve"> History, a built-in player with a waveform seek bar and timed lyrics, tag editing, </w:t>
+      </w:r>
+      <w:r>
+        <w:t>ringtone maker, ZIP download and "show in folder".</w:t>
       </w:r>
     </w:p>
     <w:p>
@@ -4176,10 +4303,10 @@
         <w:spacing w:after="120" w:line="276" w:lineRule="auto"/>
       </w:pPr>
       <w:r>
-        <w:t xml:space="preserve">The heavy work never happens inside a web request. The browser asks for a download, the server saves a row in the database and puts a job in </w:t>
-      </w:r>
-      <w:r>
-        <w:t xml:space="preserve">a queue, and a separate </w:t>
+        <w:t>The heavy work never happens inside a web request. The browser asks for a download, the se</w:t>
+      </w:r>
+      <w:r>
+        <w:t xml:space="preserve">rver saves a row in the database and puts a job in a queue, and a separate </w:t>
       </w:r>
       <w:r>
         <w:rPr>
@@ -4223,7 +4350,7 @@
         <w:pStyle w:val="Heading1"/>
         <w:pageBreakBefore/>
       </w:pPr>
-      <w:bookmarkStart w:id="2" w:name="_Toc243997578"/>
+      <w:bookmarkStart w:id="2" w:name="_Toc244008590"/>
       <w:r>
         <w:lastRenderedPageBreak/>
         <w:t>2. Technology stack</w:t>
@@ -4781,14 +4908,7 @@
                 <w:sz w:val="18"/>
                 <w:szCs w:val="18"/>
               </w:rPr>
-              <w:t>Single-p</w:t>
-            </w:r>
-            <w:r>
-              <w:rPr>
-                <w:sz w:val="18"/>
-                <w:szCs w:val="18"/>
-              </w:rPr>
-              <w:t>age app</w:t>
+              <w:t>Single-page app</w:t>
             </w:r>
           </w:p>
         </w:tc>
@@ -5574,7 +5694,7 @@
         <w:pStyle w:val="Heading1"/>
         <w:pageBreakBefore/>
       </w:pPr>
-      <w:bookmarkStart w:id="3" w:name="_Toc243997579"/>
+      <w:bookmarkStart w:id="3" w:name="_Toc244008591"/>
       <w:r>
         <w:lastRenderedPageBreak/>
         <w:t>3. System architecture</w:t>
@@ -5586,7 +5706,7 @@
         <w:pStyle w:val="Heading2"/>
         <w:keepNext/>
       </w:pPr>
-      <w:bookmarkStart w:id="4" w:name="_Toc243997580"/>
+      <w:bookmarkStart w:id="4" w:name="_Toc244008592"/>
       <w:r>
         <w:t>3.1 Big picture</w:t>
       </w:r>
@@ -5670,7 +5790,16 @@
           <w:sz w:val="15"/>
           <w:szCs w:val="15"/>
         </w:rPr>
-        <w:t xml:space="preserve">                       │  service worker (sw.js) · localStorage       │</w:t>
+        <w:t xml:space="preserve">                       │  service worker</w:t>
+      </w:r>
+      <w:r>
+        <w:rPr>
+          <w:rFonts w:ascii="Consolas" w:eastAsia="Consolas" w:hAnsi="Consolas" w:cs="Consolas"/>
+          <w:color w:val="1F2328"/>
+          <w:sz w:val="15"/>
+          <w:szCs w:val="15"/>
+        </w:rPr>
+        <w:t xml:space="preserve"> (sw.js) · localStorage       │</w:t>
       </w:r>
     </w:p>
     <w:p>
@@ -5710,16 +5839,7 @@
           <w:sz w:val="15"/>
           <w:szCs w:val="15"/>
         </w:rPr>
-        <w:t xml:space="preserve">                     JSON over HTTP    │</w:t>
-      </w:r>
-      <w:r>
-        <w:rPr>
-          <w:rFonts w:ascii="Consolas" w:eastAsia="Consolas" w:hAnsi="Consolas" w:cs="Consolas"/>
-          <w:color w:val="1F2328"/>
-          <w:sz w:val="15"/>
-          <w:szCs w:val="15"/>
-        </w:rPr>
-        <w:t xml:space="preserve">   audio stream (HTTP range)</w:t>
+        <w:t xml:space="preserve">                     JSON over HTTP    │   audio stream (HTTP range)</w:t>
       </w:r>
     </w:p>
     <w:p>
@@ -5759,7 +5879,16 @@
           <w:sz w:val="15"/>
           <w:szCs w:val="15"/>
         </w:rPr>
-        <w:t xml:space="preserve">                                       ▼</w:t>
+        <w:t xml:space="preserve">                </w:t>
+      </w:r>
+      <w:r>
+        <w:rPr>
+          <w:rFonts w:ascii="Consolas" w:eastAsia="Consolas" w:hAnsi="Consolas" w:cs="Consolas"/>
+          <w:color w:val="1F2328"/>
+          <w:sz w:val="15"/>
+          <w:szCs w:val="15"/>
+        </w:rPr>
+        <w:t xml:space="preserve">                       ▼</w:t>
       </w:r>
     </w:p>
     <w:p>
@@ -5799,16 +5928,7 @@
           <w:sz w:val="15"/>
           <w:szCs w:val="15"/>
         </w:rPr>
-        <w:t>│ Laravel web server  (php artisan serve</w:t>
-      </w:r>
-      <w:r>
-        <w:rPr>
-          <w:rFonts w:ascii="Consolas" w:eastAsia="Consolas" w:hAnsi="Consolas" w:cs="Consolas"/>
-          <w:color w:val="1F2328"/>
-          <w:sz w:val="15"/>
-          <w:szCs w:val="15"/>
-        </w:rPr>
-        <w:t xml:space="preserve"> · Apache/Laragon · Docker)          │</w:t>
+        <w:t>│ Laravel web server  (php artisan serve · Apache/Laragon · Docker)          │</w:t>
       </w:r>
     </w:p>
     <w:p>
@@ -5828,7 +5948,16 @@
           <w:sz w:val="15"/>
           <w:szCs w:val="15"/>
         </w:rPr>
-        <w:t>│                                                                            │</w:t>
+        <w:t xml:space="preserve">│                                                                        </w:t>
+      </w:r>
+      <w:r>
+        <w:rPr>
+          <w:rFonts w:ascii="Consolas" w:eastAsia="Consolas" w:hAnsi="Consolas" w:cs="Consolas"/>
+          <w:color w:val="1F2328"/>
+          <w:sz w:val="15"/>
+          <w:szCs w:val="15"/>
+        </w:rPr>
+        <w:t xml:space="preserve">    │</w:t>
       </w:r>
     </w:p>
     <w:p>
@@ -5868,16 +5997,7 @@
           <w:sz w:val="15"/>
           <w:szCs w:val="15"/>
         </w:rPr>
-        <w:t>│  routes/api.php ── RequireAppPassword ──► Controllers ──►</w:t>
-      </w:r>
-      <w:r>
-        <w:rPr>
-          <w:rFonts w:ascii="Consolas" w:eastAsia="Consolas" w:hAnsi="Consolas" w:cs="Consolas"/>
-          <w:color w:val="1F2328"/>
-          <w:sz w:val="15"/>
-          <w:szCs w:val="15"/>
-        </w:rPr>
-        <w:t xml:space="preserve"> Services         │</w:t>
+        <w:t>│  routes/api.php ── RequireAppPassword ──► Controllers ──► Services         │</w:t>
       </w:r>
     </w:p>
     <w:p>
@@ -5917,7 +6037,16 @@
           <w:sz w:val="15"/>
           <w:szCs w:val="15"/>
         </w:rPr>
-        <w:t>│                                              │ Download::create()          │</w:t>
+        <w:t xml:space="preserve">│            </w:t>
+      </w:r>
+      <w:r>
+        <w:rPr>
+          <w:rFonts w:ascii="Consolas" w:eastAsia="Consolas" w:hAnsi="Consolas" w:cs="Consolas"/>
+          <w:color w:val="1F2328"/>
+          <w:sz w:val="15"/>
+          <w:szCs w:val="15"/>
+        </w:rPr>
+        <w:t xml:space="preserve">                                  │ Download::create()          │</w:t>
       </w:r>
     </w:p>
     <w:p>
@@ -5977,7 +6106,16 @@
           <w:sz w:val="15"/>
           <w:szCs w:val="15"/>
         </w:rPr>
-        <w:t xml:space="preserve">                                               ▼</w:t>
+        <w:t xml:space="preserve">                                </w:t>
+      </w:r>
+      <w:r>
+        <w:rPr>
+          <w:rFonts w:ascii="Consolas" w:eastAsia="Consolas" w:hAnsi="Consolas" w:cs="Consolas"/>
+          <w:color w:val="1F2328"/>
+          <w:sz w:val="15"/>
+          <w:szCs w:val="15"/>
+        </w:rPr>
+        <w:t xml:space="preserve">               ▼</w:t>
       </w:r>
     </w:p>
     <w:p>
@@ -6017,16 +6155,7 @@
           <w:sz w:val="15"/>
           <w:szCs w:val="15"/>
         </w:rPr>
-        <w:t xml:space="preserve">                    │ Database (MySQL)                        </w:t>
-      </w:r>
-      <w:r>
-        <w:rPr>
-          <w:rFonts w:ascii="Consolas" w:eastAsia="Consolas" w:hAnsi="Consolas" w:cs="Consolas"/>
-          <w:color w:val="1F2328"/>
-          <w:sz w:val="15"/>
-          <w:szCs w:val="15"/>
-        </w:rPr>
-        <w:t xml:space="preserve"> │</w:t>
+        <w:t xml:space="preserve">                    │ Database (MySQL)                         │</w:t>
       </w:r>
     </w:p>
     <w:p>
@@ -6066,7 +6195,16 @@
           <w:sz w:val="15"/>
           <w:szCs w:val="15"/>
         </w:rPr>
-        <w:t xml:space="preserve">                    │ settings · jobs · failed_jobs · cache    │</w:t>
+        <w:t xml:space="preserve">                    │ settings · jobs · fail</w:t>
+      </w:r>
+      <w:r>
+        <w:rPr>
+          <w:rFonts w:ascii="Consolas" w:eastAsia="Consolas" w:hAnsi="Consolas" w:cs="Consolas"/>
+          <w:color w:val="1F2328"/>
+          <w:sz w:val="15"/>
+          <w:szCs w:val="15"/>
+        </w:rPr>
+        <w:t>ed_jobs · cache    │</w:t>
       </w:r>
     </w:p>
     <w:p>
@@ -6166,16 +6304,7 @@
           <w:sz w:val="15"/>
           <w:szCs w:val="15"/>
         </w:rPr>
-        <w:t xml:space="preserve">│ Queue worker  (php artisan queue:work / queue:listen)           </w:t>
-      </w:r>
-      <w:r>
-        <w:rPr>
-          <w:rFonts w:ascii="Consolas" w:eastAsia="Consolas" w:hAnsi="Consolas" w:cs="Consolas"/>
-          <w:color w:val="1F2328"/>
-          <w:sz w:val="15"/>
-          <w:szCs w:val="15"/>
-        </w:rPr>
-        <w:t xml:space="preserve">           │</w:t>
+        <w:t>│ Queue worker  (php artisan queue:work / queue:listen)                      │</w:t>
       </w:r>
     </w:p>
     <w:p>
@@ -6215,7 +6344,16 @@
           <w:sz w:val="15"/>
           <w:szCs w:val="15"/>
         </w:rPr>
-        <w:t>│  DownloadYoutubeAudioJob · ConvertLocalFileJob · ProcessPlaylistJob        │</w:t>
+        <w:t>│  DownloadYoutubeA</w:t>
+      </w:r>
+      <w:r>
+        <w:rPr>
+          <w:rFonts w:ascii="Consolas" w:eastAsia="Consolas" w:hAnsi="Consolas" w:cs="Consolas"/>
+          <w:color w:val="1F2328"/>
+          <w:sz w:val="15"/>
+          <w:szCs w:val="15"/>
+        </w:rPr>
+        <w:t>udioJob · ConvertLocalFileJob · ProcessPlaylistJob        │</w:t>
       </w:r>
     </w:p>
     <w:p>
@@ -6315,16 +6453,7 @@
           <w:sz w:val="15"/>
           <w:szCs w:val="15"/>
         </w:rPr>
-        <w:t>└────────┬─────────</w:t>
-      </w:r>
-      <w:r>
-        <w:rPr>
-          <w:rFonts w:ascii="Consolas" w:eastAsia="Consolas" w:hAnsi="Consolas" w:cs="Consolas"/>
-          <w:color w:val="1F2328"/>
-          <w:sz w:val="15"/>
-          <w:szCs w:val="15"/>
-        </w:rPr>
-        <w:t>──────┬───────────────────────────────────────────────────┘</w:t>
+        <w:t>└────────┬───────────────┬───────────────────────────────────────────────────┘</w:t>
       </w:r>
     </w:p>
     <w:p>
@@ -6344,7 +6473,16 @@
           <w:sz w:val="15"/>
           <w:szCs w:val="15"/>
         </w:rPr>
-        <w:t xml:space="preserve">         │               │</w:t>
+        <w:t xml:space="preserve">         │         </w:t>
+      </w:r>
+      <w:r>
+        <w:rPr>
+          <w:rFonts w:ascii="Consolas" w:eastAsia="Consolas" w:hAnsi="Consolas" w:cs="Consolas"/>
+          <w:color w:val="1F2328"/>
+          <w:sz w:val="15"/>
+          <w:szCs w:val="15"/>
+        </w:rPr>
+        <w:t xml:space="preserve">      │</w:t>
       </w:r>
     </w:p>
     <w:p>
@@ -6424,16 +6562,7 @@
           <w:sz w:val="15"/>
           <w:szCs w:val="15"/>
         </w:rPr>
-        <w:t xml:space="preserve">                   ├─ storage/app/t</w:t>
-      </w:r>
-      <w:r>
-        <w:rPr>
-          <w:rFonts w:ascii="Consolas" w:eastAsia="Consolas" w:hAnsi="Consolas" w:cs="Consolas"/>
-          <w:color w:val="1F2328"/>
-          <w:sz w:val="15"/>
-          <w:szCs w:val="15"/>
-        </w:rPr>
-        <w:t>emp                       work files</w:t>
+        <w:t xml:space="preserve">                   ├─ storage/app/temp                       work files</w:t>
       </w:r>
     </w:p>
     <w:p>
@@ -6453,7 +6582,16 @@
           <w:sz w:val="15"/>
           <w:szCs w:val="15"/>
         </w:rPr>
-        <w:t xml:space="preserve">                   ├─ storage/app/uploads/&lt;uuid&gt;/            browser uploads</w:t>
+        <w:t xml:space="preserve">                   ├─ storage/app/uploads/</w:t>
+      </w:r>
+      <w:r>
+        <w:rPr>
+          <w:rFonts w:ascii="Consolas" w:eastAsia="Consolas" w:hAnsi="Consolas" w:cs="Consolas"/>
+          <w:color w:val="1F2328"/>
+          <w:sz w:val="15"/>
+          <w:szCs w:val="15"/>
+        </w:rPr>
+        <w:t>&lt;uuid&gt;/            browser uploads</w:t>
       </w:r>
     </w:p>
     <w:p>
@@ -6481,7 +6619,7 @@
         <w:pStyle w:val="Heading2"/>
         <w:keepNext/>
       </w:pPr>
-      <w:bookmarkStart w:id="5" w:name="_Toc243997581"/>
+      <w:bookmarkStart w:id="5" w:name="_Toc244008593"/>
       <w:r>
         <w:t>3.2 Layers inside the backend</w:t>
       </w:r>
@@ -6665,7 +6803,7 @@
           <w:sz w:val="15"/>
           <w:szCs w:val="15"/>
         </w:rPr>
-        <w:t xml:space="preserve">     ├──► Models ......... Download, Playlist, PlaylistItem, </w:t>
+        <w:t xml:space="preserve">     ├──► Models ......... Download, Playlist, PlaylistItem, Setting</w:t>
       </w:r>
       <w:r>
         <w:rPr>
@@ -6674,7 +6812,7 @@
           <w:sz w:val="15"/>
           <w:szCs w:val="15"/>
         </w:rPr>
-        <w:t>Setting (Eloquent)</w:t>
+        <w:t xml:space="preserve"> (Eloquent)</w:t>
       </w:r>
     </w:p>
     <w:p>
@@ -6794,7 +6932,7 @@
           <w:sz w:val="15"/>
           <w:szCs w:val="15"/>
         </w:rPr>
-        <w:t xml:space="preserve">              │            LocalFileService, LyricsService</w:t>
+        <w:t xml:space="preserve">              │            LocalFileService, LyricsService, Chapt</w:t>
       </w:r>
       <w:r>
         <w:rPr>
@@ -6803,7 +6941,7 @@
           <w:sz w:val="15"/>
           <w:szCs w:val="15"/>
         </w:rPr>
-        <w:t>, ChapterSplitService,</w:t>
+        <w:t>erSplitService,</w:t>
       </w:r>
     </w:p>
     <w:p>
@@ -6883,7 +7021,7 @@
           <w:sz w:val="15"/>
           <w:szCs w:val="15"/>
         </w:rPr>
-        <w:t xml:space="preserve">                           FileExplorer, ProcessOutput, QueueWorkerH</w:t>
+        <w:t xml:space="preserve">                           FileExplorer, ProcessOutput, QueueWorkerHeartbea</w:t>
       </w:r>
       <w:r>
         <w:rPr>
@@ -6892,7 +7030,7 @@
           <w:sz w:val="15"/>
           <w:szCs w:val="15"/>
         </w:rPr>
-        <w:t>eartbeat</w:t>
+        <w:t>t</w:t>
       </w:r>
     </w:p>
     <w:p>
@@ -7084,7 +7222,7 @@
         <w:pStyle w:val="Heading1"/>
         <w:pageBreakBefore/>
       </w:pPr>
-      <w:bookmarkStart w:id="6" w:name="_Toc243997582"/>
+      <w:bookmarkStart w:id="6" w:name="_Toc244008594"/>
       <w:r>
         <w:lastRenderedPageBreak/>
         <w:t>4. Running processes</w:t>
@@ -8004,7 +8142,7 @@
         <w:pStyle w:val="Heading1"/>
         <w:pageBreakBefore/>
       </w:pPr>
-      <w:bookmarkStart w:id="7" w:name="_Toc243997583"/>
+      <w:bookmarkStart w:id="7" w:name="_Toc244008595"/>
       <w:r>
         <w:lastRenderedPageBreak/>
         <w:t>5. Project layout</w:t>
@@ -8871,7 +9009,7 @@
         <w:pStyle w:val="Heading1"/>
         <w:pageBreakBefore/>
       </w:pPr>
-      <w:bookmarkStart w:id="8" w:name="_Toc243997584"/>
+      <w:bookmarkStart w:id="8" w:name="_Toc244008596"/>
       <w:r>
         <w:lastRenderedPageBreak/>
         <w:t>6. Request lifecycle</w:t>
@@ -8883,7 +9021,7 @@
         <w:pStyle w:val="Heading2"/>
         <w:keepNext/>
       </w:pPr>
-      <w:bookmarkStart w:id="9" w:name="_Toc243997585"/>
+      <w:bookmarkStart w:id="9" w:name="_Toc244008597"/>
       <w:r>
         <w:t>6.1 Loading the app</w:t>
       </w:r>
@@ -9293,7 +9431,7 @@
         <w:pStyle w:val="Heading2"/>
         <w:keepNext/>
       </w:pPr>
-      <w:bookmarkStart w:id="10" w:name="_Toc243997586"/>
+      <w:bookmarkStart w:id="10" w:name="_Toc244008598"/>
       <w:r>
         <w:t>6.2 An API call</w:t>
       </w:r>
@@ -9804,7 +9942,7 @@
         <w:pStyle w:val="Heading1"/>
         <w:pageBreakBefore/>
       </w:pPr>
-      <w:bookmarkStart w:id="11" w:name="_Toc243997587"/>
+      <w:bookmarkStart w:id="11" w:name="_Toc244008599"/>
       <w:r>
         <w:lastRenderedPageBreak/>
         <w:t>7. Data model</w:t>
@@ -9816,7 +9954,7 @@
         <w:pStyle w:val="Heading2"/>
         <w:keepNext/>
       </w:pPr>
-      <w:bookmarkStart w:id="12" w:name="_Toc243997588"/>
+      <w:bookmarkStart w:id="12" w:name="_Toc244008600"/>
       <w:r>
         <w:t>7.1 Tables</w:t>
       </w:r>
@@ -10482,7 +10620,7 @@
         <w:pStyle w:val="Heading2"/>
         <w:keepNext/>
       </w:pPr>
-      <w:bookmarkStart w:id="13" w:name="_Toc243997589"/>
+      <w:bookmarkStart w:id="13" w:name="_Toc244008601"/>
       <w:r>
         <w:t xml:space="preserve">7.2 The </w:t>
       </w:r>
@@ -12520,7 +12658,7 @@
         <w:pStyle w:val="Heading2"/>
         <w:keepNext/>
       </w:pPr>
-      <w:bookmarkStart w:id="14" w:name="_Toc243997590"/>
+      <w:bookmarkStart w:id="14" w:name="_Toc244008602"/>
       <w:r>
         <w:t xml:space="preserve">7.3 Computed attributes on </w:t>
       </w:r>
@@ -12698,7 +12836,7 @@
         <w:pStyle w:val="Heading2"/>
         <w:keepNext/>
       </w:pPr>
-      <w:bookmarkStart w:id="15" w:name="_Toc243997591"/>
+      <w:bookmarkStart w:id="15" w:name="_Toc244008603"/>
       <w:r>
         <w:t>7.4 Migration history</w:t>
       </w:r>
@@ -13954,7 +14092,7 @@
         <w:pStyle w:val="Heading1"/>
         <w:pageBreakBefore/>
       </w:pPr>
-      <w:bookmarkStart w:id="16" w:name="_Toc243997592"/>
+      <w:bookmarkStart w:id="16" w:name="_Toc244008604"/>
       <w:r>
         <w:lastRenderedPageBreak/>
         <w:t>8. Download status and progress</w:t>
@@ -13966,7 +14104,7 @@
         <w:pStyle w:val="Heading2"/>
         <w:keepNext/>
       </w:pPr>
-      <w:bookmarkStart w:id="17" w:name="_Toc243997593"/>
+      <w:bookmarkStart w:id="17" w:name="_Toc244008605"/>
       <w:r>
         <w:t>8.1 Status state machine</w:t>
       </w:r>
@@ -14471,7 +14609,7 @@
         <w:pStyle w:val="Heading2"/>
         <w:keepNext/>
       </w:pPr>
-      <w:bookmarkStart w:id="18" w:name="_Toc243997594"/>
+      <w:bookmarkStart w:id="18" w:name="_Toc244008606"/>
       <w:r>
         <w:t>8.2 Progress bar map</w:t>
       </w:r>
@@ -16861,7 +16999,7 @@
         <w:pStyle w:val="Heading1"/>
         <w:pageBreakBefore/>
       </w:pPr>
-      <w:bookmarkStart w:id="19" w:name="_Toc243997595"/>
+      <w:bookmarkStart w:id="19" w:name="_Toc244008607"/>
       <w:r>
         <w:lastRenderedPageBreak/>
         <w:t>9. Backend modules and functions</w:t>
@@ -16873,7 +17011,7 @@
         <w:pStyle w:val="Heading2"/>
         <w:keepNext/>
       </w:pPr>
-      <w:bookmarkStart w:id="20" w:name="_Toc243997596"/>
+      <w:bookmarkStart w:id="20" w:name="_Toc244008608"/>
       <w:r>
         <w:t>9.1 Controllers</w:t>
       </w:r>
@@ -21302,17 +21440,85 @@
                 <w:sz w:val="18"/>
                 <w:szCs w:val="18"/>
               </w:rPr>
-              <w:t>,</w:t>
-            </w:r>
-            <w:r>
-              <w:rPr>
-                <w:sz w:val="18"/>
-                <w:szCs w:val="18"/>
-              </w:rPr>
               <w:t xml:space="preserve"> </w:t>
             </w:r>
             <w:r>
               <w:rPr>
+                <w:sz w:val="18"/>
+                <w:szCs w:val="18"/>
+              </w:rPr>
+              <w:t xml:space="preserve">(when the download folder changes, also returns </w:t>
+            </w:r>
+            <w:r>
+              <w:rPr>
+                <w:rFonts w:ascii="Consolas" w:eastAsia="Consolas" w:hAnsi="Consolas" w:cs="Consolas"/>
+                <w:color w:val="24292F"/>
+                <w:sz w:val="16"/>
+                <w:szCs w:val="16"/>
+                <w:shd w:val="clear" w:color="auto" w:fill="EEF1F5"/>
+              </w:rPr>
+              <w:t>previous_download_path</w:t>
+            </w:r>
+            <w:r>
+              <w:rPr>
+                <w:sz w:val="18"/>
+                <w:szCs w:val="18"/>
+              </w:rPr>
+              <w:t xml:space="preserve"> and </w:t>
+            </w:r>
+            <w:r>
+              <w:rPr>
+                <w:rFonts w:ascii="Consolas" w:eastAsia="Consolas" w:hAnsi="Consolas" w:cs="Consolas"/>
+                <w:color w:val="24292F"/>
+                <w:sz w:val="16"/>
+                <w:szCs w:val="16"/>
+                <w:shd w:val="clear" w:color="auto" w:fill="EEF1F5"/>
+              </w:rPr>
+              <w:t>songs_in_previous_folder</w:t>
+            </w:r>
+            <w:r>
+              <w:rPr>
+                <w:sz w:val="18"/>
+                <w:szCs w:val="18"/>
+              </w:rPr>
+              <w:t xml:space="preserve">), </w:t>
+            </w:r>
+            <w:r>
+              <w:rPr>
+                <w:rFonts w:ascii="Consolas" w:eastAsia="Consolas" w:hAnsi="Consolas" w:cs="Consolas"/>
+                <w:color w:val="24292F"/>
+                <w:sz w:val="16"/>
+                <w:szCs w:val="16"/>
+                <w:shd w:val="clear" w:color="auto" w:fill="EEF1F5"/>
+              </w:rPr>
+              <w:t>moveSongs</w:t>
+            </w:r>
+            <w:r>
+              <w:rPr>
+                <w:sz w:val="18"/>
+                <w:szCs w:val="18"/>
+              </w:rPr>
+              <w:t xml:space="preserve"> (moves the songs of an earlier folder into the current one with </w:t>
+            </w:r>
+            <w:r>
+              <w:rPr>
+                <w:rFonts w:ascii="Consolas" w:eastAsia="Consolas" w:hAnsi="Consolas" w:cs="Consolas"/>
+                <w:color w:val="24292F"/>
+                <w:sz w:val="16"/>
+                <w:szCs w:val="16"/>
+                <w:shd w:val="clear" w:color="auto" w:fill="EEF1F5"/>
+              </w:rPr>
+              <w:t>SongMover</w:t>
+            </w:r>
+            <w:r>
+              <w:rPr>
+                <w:sz w:val="18"/>
+                <w:szCs w:val="18"/>
+              </w:rPr>
+              <w:t xml:space="preserve">), </w:t>
+            </w:r>
+            <w:r>
+              <w:rPr>
                 <w:rFonts w:ascii="Consolas" w:eastAsia="Consolas" w:hAnsi="Consolas" w:cs="Consolas"/>
                 <w:color w:val="24292F"/>
                 <w:sz w:val="16"/>
@@ -21387,7 +21593,17 @@
                 <w:szCs w:val="16"/>
                 <w:shd w:val="clear" w:color="auto" w:fill="EEF1F5"/>
               </w:rPr>
-              <w:t>updateYtDlp</w:t>
+              <w:t>updateY</w:t>
+            </w:r>
+            <w:r>
+              <w:rPr>
+                <w:rFonts w:ascii="Consolas" w:eastAsia="Consolas" w:hAnsi="Consolas" w:cs="Consolas"/>
+                <w:color w:val="24292F"/>
+                <w:sz w:val="16"/>
+                <w:szCs w:val="16"/>
+                <w:shd w:val="clear" w:color="auto" w:fill="EEF1F5"/>
+              </w:rPr>
+              <w:t>tDlp</w:t>
             </w:r>
             <w:r>
               <w:rPr>
@@ -21543,7 +21759,7 @@
         <w:pStyle w:val="Heading2"/>
         <w:keepNext/>
       </w:pPr>
-      <w:bookmarkStart w:id="21" w:name="_Toc243997597"/>
+      <w:bookmarkStart w:id="21" w:name="_Toc244008609"/>
       <w:r>
         <w:t>9.2 Jobs</w:t>
       </w:r>
@@ -21676,6 +21892,7 @@
         <w:spacing w:after="60" w:line="276" w:lineRule="auto"/>
       </w:pPr>
       <w:r>
+        <w:lastRenderedPageBreak/>
         <w:t xml:space="preserve">Stop if cancelled. Mark as </w:t>
       </w:r>
       <w:r>
@@ -21706,7 +21923,6 @@
           <w:b/>
           <w:bCs/>
         </w:rPr>
-        <w:lastRenderedPageBreak/>
         <w:t>Video info.</w:t>
       </w:r>
       <w:r>
@@ -21723,7 +21939,10 @@
         <w:t>extractVideoInfo</w:t>
       </w:r>
       <w:r>
-        <w:t xml:space="preserve"> only when needed (placeholder title, or missing ID, duration or thumbnail) or when splitting by chapters. Titles the user set are kept. Empty tags are filled from yt-dlp and </w:t>
+        <w:t xml:space="preserve"> only when needed (placeholder title, or missing ID, duration or thumbnail) or when splitting by cha</w:t>
+      </w:r>
+      <w:r>
+        <w:t xml:space="preserve">pters. Titles the user set are kept. Empty tags are filled from yt-dlp and </w:t>
       </w:r>
       <w:r>
         <w:rPr>
@@ -21756,10 +21975,7 @@
         <w:t>Disk space.</w:t>
       </w:r>
       <w:r>
-        <w:t xml:space="preserve"> Estimate the size (bitrate × duration; FLAC coun</w:t>
-      </w:r>
-      <w:r>
-        <w:t xml:space="preserve">ted as 1000 kbps and WAV as 2304 kbps) and require </w:t>
+        <w:t xml:space="preserve"> Estimate the size (bitrate × duration; FLAC counted as 1000 kbps and WAV as 2304 kbps) and require </w:t>
       </w:r>
       <w:r>
         <w:rPr>
@@ -21802,7 +22018,17 @@
           <w:szCs w:val="19"/>
           <w:shd w:val="clear" w:color="auto" w:fill="EEF1F5"/>
         </w:rPr>
-        <w:t>&lt;download folder&gt;/&lt;FileName::fromTitle(title)&gt;.&lt;format&gt;</w:t>
+        <w:t>&lt;dow</w:t>
+      </w:r>
+      <w:r>
+        <w:rPr>
+          <w:rFonts w:ascii="Consolas" w:eastAsia="Consolas" w:hAnsi="Consolas" w:cs="Consolas"/>
+          <w:color w:val="24292F"/>
+          <w:sz w:val="19"/>
+          <w:szCs w:val="19"/>
+          <w:shd w:val="clear" w:color="auto" w:fill="EEF1F5"/>
+        </w:rPr>
+        <w:t>nload folder&gt;/&lt;FileName::fromTitle(title)&gt;.&lt;format&gt;</w:t>
       </w:r>
       <w:r>
         <w:t xml:space="preserve">. If it exists: </w:t>
@@ -21861,14 +22087,7 @@
           <w:b/>
           <w:bCs/>
         </w:rPr>
-        <w:t>D</w:t>
-      </w:r>
-      <w:r>
-        <w:rPr>
-          <w:b/>
-          <w:bCs/>
-        </w:rPr>
-        <w:t>ownload</w:t>
+        <w:t>Download</w:t>
       </w:r>
       <w:r>
         <w:t xml:space="preserve"> with </w:t>
@@ -21914,13 +22133,20 @@
           <w:szCs w:val="19"/>
           <w:shd w:val="clear" w:color="auto" w:fill="EEF1F5"/>
         </w:rPr>
-        <w:t>AudioConverterService::convert</w:t>
-      </w:r>
-      <w:r>
-        <w:t xml:space="preserve"> when the extension differs from the target or edits are wanted. Otherwise the file is just moved. After edits, the real duration is read with ffprob</w:t>
-      </w:r>
-      <w:r>
-        <w:t>e.</w:t>
+        <w:t>AudioConverterService::</w:t>
+      </w:r>
+      <w:r>
+        <w:rPr>
+          <w:rFonts w:ascii="Consolas" w:eastAsia="Consolas" w:hAnsi="Consolas" w:cs="Consolas"/>
+          <w:color w:val="24292F"/>
+          <w:sz w:val="19"/>
+          <w:szCs w:val="19"/>
+          <w:shd w:val="clear" w:color="auto" w:fill="EEF1F5"/>
+        </w:rPr>
+        <w:t>convert</w:t>
+      </w:r>
+      <w:r>
+        <w:t xml:space="preserve"> when the extension differs from the target or edits are wanted. Otherwise the file is just moved. After edits, the real duration is read with ffprobe.</w:t>
       </w:r>
     </w:p>
     <w:p>
@@ -21963,7 +22189,10 @@
         <w:t>thumbnail</w:t>
       </w:r>
       <w:r>
-        <w:t xml:space="preserve"> is downloaded and embedded (not for WAV). Tag failures are logged and do not fail the download.</w:t>
+        <w:t xml:space="preserve"> is downloaded and embedded (not for WAV). </w:t>
+      </w:r>
+      <w:r>
+        <w:t>Tag failures are logged and do not fail the download.</w:t>
       </w:r>
     </w:p>
     <w:p>
@@ -22000,14 +22229,7 @@
           <w:b/>
           <w:bCs/>
         </w:rPr>
-        <w:t>Cha</w:t>
-      </w:r>
-      <w:r>
-        <w:rPr>
-          <w:b/>
-          <w:bCs/>
-        </w:rPr>
-        <w:t>pters</w:t>
+        <w:t>Chapters</w:t>
       </w:r>
       <w:r>
         <w:t xml:space="preserve"> (</w:t>
@@ -22059,7 +22281,10 @@
         <w:t>completed</w:t>
       </w:r>
       <w:r>
-        <w:t>, then update the playlist counters.</w:t>
+        <w:t>, then update the playlist counte</w:t>
+      </w:r>
+      <w:r>
+        <w:t>rs.</w:t>
       </w:r>
     </w:p>
     <w:p>
@@ -22120,10 +22345,7 @@
         <w:t>Any other error.</w:t>
       </w:r>
       <w:r>
-        <w:t xml:space="preserve"> Files are cleaned up. If atte</w:t>
-      </w:r>
-      <w:r>
-        <w:t xml:space="preserve">mpts remain, the row goes back to </w:t>
+        <w:t xml:space="preserve"> Files are cleaned up. If attempts remain, the row goes back to </w:t>
       </w:r>
       <w:r>
         <w:rPr>
@@ -22136,7 +22358,10 @@
         <w:t>pending</w:t>
       </w:r>
       <w:r>
-        <w:t xml:space="preserve"> with "Attempt 1 of 3 failed, retrying...". The exception is re-thrown so the queue retries it.</w:t>
+        <w:t xml:space="preserve"> with "Attempt 1 of 3 failed, retrying...". The exception i</w:t>
+      </w:r>
+      <w:r>
+        <w:t>s re-thrown so the queue retries it.</w:t>
       </w:r>
     </w:p>
     <w:p>
@@ -22251,10 +22476,7 @@
         <w:t>LocalFileService::inspect</w:t>
       </w:r>
       <w:r>
-        <w:t xml:space="preserve"> the source. A missing upload says "The uploaded file is gone (uploads are kept for a day)"</w:t>
-      </w:r>
-      <w:r>
-        <w:t>.</w:t>
+        <w:t xml:space="preserve"> the source. A missing upload says "The uploaded file is gone (uploads are kept for a day)".</w:t>
       </w:r>
     </w:p>
     <w:p>
@@ -22280,7 +22502,10 @@
         <w:spacing w:after="60" w:line="276" w:lineRule="auto"/>
       </w:pPr>
       <w:r>
-        <w:t>Output path in the download folder, never overwriting anything, including the original itself.</w:t>
+        <w:t>Output path in the download folder, never ove</w:t>
+      </w:r>
+      <w:r>
+        <w:t>rwriting anything, including the original itself.</w:t>
       </w:r>
     </w:p>
     <w:p>
@@ -22464,7 +22689,13 @@
           <w:szCs w:val="19"/>
           <w:shd w:val="clear" w:color="auto" w:fill="EEF1F5"/>
         </w:rPr>
-        <w:t>Download::findExistin</w:t>
+        <w:t>Download::findExisting</w:t>
+      </w:r>
+      <w:r>
+        <w:t xml:space="preserve"> finds the song already downloaded in the same format and quality, link</w:t>
+      </w:r>
+      <w:r>
+        <w:t xml:space="preserve"> the item to that download. Otherwise create a </w:t>
       </w:r>
       <w:r>
         <w:rPr>
@@ -22474,10 +22705,10 @@
           <w:szCs w:val="19"/>
           <w:shd w:val="clear" w:color="auto" w:fill="EEF1F5"/>
         </w:rPr>
-        <w:t>g</w:t>
-      </w:r>
-      <w:r>
-        <w:t xml:space="preserve"> finds the song already downloaded in the same format and quality, link the item to that download. Otherwise create a </w:t>
+        <w:t>pending</w:t>
+      </w:r>
+      <w:r>
+        <w:t xml:space="preserve"> download with the placeholder title, link the item to it, and dispatch </w:t>
       </w:r>
       <w:r>
         <w:rPr>
@@ -22487,10 +22718,10 @@
           <w:szCs w:val="19"/>
           <w:shd w:val="clear" w:color="auto" w:fill="EEF1F5"/>
         </w:rPr>
-        <w:t>pending</w:t>
-      </w:r>
-      <w:r>
-        <w:t xml:space="preserve"> download with the placeholder title, link the item to it, and dispatch </w:t>
+        <w:t>DownloadYoutubeAudioJob</w:t>
+      </w:r>
+      <w:r>
+        <w:t xml:space="preserve"> with a delay of </w:t>
       </w:r>
       <w:r>
         <w:rPr>
@@ -22500,10 +22731,10 @@
           <w:szCs w:val="19"/>
           <w:shd w:val="clear" w:color="auto" w:fill="EEF1F5"/>
         </w:rPr>
-        <w:t>DownloadYoutubeAudioJob</w:t>
-      </w:r>
-      <w:r>
-        <w:t xml:space="preserve"> with a delay of </w:t>
+        <w:t>n × rate_limit_seconds</w:t>
+      </w:r>
+      <w:r>
+        <w:t xml:space="preserve">, where </w:t>
       </w:r>
       <w:r>
         <w:rPr>
@@ -22513,7 +22744,10 @@
           <w:szCs w:val="19"/>
           <w:shd w:val="clear" w:color="auto" w:fill="EEF1F5"/>
         </w:rPr>
-        <w:t>n × rate_limit_sec</w:t>
+        <w:t>n</w:t>
+      </w:r>
+      <w:r>
+        <w:t xml:space="preserve"> counts only the queued songs. At the end it calls </w:t>
       </w:r>
       <w:r>
         <w:rPr>
@@ -22523,10 +22757,7 @@
           <w:szCs w:val="19"/>
           <w:shd w:val="clear" w:color="auto" w:fill="EEF1F5"/>
         </w:rPr>
-        <w:t>onds</w:t>
-      </w:r>
-      <w:r>
-        <w:t xml:space="preserve">, where </w:t>
+        <w:t>Playlist</w:t>
       </w:r>
       <w:r>
         <w:rPr>
@@ -22536,20 +22767,7 @@
           <w:szCs w:val="19"/>
           <w:shd w:val="clear" w:color="auto" w:fill="EEF1F5"/>
         </w:rPr>
-        <w:t>n</w:t>
-      </w:r>
-      <w:r>
-        <w:t xml:space="preserve"> counts only the queued songs. At the end it calls </w:t>
-      </w:r>
-      <w:r>
-        <w:rPr>
-          <w:rFonts w:ascii="Consolas" w:eastAsia="Consolas" w:hAnsi="Consolas" w:cs="Consolas"/>
-          <w:color w:val="24292F"/>
-          <w:sz w:val="19"/>
-          <w:szCs w:val="19"/>
-          <w:shd w:val="clear" w:color="auto" w:fill="EEF1F5"/>
-        </w:rPr>
-        <w:t>Playlist::syncProgress()</w:t>
+        <w:t>::syncProgress()</w:t>
       </w:r>
       <w:r>
         <w:t xml:space="preserve">, so reused songs count straight away and a playlist whose songs were all reused is </w:t>
@@ -22610,10 +22828,7 @@
         <w:t>storage/app/temp</w:t>
       </w:r>
       <w:r>
-        <w:t xml:space="preserve"> </w:t>
-      </w:r>
-      <w:r>
-        <w:t>older than 24 hours.</w:t>
+        <w:t xml:space="preserve"> older than 24 hours.</w:t>
       </w:r>
     </w:p>
     <w:p>
@@ -22637,7 +22852,10 @@
         <w:t>UploadStore::prune()</w:t>
       </w:r>
       <w:r>
-        <w:t xml:space="preserve"> removes uploads with no activity for 24 hours. Uploads still waiting for a conversion (</w:t>
+        <w:t xml:space="preserve"> removes uploads with no activi</w:t>
+      </w:r>
+      <w:r>
+        <w:t>ty for 24 hours. Uploads still waiting for a conversion (</w:t>
       </w:r>
       <w:r>
         <w:rPr>
@@ -22679,7 +22897,7 @@
         <w:pStyle w:val="Heading2"/>
         <w:keepNext/>
       </w:pPr>
-      <w:bookmarkStart w:id="22" w:name="_Toc243997598"/>
+      <w:bookmarkStart w:id="22" w:name="_Toc244008610"/>
       <w:r>
         <w:t>9.3 Services</w:t>
       </w:r>
@@ -22796,16 +23014,7 @@
                 <w:sz w:val="18"/>
                 <w:szCs w:val="18"/>
               </w:rPr>
-              <w:t>Wh</w:t>
-            </w:r>
-            <w:r>
-              <w:rPr>
-                <w:b/>
-                <w:bCs/>
-                <w:sz w:val="18"/>
-                <w:szCs w:val="18"/>
-              </w:rPr>
-              <w:t>at it does</w:t>
+              <w:t>What it does</w:t>
             </w:r>
           </w:p>
         </w:tc>
@@ -23469,17 +23678,17 @@
                 <w:szCs w:val="16"/>
                 <w:shd w:val="clear" w:color="auto" w:fill="EEF1F5"/>
               </w:rPr>
-              <w:t>yt-dlp --r</w:t>
-            </w:r>
-            <w:r>
-              <w:rPr>
-                <w:rFonts w:ascii="Consolas" w:eastAsia="Consolas" w:hAnsi="Consolas" w:cs="Consolas"/>
-                <w:color w:val="24292F"/>
-                <w:sz w:val="16"/>
-                <w:szCs w:val="16"/>
-                <w:shd w:val="clear" w:color="auto" w:fill="EEF1F5"/>
-              </w:rPr>
-              <w:t>etries 10 --fragment-retries 10 --extractor-retries 3 --socket-timeout 30 …</w:t>
+              <w:t xml:space="preserve">yt-dlp --retries 10 --fragment-retries 10 --extractor-retries 3 --socket-timeout 30 </w:t>
+            </w:r>
+            <w:r>
+              <w:rPr>
+                <w:rFonts w:ascii="Consolas" w:eastAsia="Consolas" w:hAnsi="Consolas" w:cs="Consolas"/>
+                <w:color w:val="24292F"/>
+                <w:sz w:val="16"/>
+                <w:szCs w:val="16"/>
+                <w:shd w:val="clear" w:color="auto" w:fill="EEF1F5"/>
+              </w:rPr>
+              <w:t>…</w:t>
             </w:r>
             <w:r>
               <w:rPr>
@@ -23724,14 +23933,7 @@
                 <w:sz w:val="18"/>
                 <w:szCs w:val="18"/>
               </w:rPr>
-              <w:t xml:space="preserve">, uploader, album, year, </w:t>
-            </w:r>
-            <w:r>
-              <w:rPr>
-                <w:sz w:val="18"/>
-                <w:szCs w:val="18"/>
-              </w:rPr>
-              <w:t>genre, thumbnail, duration, chapters, url.</w:t>
+              <w:t>, uploader, album, year, genre, thumbnail, duration, chapters, url.</w:t>
             </w:r>
           </w:p>
         </w:tc>
@@ -23846,7 +24048,17 @@
                 <w:szCs w:val="16"/>
                 <w:shd w:val="clear" w:color="auto" w:fill="EEF1F5"/>
               </w:rPr>
-              <w:t>release_year</w:t>
+              <w:t>rel</w:t>
+            </w:r>
+            <w:r>
+              <w:rPr>
+                <w:rFonts w:ascii="Consolas" w:eastAsia="Consolas" w:hAnsi="Consolas" w:cs="Consolas"/>
+                <w:color w:val="24292F"/>
+                <w:sz w:val="16"/>
+                <w:szCs w:val="16"/>
+                <w:shd w:val="clear" w:color="auto" w:fill="EEF1F5"/>
+              </w:rPr>
+              <w:t>ease_year</w:t>
             </w:r>
             <w:r>
               <w:rPr>
@@ -24111,7 +24323,17 @@
                 <w:szCs w:val="16"/>
                 <w:shd w:val="clear" w:color="auto" w:fill="EEF1F5"/>
               </w:rPr>
-              <w:t>downloadAudio</w:t>
+              <w:t>d</w:t>
+            </w:r>
+            <w:r>
+              <w:rPr>
+                <w:rFonts w:ascii="Consolas" w:eastAsia="Consolas" w:hAnsi="Consolas" w:cs="Consolas"/>
+                <w:color w:val="24292F"/>
+                <w:sz w:val="16"/>
+                <w:szCs w:val="16"/>
+                <w:shd w:val="clear" w:color="auto" w:fill="EEF1F5"/>
+              </w:rPr>
+              <w:t>ownloadAudio</w:t>
             </w:r>
           </w:p>
         </w:tc>
@@ -24150,14 +24372,7 @@
                 <w:sz w:val="18"/>
                 <w:szCs w:val="18"/>
               </w:rPr>
-              <w:t>; passes each</w:t>
-            </w:r>
-            <w:r>
-              <w:rPr>
-                <w:sz w:val="18"/>
-                <w:szCs w:val="18"/>
-              </w:rPr>
-              <w:t xml:space="preserve"> progress line to </w:t>
+              <w:t xml:space="preserve">; passes each progress line to </w:t>
             </w:r>
             <w:r>
               <w:rPr>
@@ -24583,7 +24798,17 @@
                 <w:szCs w:val="16"/>
                 <w:shd w:val="clear" w:color="auto" w:fill="EEF1F5"/>
               </w:rPr>
-              <w:t>getYtDlpVersion</w:t>
+              <w:t>getYtDlpVers</w:t>
+            </w:r>
+            <w:r>
+              <w:rPr>
+                <w:rFonts w:ascii="Consolas" w:eastAsia="Consolas" w:hAnsi="Consolas" w:cs="Consolas"/>
+                <w:color w:val="24292F"/>
+                <w:sz w:val="16"/>
+                <w:szCs w:val="16"/>
+                <w:shd w:val="clear" w:color="auto" w:fill="EEF1F5"/>
+              </w:rPr>
+              <w:t>ion</w:t>
             </w:r>
             <w:r>
               <w:rPr>
@@ -26594,14 +26819,7 @@
                 <w:sz w:val="18"/>
                 <w:szCs w:val="18"/>
               </w:rPr>
-              <w:t xml:space="preserve"> frame that pla</w:t>
-            </w:r>
-            <w:r>
-              <w:rPr>
-                <w:sz w:val="18"/>
-                <w:szCs w:val="18"/>
-              </w:rPr>
-              <w:t xml:space="preserve">yers ignore). FLAC: a </w:t>
+              <w:t xml:space="preserve"> frame that players ignore). FLAC: a </w:t>
             </w:r>
             <w:r>
               <w:rPr>
@@ -26723,7 +26941,14 @@
                 <w:sz w:val="18"/>
                 <w:szCs w:val="18"/>
               </w:rPr>
-              <w:t>, tried up to 5 times with growing pauses. The song never disappears in between, even when a virus scanner or player holds the file briefly.</w:t>
+              <w:t>, tried up to 5 times with growing pauses. The song neve</w:t>
+            </w:r>
+            <w:r>
+              <w:rPr>
+                <w:sz w:val="18"/>
+                <w:szCs w:val="18"/>
+              </w:rPr>
+              <w:t>r disappears in between, even when a virus scanner or player holds the file briefly.</w:t>
             </w:r>
           </w:p>
         </w:tc>
@@ -26747,17 +26972,7 @@
           <w:szCs w:val="19"/>
           <w:shd w:val="clear" w:color="auto" w:fill="EEF1F5"/>
         </w:rPr>
-        <w:t>L</w:t>
-      </w:r>
-      <w:r>
-        <w:rPr>
-          <w:rFonts w:ascii="Consolas" w:eastAsia="Consolas" w:hAnsi="Consolas" w:cs="Consolas"/>
-          <w:color w:val="24292F"/>
-          <w:sz w:val="19"/>
-          <w:szCs w:val="19"/>
-          <w:shd w:val="clear" w:color="auto" w:fill="EEF1F5"/>
-        </w:rPr>
-        <w:t>ocalFileService</w:t>
+        <w:t>LocalFileService</w:t>
       </w:r>
       <w:r>
         <w:t xml:space="preserve"> (your own files)</w:t>
@@ -27262,7 +27477,14 @@
                 <w:sz w:val="18"/>
                 <w:szCs w:val="18"/>
               </w:rPr>
-              <w:t>Saves the embedded artwork, or a video frame about a tenth of the way in, as a JPEG at most 640 px wide.</w:t>
+              <w:t>Saves the embedded artwork, or a vi</w:t>
+            </w:r>
+            <w:r>
+              <w:rPr>
+                <w:sz w:val="18"/>
+                <w:szCs w:val="18"/>
+              </w:rPr>
+              <w:t>deo frame about a tenth of the way in, as a JPEG at most 640 px wide.</w:t>
             </w:r>
           </w:p>
         </w:tc>
@@ -27302,10 +27524,7 @@
         <w:spacing w:after="60" w:line="276" w:lineRule="auto"/>
       </w:pPr>
       <w:r>
-        <w:t>The title is cleaned and the artist part is removed: "Artist - Song (Officia</w:t>
-      </w:r>
-      <w:r>
-        <w:t>l Video)" becomes "Song".</w:t>
+        <w:t>The title is cleaned and the artist part is removed: "Artist - Song (Official Video)" becomes "Song".</w:t>
       </w:r>
     </w:p>
     <w:p>
@@ -27328,7 +27547,17 @@
           <w:szCs w:val="19"/>
           <w:shd w:val="clear" w:color="auto" w:fill="EEF1F5"/>
         </w:rPr>
-        <w:t>GET /api/get?track_name&amp;artist_name&amp;album_name&amp;duration</w:t>
+        <w:t>GET /api/get?track_</w:t>
+      </w:r>
+      <w:r>
+        <w:rPr>
+          <w:rFonts w:ascii="Consolas" w:eastAsia="Consolas" w:hAnsi="Consolas" w:cs="Consolas"/>
+          <w:color w:val="24292F"/>
+          <w:sz w:val="19"/>
+          <w:szCs w:val="19"/>
+          <w:shd w:val="clear" w:color="auto" w:fill="EEF1F5"/>
+        </w:rPr>
+        <w:t>name&amp;artist_name&amp;album_name&amp;duration</w:t>
       </w:r>
       <w:r>
         <w:t>.</w:t>
@@ -27371,10 +27600,7 @@
         <w:t>?q=&lt;main artist&gt; &lt;track&gt;</w:t>
       </w:r>
       <w:r>
-        <w:t xml:space="preserve">. The main artist drops "ft.", "feat.", "x", "vs", "&amp;" and </w:t>
-      </w:r>
-      <w:r>
-        <w:t>",".</w:t>
+        <w:t>. The main artist drops "ft.", "feat.", "x", "vs", "&amp;" and ",".</w:t>
       </w:r>
     </w:p>
     <w:p>
@@ -27502,15 +27728,7 @@
           <w:szCs w:val="19"/>
           <w:shd w:val="clear" w:color="auto" w:fill="EEF1F5"/>
         </w:rPr>
-        <w:t>ChapterSplitService</w:t>
-      </w:r>
-    </w:p>
-    <w:p>
-      <w:pPr>
-        <w:spacing w:after="120" w:line="276" w:lineRule="auto"/>
-      </w:pPr>
-      <w:r>
-        <w:t xml:space="preserve">Cuts a finished file into one file per chapter with </w:t>
+        <w:t>Chapter</w:t>
       </w:r>
       <w:r>
         <w:rPr>
@@ -27520,13 +27738,15 @@
           <w:szCs w:val="19"/>
           <w:shd w:val="clear" w:color="auto" w:fill="EEF1F5"/>
         </w:rPr>
-        <w:t>ffmpeg -ss &lt;start&gt; -to &lt;end&gt; -i &lt;file&gt; -map 0 -c copy</w:t>
-      </w:r>
-      <w:r>
-        <w:t xml:space="preserve"> (no re-encode, no quality loss). Tracks go </w:t>
-      </w:r>
-      <w:r>
-        <w:t xml:space="preserve">to a folder named after the video: </w:t>
+        <w:t>SplitService</w:t>
+      </w:r>
+    </w:p>
+    <w:p>
+      <w:pPr>
+        <w:spacing w:after="120" w:line="276" w:lineRule="auto"/>
+      </w:pPr>
+      <w:r>
+        <w:t xml:space="preserve">Cuts a finished file into one file per chapter with </w:t>
       </w:r>
       <w:r>
         <w:rPr>
@@ -27536,10 +27756,10 @@
           <w:szCs w:val="19"/>
           <w:shd w:val="clear" w:color="auto" w:fill="EEF1F5"/>
         </w:rPr>
-        <w:t>&lt;Video title&gt;/01 - &lt;Chapter&gt;.mp3</w:t>
-      </w:r>
-      <w:r>
-        <w:t xml:space="preserve">. Each track gets </w:t>
+        <w:t>ffmpeg -ss &lt;start&gt; -to &lt;end&gt; -i &lt;file&gt; -map 0 -c copy</w:t>
+      </w:r>
+      <w:r>
+        <w:t xml:space="preserve"> (no re-encode, no quality loss). Tracks go to a folder named after the video: </w:t>
       </w:r>
       <w:r>
         <w:rPr>
@@ -27549,10 +27769,10 @@
           <w:szCs w:val="19"/>
           <w:shd w:val="clear" w:color="auto" w:fill="EEF1F5"/>
         </w:rPr>
-        <w:t>title</w:t>
-      </w:r>
-      <w:r>
-        <w:t xml:space="preserve">, </w:t>
+        <w:t>&lt;Video title&gt;/01 - &lt;Chapter&gt;.mp3</w:t>
+      </w:r>
+      <w:r>
+        <w:t xml:space="preserve">. Each track gets </w:t>
       </w:r>
       <w:r>
         <w:rPr>
@@ -27562,7 +27782,7 @@
           <w:szCs w:val="19"/>
           <w:shd w:val="clear" w:color="auto" w:fill="EEF1F5"/>
         </w:rPr>
-        <w:t>artist</w:t>
+        <w:t>title</w:t>
       </w:r>
       <w:r>
         <w:t xml:space="preserve">, </w:t>
@@ -27575,10 +27795,7 @@
           <w:szCs w:val="19"/>
           <w:shd w:val="clear" w:color="auto" w:fill="EEF1F5"/>
         </w:rPr>
-        <w:t>album</w:t>
-      </w:r>
-      <w:r>
-        <w:t xml:space="preserve"> (the album or video title), </w:t>
+        <w:t>ar</w:t>
       </w:r>
       <w:r>
         <w:rPr>
@@ -27588,7 +27805,7 @@
           <w:szCs w:val="19"/>
           <w:shd w:val="clear" w:color="auto" w:fill="EEF1F5"/>
         </w:rPr>
-        <w:t>date</w:t>
+        <w:t>tist</w:t>
       </w:r>
       <w:r>
         <w:t xml:space="preserve">, </w:t>
@@ -27601,10 +27818,10 @@
           <w:szCs w:val="19"/>
           <w:shd w:val="clear" w:color="auto" w:fill="EEF1F5"/>
         </w:rPr>
-        <w:t>genre</w:t>
-      </w:r>
-      <w:r>
-        <w:t xml:space="preserve"> and </w:t>
+        <w:t>album</w:t>
+      </w:r>
+      <w:r>
+        <w:t xml:space="preserve"> (the album or video title), </w:t>
       </w:r>
       <w:r>
         <w:rPr>
@@ -27614,10 +27831,10 @@
           <w:szCs w:val="19"/>
           <w:shd w:val="clear" w:color="auto" w:fill="EEF1F5"/>
         </w:rPr>
-        <w:t>track</w:t>
-      </w:r>
-      <w:r>
-        <w:t xml:space="preserve"> (</w:t>
+        <w:t>date</w:t>
+      </w:r>
+      <w:r>
+        <w:t xml:space="preserve">, </w:t>
       </w:r>
       <w:r>
         <w:rPr>
@@ -27627,20 +27844,11 @@
           <w:szCs w:val="19"/>
           <w:shd w:val="clear" w:color="auto" w:fill="EEF1F5"/>
         </w:rPr>
-        <w:t>n/total</w:t>
-      </w:r>
-      <w:r>
-        <w:t>) tags. The original download becomes track 1; one more completed download is created per fu</w:t>
-      </w:r>
-      <w:r>
-        <w:t>rther chapter. The whole recording is deleted afterwards. If one cut fails, every written track is removed.</w:t>
-      </w:r>
-    </w:p>
-    <w:p>
-      <w:pPr>
-        <w:pStyle w:val="Heading3"/>
-        <w:keepNext/>
-      </w:pPr>
+        <w:t>genre</w:t>
+      </w:r>
+      <w:r>
+        <w:t xml:space="preserve"> and </w:t>
+      </w:r>
       <w:r>
         <w:rPr>
           <w:rFonts w:ascii="Consolas" w:eastAsia="Consolas" w:hAnsi="Consolas" w:cs="Consolas"/>
@@ -27649,18 +27857,10 @@
           <w:szCs w:val="19"/>
           <w:shd w:val="clear" w:color="auto" w:fill="EEF1F5"/>
         </w:rPr>
-        <w:t>WaveformService</w:t>
-      </w:r>
-    </w:p>
-    <w:p>
-      <w:pPr>
-        <w:spacing w:after="120" w:line="276" w:lineRule="auto"/>
-      </w:pPr>
-      <w:r>
-        <w:t xml:space="preserve">Decodes the first audio stream to mono 16-bit PCM at 2000 Hz, splits it into 160 bars, takes the RMS of each bar, and normalises to </w:t>
-      </w:r>
-      <w:r>
-        <w:t>the loudest bar with a curve (</w:t>
+        <w:t>track</w:t>
+      </w:r>
+      <w:r>
+        <w:t xml:space="preserve"> (</w:t>
       </w:r>
       <w:r>
         <w:rPr>
@@ -27670,11 +27870,17 @@
           <w:szCs w:val="19"/>
           <w:shd w:val="clear" w:color="auto" w:fill="EEF1F5"/>
         </w:rPr>
-        <w:t>100 × (level / max)^0.7</w:t>
-      </w:r>
-      <w:r>
-        <w:t xml:space="preserve">) so quiet parts stay visible. RMS is used instead of the peak because loud, heavily mastered music would otherwise draw a flat wall. Returns </w:t>
-      </w:r>
+        <w:t>n/total</w:t>
+      </w:r>
+      <w:r>
+        <w:t>) tags. The original download becomes track 1; one more completed download is created per further chapter. The whole recording is deleted afterwards. If one cut fails, every written track is removed.</w:t>
+      </w:r>
+    </w:p>
+    <w:p>
+      <w:pPr>
+        <w:pStyle w:val="Heading3"/>
+        <w:keepNext/>
+      </w:pPr>
       <w:r>
         <w:rPr>
           <w:rFonts w:ascii="Consolas" w:eastAsia="Consolas" w:hAnsi="Consolas" w:cs="Consolas"/>
@@ -27683,17 +27889,19 @@
           <w:szCs w:val="19"/>
           <w:shd w:val="clear" w:color="auto" w:fill="EEF1F5"/>
         </w:rPr>
-        <w:t>null</w:t>
-      </w:r>
-      <w:r>
-        <w:t xml:space="preserve"> on failure.</w:t>
-      </w:r>
-    </w:p>
-    <w:p>
-      <w:pPr>
-        <w:pStyle w:val="Heading3"/>
-        <w:keepNext/>
-      </w:pPr>
+        <w:t>WaveformService</w:t>
+      </w:r>
+    </w:p>
+    <w:p>
+      <w:pPr>
+        <w:spacing w:after="120" w:line="276" w:lineRule="auto"/>
+      </w:pPr>
+      <w:r>
+        <w:t>Decodes the first audio stream to mono 1</w:t>
+      </w:r>
+      <w:r>
+        <w:t>6-bit PCM at 2000 Hz, splits it into 160 bars, takes the RMS of each bar, and normalises to the loudest bar with a curve (</w:t>
+      </w:r>
       <w:r>
         <w:rPr>
           <w:rFonts w:ascii="Consolas" w:eastAsia="Consolas" w:hAnsi="Consolas" w:cs="Consolas"/>
@@ -27702,13 +27910,14 @@
           <w:szCs w:val="19"/>
           <w:shd w:val="clear" w:color="auto" w:fill="EEF1F5"/>
         </w:rPr>
-        <w:t>DiskSpaceService</w:t>
-      </w:r>
-    </w:p>
-    <w:p>
-      <w:pPr>
-        <w:spacing w:after="120" w:line="276" w:lineRule="auto"/>
-      </w:pPr>
+        <w:t>100 × (level / max)^0.7</w:t>
+      </w:r>
+      <w:r>
+        <w:t>) so quiet parts stay visible. RMS is used instead of the peak because loud, heavily mastered music would other</w:t>
+      </w:r>
+      <w:r>
+        <w:t xml:space="preserve">wise draw a flat wall. Returns </w:t>
+      </w:r>
       <w:r>
         <w:rPr>
           <w:rFonts w:ascii="Consolas" w:eastAsia="Consolas" w:hAnsi="Consolas" w:cs="Consolas"/>
@@ -27717,11 +27926,17 @@
           <w:szCs w:val="19"/>
           <w:shd w:val="clear" w:color="auto" w:fill="EEF1F5"/>
         </w:rPr>
-        <w:t>checkAvailableSpace</w:t>
-      </w:r>
-      <w:r>
-        <w:t xml:space="preserve"> and </w:t>
-      </w:r>
+        <w:t>null</w:t>
+      </w:r>
+      <w:r>
+        <w:t xml:space="preserve"> on failure.</w:t>
+      </w:r>
+    </w:p>
+    <w:p>
+      <w:pPr>
+        <w:pStyle w:val="Heading3"/>
+        <w:keepNext/>
+      </w:pPr>
       <w:r>
         <w:rPr>
           <w:rFonts w:ascii="Consolas" w:eastAsia="Consolas" w:hAnsi="Consolas" w:cs="Consolas"/>
@@ -27730,8 +27945,13 @@
           <w:szCs w:val="19"/>
           <w:shd w:val="clear" w:color="auto" w:fill="EEF1F5"/>
         </w:rPr>
-        <w:t>get</w:t>
-      </w:r>
+        <w:t>DiskSpaceService</w:t>
+      </w:r>
+    </w:p>
+    <w:p>
+      <w:pPr>
+        <w:spacing w:after="120" w:line="276" w:lineRule="auto"/>
+      </w:pPr>
       <w:r>
         <w:rPr>
           <w:rFonts w:ascii="Consolas" w:eastAsia="Consolas" w:hAnsi="Consolas" w:cs="Consolas"/>
@@ -27740,10 +27960,10 @@
           <w:szCs w:val="19"/>
           <w:shd w:val="clear" w:color="auto" w:fill="EEF1F5"/>
         </w:rPr>
-        <w:t>TotalSpace</w:t>
-      </w:r>
-      <w:r>
-        <w:t xml:space="preserve"> (MB, of the download folder); </w:t>
+        <w:t>checkAvailableSpace</w:t>
+      </w:r>
+      <w:r>
+        <w:t xml:space="preserve"> and </w:t>
       </w:r>
       <w:r>
         <w:rPr>
@@ -27753,10 +27973,10 @@
           <w:szCs w:val="19"/>
           <w:shd w:val="clear" w:color="auto" w:fill="EEF1F5"/>
         </w:rPr>
-        <w:t>hasEnoughSpace(required)</w:t>
-      </w:r>
-      <w:r>
-        <w:t xml:space="preserve"> (free ≥ </w:t>
+        <w:t>getTotalSpace</w:t>
+      </w:r>
+      <w:r>
+        <w:t xml:space="preserve"> (MB, of the download folder); </w:t>
       </w:r>
       <w:r>
         <w:rPr>
@@ -27766,10 +27986,10 @@
           <w:szCs w:val="19"/>
           <w:shd w:val="clear" w:color="auto" w:fill="EEF1F5"/>
         </w:rPr>
-        <w:t>min_disk_space_mb</w:t>
-      </w:r>
-      <w:r>
-        <w:t xml:space="preserve"> + required); </w:t>
+        <w:t>hasEnoughSpace(required)</w:t>
+      </w:r>
+      <w:r>
+        <w:t xml:space="preserve"> (free ≥ </w:t>
       </w:r>
       <w:r>
         <w:rPr>
@@ -27779,10 +27999,10 @@
           <w:szCs w:val="19"/>
           <w:shd w:val="clear" w:color="auto" w:fill="EEF1F5"/>
         </w:rPr>
-        <w:t>estimateFileSize(seconds, kbps)</w:t>
-      </w:r>
-      <w:r>
-        <w:t xml:space="preserve"> (= bitrate × seconds ÷ 8 × 1.1); </w:t>
+        <w:t>min_disk_space_mb</w:t>
+      </w:r>
+      <w:r>
+        <w:t xml:space="preserve"> + required); </w:t>
       </w:r>
       <w:r>
         <w:rPr>
@@ -27792,10 +28012,13 @@
           <w:szCs w:val="19"/>
           <w:shd w:val="clear" w:color="auto" w:fill="EEF1F5"/>
         </w:rPr>
-        <w:t>getUsedSpace</w:t>
-      </w:r>
-      <w:r>
-        <w:t xml:space="preserve">, </w:t>
+        <w:t>estimateFileSize(seconds, kbps)</w:t>
+      </w:r>
+      <w:r>
+        <w:t xml:space="preserve"> (= bitrate × seconds ÷ 8 × </w:t>
+      </w:r>
+      <w:r>
+        <w:t xml:space="preserve">1.1); </w:t>
       </w:r>
       <w:r>
         <w:rPr>
@@ -27805,7 +28028,7 @@
           <w:szCs w:val="19"/>
           <w:shd w:val="clear" w:color="auto" w:fill="EEF1F5"/>
         </w:rPr>
-        <w:t>getUsagePercentage</w:t>
+        <w:t>getUsedSpace</w:t>
       </w:r>
       <w:r>
         <w:t xml:space="preserve">, </w:t>
@@ -27818,6 +28041,19 @@
           <w:szCs w:val="19"/>
           <w:shd w:val="clear" w:color="auto" w:fill="EEF1F5"/>
         </w:rPr>
+        <w:t>getUsagePercentage</w:t>
+      </w:r>
+      <w:r>
+        <w:t xml:space="preserve">, </w:t>
+      </w:r>
+      <w:r>
+        <w:rPr>
+          <w:rFonts w:ascii="Consolas" w:eastAsia="Consolas" w:hAnsi="Consolas" w:cs="Consolas"/>
+          <w:color w:val="24292F"/>
+          <w:sz w:val="19"/>
+          <w:szCs w:val="19"/>
+          <w:shd w:val="clear" w:color="auto" w:fill="EEF1F5"/>
+        </w:rPr>
         <w:t>formatBytes</w:t>
       </w:r>
       <w:r>
@@ -27829,7 +28065,7 @@
         <w:pStyle w:val="Heading2"/>
         <w:keepNext/>
       </w:pPr>
-      <w:bookmarkStart w:id="23" w:name="_Toc243997599"/>
+      <w:bookmarkStart w:id="23" w:name="_Toc244008611"/>
       <w:r>
         <w:t>9.4 Support classes</w:t>
       </w:r>
@@ -28053,17 +28289,7 @@
                 <w:szCs w:val="16"/>
                 <w:shd w:val="clear" w:color="auto" w:fill="EEF1F5"/>
               </w:rPr>
-              <w:t>songTi</w:t>
-            </w:r>
-            <w:r>
-              <w:rPr>
-                <w:rFonts w:ascii="Consolas" w:eastAsia="Consolas" w:hAnsi="Consolas" w:cs="Consolas"/>
-                <w:color w:val="24292F"/>
-                <w:sz w:val="16"/>
-                <w:szCs w:val="16"/>
-                <w:shd w:val="clear" w:color="auto" w:fill="EEF1F5"/>
-              </w:rPr>
-              <w:t>tle()</w:t>
+              <w:t>songTitle()</w:t>
             </w:r>
             <w:r>
               <w:rPr>
@@ -28302,7 +28528,17 @@
                 <w:szCs w:val="16"/>
                 <w:shd w:val="clear" w:color="auto" w:fill="EEF1F5"/>
               </w:rPr>
-              <w:t>source.&lt;ext&gt;</w:t>
+              <w:t>so</w:t>
+            </w:r>
+            <w:r>
+              <w:rPr>
+                <w:rFonts w:ascii="Consolas" w:eastAsia="Consolas" w:hAnsi="Consolas" w:cs="Consolas"/>
+                <w:color w:val="24292F"/>
+                <w:sz w:val="16"/>
+                <w:szCs w:val="16"/>
+                <w:shd w:val="clear" w:color="auto" w:fill="EEF1F5"/>
+              </w:rPr>
+              <w:t>urce.&lt;ext&gt;</w:t>
             </w:r>
             <w:r>
               <w:rPr>
@@ -28880,7 +29116,7 @@
                 <w:szCs w:val="16"/>
                 <w:shd w:val="clear" w:color="auto" w:fill="EEF1F5"/>
               </w:rPr>
-              <w:t>FileExplorer</w:t>
+              <w:t>SongMover</w:t>
             </w:r>
           </w:p>
         </w:tc>
@@ -28912,89 +29148,92 @@
                 <w:szCs w:val="16"/>
                 <w:shd w:val="clear" w:color="auto" w:fill="EEF1F5"/>
               </w:rPr>
-              <w:t>available()</w:t>
-            </w:r>
-            <w:r>
-              <w:rPr>
-                <w:sz w:val="18"/>
-                <w:szCs w:val="18"/>
-              </w:rPr>
-              <w:t xml:space="preserve"> (same computer an</w:t>
-            </w:r>
-            <w:r>
-              <w:rPr>
-                <w:sz w:val="18"/>
-                <w:szCs w:val="18"/>
-              </w:rPr>
-              <w:t xml:space="preserve">d a desktop), </w:t>
-            </w:r>
-            <w:r>
-              <w:rPr>
-                <w:rFonts w:ascii="Consolas" w:eastAsia="Consolas" w:hAnsi="Consolas" w:cs="Consolas"/>
-                <w:color w:val="24292F"/>
-                <w:sz w:val="16"/>
-                <w:szCs w:val="16"/>
-                <w:shd w:val="clear" w:color="auto" w:fill="EEF1F5"/>
-              </w:rPr>
-              <w:t>reveal()</w:t>
-            </w:r>
-            <w:r>
-              <w:rPr>
-                <w:sz w:val="18"/>
-                <w:szCs w:val="18"/>
-              </w:rPr>
-              <w:t xml:space="preserve">: </w:t>
-            </w:r>
-            <w:r>
-              <w:rPr>
-                <w:rFonts w:ascii="Consolas" w:eastAsia="Consolas" w:hAnsi="Consolas" w:cs="Consolas"/>
-                <w:color w:val="24292F"/>
-                <w:sz w:val="16"/>
-                <w:szCs w:val="16"/>
-                <w:shd w:val="clear" w:color="auto" w:fill="EEF1F5"/>
-              </w:rPr>
-              <w:t>explorer.exe /select,"…"</w:t>
-            </w:r>
-            <w:r>
-              <w:rPr>
-                <w:sz w:val="18"/>
-                <w:szCs w:val="18"/>
-              </w:rPr>
-              <w:t xml:space="preserve"> on Windows, </w:t>
-            </w:r>
-            <w:r>
-              <w:rPr>
-                <w:rFonts w:ascii="Consolas" w:eastAsia="Consolas" w:hAnsi="Consolas" w:cs="Consolas"/>
-                <w:color w:val="24292F"/>
-                <w:sz w:val="16"/>
-                <w:szCs w:val="16"/>
-                <w:shd w:val="clear" w:color="auto" w:fill="EEF1F5"/>
-              </w:rPr>
-              <w:t>open -R</w:t>
-            </w:r>
-            <w:r>
-              <w:rPr>
-                <w:sz w:val="18"/>
-                <w:szCs w:val="18"/>
-              </w:rPr>
-              <w:t xml:space="preserve"> on macOS, </w:t>
-            </w:r>
-            <w:r>
-              <w:rPr>
-                <w:rFonts w:ascii="Consolas" w:eastAsia="Consolas" w:hAnsi="Consolas" w:cs="Consolas"/>
-                <w:color w:val="24292F"/>
-                <w:sz w:val="16"/>
-                <w:szCs w:val="16"/>
-                <w:shd w:val="clear" w:color="auto" w:fill="EEF1F5"/>
-              </w:rPr>
-              <w:t>xdg-open</w:t>
-            </w:r>
-            <w:r>
-              <w:rPr>
-                <w:sz w:val="18"/>
-                <w:szCs w:val="18"/>
-              </w:rPr>
-              <w:t xml:space="preserve"> on Linux.</w:t>
+              <w:t>songsIn(folder)</w:t>
+            </w:r>
+            <w:r>
+              <w:rPr>
+                <w:sz w:val="18"/>
+                <w:szCs w:val="18"/>
+              </w:rPr>
+              <w:t xml:space="preserve">: finished songs whose file is directly in that folder. </w:t>
+            </w:r>
+            <w:r>
+              <w:rPr>
+                <w:rFonts w:ascii="Consolas" w:eastAsia="Consolas" w:hAnsi="Consolas" w:cs="Consolas"/>
+                <w:color w:val="24292F"/>
+                <w:sz w:val="16"/>
+                <w:szCs w:val="16"/>
+                <w:shd w:val="clear" w:color="auto" w:fill="EEF1F5"/>
+              </w:rPr>
+              <w:t>move(from, to)</w:t>
+            </w:r>
+            <w:r>
+              <w:rPr>
+                <w:sz w:val="18"/>
+                <w:szCs w:val="18"/>
+              </w:rPr>
+              <w:t xml:space="preserve">: moves them, picks </w:t>
+            </w:r>
+            <w:r>
+              <w:rPr>
+                <w:rFonts w:ascii="Consolas" w:eastAsia="Consolas" w:hAnsi="Consolas" w:cs="Consolas"/>
+                <w:color w:val="24292F"/>
+                <w:sz w:val="16"/>
+                <w:szCs w:val="16"/>
+                <w:shd w:val="clear" w:color="auto" w:fill="EEF1F5"/>
+              </w:rPr>
+              <w:t>Song</w:t>
+            </w:r>
+            <w:r>
+              <w:rPr>
+                <w:rFonts w:ascii="Consolas" w:eastAsia="Consolas" w:hAnsi="Consolas" w:cs="Consolas"/>
+                <w:color w:val="24292F"/>
+                <w:sz w:val="16"/>
+                <w:szCs w:val="16"/>
+                <w:shd w:val="clear" w:color="auto" w:fill="EEF1F5"/>
+              </w:rPr>
+              <w:t xml:space="preserve"> (1).mp3</w:t>
+            </w:r>
+            <w:r>
+              <w:rPr>
+                <w:sz w:val="18"/>
+                <w:szCs w:val="18"/>
+              </w:rPr>
+              <w:t xml:space="preserve">, … when a name is taken, updates </w:t>
+            </w:r>
+            <w:r>
+              <w:rPr>
+                <w:rFonts w:ascii="Consolas" w:eastAsia="Consolas" w:hAnsi="Consolas" w:cs="Consolas"/>
+                <w:color w:val="24292F"/>
+                <w:sz w:val="16"/>
+                <w:szCs w:val="16"/>
+                <w:shd w:val="clear" w:color="auto" w:fill="EEF1F5"/>
+              </w:rPr>
+              <w:t>file_path</w:t>
+            </w:r>
+            <w:r>
+              <w:rPr>
+                <w:sz w:val="18"/>
+                <w:szCs w:val="18"/>
+              </w:rPr>
+              <w:t xml:space="preserve">, and keeps a file that cannot be moved where it is. </w:t>
+            </w:r>
+            <w:r>
+              <w:rPr>
+                <w:rFonts w:ascii="Consolas" w:eastAsia="Consolas" w:hAnsi="Consolas" w:cs="Consolas"/>
+                <w:color w:val="24292F"/>
+                <w:sz w:val="16"/>
+                <w:szCs w:val="16"/>
+                <w:shd w:val="clear" w:color="auto" w:fill="EEF1F5"/>
+              </w:rPr>
+              <w:t>samePath()</w:t>
+            </w:r>
+            <w:r>
+              <w:rPr>
+                <w:sz w:val="18"/>
+                <w:szCs w:val="18"/>
+              </w:rPr>
+              <w:t xml:space="preserve"> compares folders ignoring slashes, and letter case on Windows.</w:t>
             </w:r>
           </w:p>
         </w:tc>
@@ -29037,7 +29276,7 @@
                 <w:szCs w:val="16"/>
                 <w:shd w:val="clear" w:color="auto" w:fill="EEF1F5"/>
               </w:rPr>
-              <w:t>ProcessOutput</w:t>
+              <w:t>FileExplorer</w:t>
             </w:r>
           </w:p>
         </w:tc>
@@ -29069,14 +29308,82 @@
                 <w:szCs w:val="16"/>
                 <w:shd w:val="clear" w:color="auto" w:fill="EEF1F5"/>
               </w:rPr>
-              <w:t>error()</w:t>
-            </w:r>
-            <w:r>
-              <w:rPr>
-                <w:sz w:val="18"/>
-                <w:szCs w:val="18"/>
-              </w:rPr>
-              <w:t>: the last lines of a failed command's output as valid UTF-8, at most 1000 characters.</w:t>
+              <w:t>available()</w:t>
+            </w:r>
+            <w:r>
+              <w:rPr>
+                <w:sz w:val="18"/>
+                <w:szCs w:val="18"/>
+              </w:rPr>
+              <w:t xml:space="preserve"> (same computer and a desktop), </w:t>
+            </w:r>
+            <w:r>
+              <w:rPr>
+                <w:rFonts w:ascii="Consolas" w:eastAsia="Consolas" w:hAnsi="Consolas" w:cs="Consolas"/>
+                <w:color w:val="24292F"/>
+                <w:sz w:val="16"/>
+                <w:szCs w:val="16"/>
+                <w:shd w:val="clear" w:color="auto" w:fill="EEF1F5"/>
+              </w:rPr>
+              <w:t>reveal()</w:t>
+            </w:r>
+            <w:r>
+              <w:rPr>
+                <w:sz w:val="18"/>
+                <w:szCs w:val="18"/>
+              </w:rPr>
+              <w:t xml:space="preserve">: </w:t>
+            </w:r>
+            <w:r>
+              <w:rPr>
+                <w:rFonts w:ascii="Consolas" w:eastAsia="Consolas" w:hAnsi="Consolas" w:cs="Consolas"/>
+                <w:color w:val="24292F"/>
+                <w:sz w:val="16"/>
+                <w:szCs w:val="16"/>
+                <w:shd w:val="clear" w:color="auto" w:fill="EEF1F5"/>
+              </w:rPr>
+              <w:t>explorer.exe /select,"…"</w:t>
+            </w:r>
+            <w:r>
+              <w:rPr>
+                <w:sz w:val="18"/>
+                <w:szCs w:val="18"/>
+              </w:rPr>
+              <w:t xml:space="preserve"> on Windows, </w:t>
+            </w:r>
+            <w:r>
+              <w:rPr>
+                <w:rFonts w:ascii="Consolas" w:eastAsia="Consolas" w:hAnsi="Consolas" w:cs="Consolas"/>
+                <w:color w:val="24292F"/>
+                <w:sz w:val="16"/>
+                <w:szCs w:val="16"/>
+                <w:shd w:val="clear" w:color="auto" w:fill="EEF1F5"/>
+              </w:rPr>
+              <w:t>open -R</w:t>
+            </w:r>
+            <w:r>
+              <w:rPr>
+                <w:sz w:val="18"/>
+                <w:szCs w:val="18"/>
+              </w:rPr>
+              <w:t xml:space="preserve"> on macOS, </w:t>
+            </w:r>
+            <w:r>
+              <w:rPr>
+                <w:rFonts w:ascii="Consolas" w:eastAsia="Consolas" w:hAnsi="Consolas" w:cs="Consolas"/>
+                <w:color w:val="24292F"/>
+                <w:sz w:val="16"/>
+                <w:szCs w:val="16"/>
+                <w:shd w:val="clear" w:color="auto" w:fill="EEF1F5"/>
+              </w:rPr>
+              <w:t>xdg-open</w:t>
+            </w:r>
+            <w:r>
+              <w:rPr>
+                <w:sz w:val="18"/>
+                <w:szCs w:val="18"/>
+              </w:rPr>
+              <w:t xml:space="preserve"> on Linux.</w:t>
             </w:r>
           </w:p>
         </w:tc>
@@ -29119,6 +29426,88 @@
                 <w:szCs w:val="16"/>
                 <w:shd w:val="clear" w:color="auto" w:fill="EEF1F5"/>
               </w:rPr>
+              <w:t>ProcessOutput</w:t>
+            </w:r>
+          </w:p>
+        </w:tc>
+        <w:tc>
+          <w:tcPr>
+            <w:tcW w:w="7201" w:type="dxa"/>
+            <w:tcBorders>
+              <w:top w:val="single" w:sz="4" w:space="0" w:color="D0D7E2"/>
+              <w:left w:val="single" w:sz="4" w:space="0" w:color="D0D7E2"/>
+              <w:bottom w:val="single" w:sz="4" w:space="0" w:color="D0D7E2"/>
+              <w:right w:val="single" w:sz="4" w:space="0" w:color="D0D7E2"/>
+            </w:tcBorders>
+            <w:tcMar>
+              <w:top w:w="50" w:type="dxa"/>
+              <w:left w:w="90" w:type="dxa"/>
+              <w:bottom w:w="50" w:type="dxa"/>
+              <w:right w:w="90" w:type="dxa"/>
+            </w:tcMar>
+          </w:tcPr>
+          <w:p>
+            <w:pPr>
+              <w:spacing w:line="252" w:lineRule="auto"/>
+            </w:pPr>
+            <w:r>
+              <w:rPr>
+                <w:rFonts w:ascii="Consolas" w:eastAsia="Consolas" w:hAnsi="Consolas" w:cs="Consolas"/>
+                <w:color w:val="24292F"/>
+                <w:sz w:val="16"/>
+                <w:szCs w:val="16"/>
+                <w:shd w:val="clear" w:color="auto" w:fill="EEF1F5"/>
+              </w:rPr>
+              <w:t>error()</w:t>
+            </w:r>
+            <w:r>
+              <w:rPr>
+                <w:sz w:val="18"/>
+                <w:szCs w:val="18"/>
+              </w:rPr>
+              <w:t>: the last lines of a failed command's output as valid UTF-8, at most 1000 characters.</w:t>
+            </w:r>
+          </w:p>
+        </w:tc>
+      </w:tr>
+      <w:tr>
+        <w:tblPrEx>
+          <w:tblCellMar>
+            <w:top w:w="0" w:type="dxa"/>
+            <w:bottom w:w="0" w:type="dxa"/>
+          </w:tblCellMar>
+        </w:tblPrEx>
+        <w:trPr>
+          <w:cantSplit/>
+        </w:trPr>
+        <w:tc>
+          <w:tcPr>
+            <w:tcW w:w="2545" w:type="dxa"/>
+            <w:tcBorders>
+              <w:top w:val="single" w:sz="4" w:space="0" w:color="D0D7E2"/>
+              <w:left w:val="single" w:sz="4" w:space="0" w:color="D0D7E2"/>
+              <w:bottom w:val="single" w:sz="4" w:space="0" w:color="D0D7E2"/>
+              <w:right w:val="single" w:sz="4" w:space="0" w:color="D0D7E2"/>
+            </w:tcBorders>
+            <w:tcMar>
+              <w:top w:w="50" w:type="dxa"/>
+              <w:left w:w="90" w:type="dxa"/>
+              <w:bottom w:w="50" w:type="dxa"/>
+              <w:right w:w="90" w:type="dxa"/>
+            </w:tcMar>
+          </w:tcPr>
+          <w:p>
+            <w:pPr>
+              <w:spacing w:line="252" w:lineRule="auto"/>
+            </w:pPr>
+            <w:r>
+              <w:rPr>
+                <w:rFonts w:ascii="Consolas" w:eastAsia="Consolas" w:hAnsi="Consolas" w:cs="Consolas"/>
+                <w:color w:val="24292F"/>
+                <w:sz w:val="16"/>
+                <w:szCs w:val="16"/>
+                <w:shd w:val="clear" w:color="auto" w:fill="EEF1F5"/>
+              </w:rPr>
               <w:t>QueueWorkerHeartbeat</w:t>
             </w:r>
           </w:p>
@@ -29191,7 +29580,7 @@
         <w:pStyle w:val="Heading2"/>
         <w:keepNext/>
       </w:pPr>
-      <w:bookmarkStart w:id="24" w:name="_Toc243997600"/>
+      <w:bookmarkStart w:id="24" w:name="_Toc244008612"/>
       <w:r>
         <w:lastRenderedPageBreak/>
         <w:t>9.5 Models</w:t>
@@ -29600,7 +29989,14 @@
                 <w:sz w:val="18"/>
                 <w:szCs w:val="18"/>
               </w:rPr>
-              <w:t xml:space="preserve"> (static): the latest completed, unedited, non-chapter download of the same video, format and quality whose file still exists; used by single, bulk and playlist downloads. Scopes </w:t>
+              <w:t xml:space="preserve"> (static): the latest completed, unedited, non-chapter download of the same video, format and quality whose file still exists; used by single, bulk and playlist downloads. Sco</w:t>
+            </w:r>
+            <w:r>
+              <w:rPr>
+                <w:sz w:val="18"/>
+                <w:szCs w:val="18"/>
+              </w:rPr>
+              <w:t xml:space="preserve">pes </w:t>
             </w:r>
             <w:r>
               <w:rPr>
@@ -29685,14 +30081,7 @@
                 <w:sz w:val="18"/>
                 <w:szCs w:val="18"/>
               </w:rPr>
-              <w:t xml:space="preserve"> hook removes the cover an</w:t>
-            </w:r>
-            <w:r>
-              <w:rPr>
-                <w:sz w:val="18"/>
-                <w:szCs w:val="18"/>
-              </w:rPr>
-              <w:t>d a leftover upload.</w:t>
+              <w:t xml:space="preserve"> hook removes the cover and a leftover upload.</w:t>
             </w:r>
           </w:p>
         </w:tc>
@@ -30141,7 +30530,7 @@
         <w:pStyle w:val="Heading2"/>
         <w:keepNext/>
       </w:pPr>
-      <w:bookmarkStart w:id="25" w:name="_Toc243997601"/>
+      <w:bookmarkStart w:id="25" w:name="_Toc244008613"/>
       <w:r>
         <w:t>9.6 Console commands and schedule</w:t>
       </w:r>
@@ -30546,7 +30935,7 @@
         <w:pStyle w:val="Heading1"/>
         <w:pageBreakBefore/>
       </w:pPr>
-      <w:bookmarkStart w:id="26" w:name="_Toc243997602"/>
+      <w:bookmarkStart w:id="26" w:name="_Toc244008614"/>
       <w:r>
         <w:lastRenderedPageBreak/>
         <w:t>10. API reference</w:t>
@@ -35342,7 +35731,7 @@
                 <w:sz w:val="18"/>
                 <w:szCs w:val="18"/>
               </w:rPr>
-              <w:t>GET</w:t>
+              <w:t>POST</w:t>
             </w:r>
           </w:p>
         </w:tc>
@@ -35374,7 +35763,7 @@
                 <w:szCs w:val="16"/>
                 <w:shd w:val="clear" w:color="auto" w:fill="EEF1F5"/>
               </w:rPr>
-              <w:t>/settings/disk-space</w:t>
+              <w:t>/settings/move-songs</w:t>
             </w:r>
           </w:p>
         </w:tc>
@@ -35403,7 +35792,7 @@
                 <w:sz w:val="18"/>
                 <w:szCs w:val="18"/>
               </w:rPr>
-              <w:t>Settings@checkDiskSpace</w:t>
+              <w:t>Settings@moveSongs</w:t>
             </w:r>
           </w:p>
         </w:tc>
@@ -35475,7 +35864,7 @@
                 <w:szCs w:val="16"/>
                 <w:shd w:val="clear" w:color="auto" w:fill="EEF1F5"/>
               </w:rPr>
-              <w:t>/settings/test-dependencies</w:t>
+              <w:t>/settings/disk-space</w:t>
             </w:r>
           </w:p>
         </w:tc>
@@ -35504,7 +35893,7 @@
                 <w:sz w:val="18"/>
                 <w:szCs w:val="18"/>
               </w:rPr>
-              <w:t>Settings@testDependencies</w:t>
+              <w:t>Settings@checkDiskSpace</w:t>
             </w:r>
           </w:p>
         </w:tc>
@@ -35576,7 +35965,7 @@
                 <w:szCs w:val="16"/>
                 <w:shd w:val="clear" w:color="auto" w:fill="EEF1F5"/>
               </w:rPr>
-              <w:t>/settings/test-youtube</w:t>
+              <w:t>/settings/test-dependencies</w:t>
             </w:r>
           </w:p>
         </w:tc>
@@ -35605,7 +35994,7 @@
                 <w:sz w:val="18"/>
                 <w:szCs w:val="18"/>
               </w:rPr>
-              <w:t>Settings@testYoutube</w:t>
+              <w:t>Settings@testDependencies</w:t>
             </w:r>
           </w:p>
         </w:tc>
@@ -35677,7 +36066,7 @@
                 <w:szCs w:val="16"/>
                 <w:shd w:val="clear" w:color="auto" w:fill="EEF1F5"/>
               </w:rPr>
-              <w:t>/settings/yt-dlp</w:t>
+              <w:t>/settings/test-youtube</w:t>
             </w:r>
           </w:p>
         </w:tc>
@@ -35706,7 +36095,7 @@
                 <w:sz w:val="18"/>
                 <w:szCs w:val="18"/>
               </w:rPr>
-              <w:t>Settings@ytDlpVersion</w:t>
+              <w:t>Settings@testYoutube</w:t>
             </w:r>
           </w:p>
         </w:tc>
@@ -35746,7 +36135,7 @@
                 <w:sz w:val="18"/>
                 <w:szCs w:val="18"/>
               </w:rPr>
-              <w:t>POST</w:t>
+              <w:t>GET</w:t>
             </w:r>
           </w:p>
         </w:tc>
@@ -35778,7 +36167,7 @@
                 <w:szCs w:val="16"/>
                 <w:shd w:val="clear" w:color="auto" w:fill="EEF1F5"/>
               </w:rPr>
-              <w:t>/settings/yt-dlp/update</w:t>
+              <w:t>/settings/yt-dlp</w:t>
             </w:r>
           </w:p>
         </w:tc>
@@ -35807,7 +36196,7 @@
                 <w:sz w:val="18"/>
                 <w:szCs w:val="18"/>
               </w:rPr>
-              <w:t>Settings@updateYtDlp</w:t>
+              <w:t>Settings@ytDlpVersion</w:t>
             </w:r>
           </w:p>
         </w:tc>
@@ -35847,7 +36236,7 @@
                 <w:sz w:val="18"/>
                 <w:szCs w:val="18"/>
               </w:rPr>
-              <w:t>GET</w:t>
+              <w:t>POST</w:t>
             </w:r>
           </w:p>
         </w:tc>
@@ -35879,7 +36268,7 @@
                 <w:szCs w:val="16"/>
                 <w:shd w:val="clear" w:color="auto" w:fill="EEF1F5"/>
               </w:rPr>
-              <w:t>/settings/setup-checks[?fresh=1]</w:t>
+              <w:t>/settings/yt-dlp/update</w:t>
             </w:r>
           </w:p>
         </w:tc>
@@ -35908,7 +36297,7 @@
                 <w:sz w:val="18"/>
                 <w:szCs w:val="18"/>
               </w:rPr>
-              <w:t>Settings@setupChecks</w:t>
+              <w:t>Settings@updateYtDlp</w:t>
             </w:r>
           </w:p>
         </w:tc>
@@ -35980,7 +36369,7 @@
                 <w:szCs w:val="16"/>
                 <w:shd w:val="clear" w:color="auto" w:fill="EEF1F5"/>
               </w:rPr>
-              <w:t>/settings/folders[?path]</w:t>
+              <w:t>/settings/setup-checks[?fresh=1]</w:t>
             </w:r>
           </w:p>
         </w:tc>
@@ -36009,7 +36398,7 @@
                 <w:sz w:val="18"/>
                 <w:szCs w:val="18"/>
               </w:rPr>
-              <w:t>Folder@index</w:t>
+              <w:t>Settings@setupChecks</w:t>
             </w:r>
           </w:p>
         </w:tc>
@@ -36049,6 +36438,107 @@
                 <w:sz w:val="18"/>
                 <w:szCs w:val="18"/>
               </w:rPr>
+              <w:t>GET</w:t>
+            </w:r>
+          </w:p>
+        </w:tc>
+        <w:tc>
+          <w:tcPr>
+            <w:tcW w:w="4670" w:type="dxa"/>
+            <w:tcBorders>
+              <w:top w:val="single" w:sz="4" w:space="0" w:color="D0D7E2"/>
+              <w:left w:val="single" w:sz="4" w:space="0" w:color="D0D7E2"/>
+              <w:bottom w:val="single" w:sz="4" w:space="0" w:color="D0D7E2"/>
+              <w:right w:val="single" w:sz="4" w:space="0" w:color="D0D7E2"/>
+            </w:tcBorders>
+            <w:tcMar>
+              <w:top w:w="50" w:type="dxa"/>
+              <w:left w:w="90" w:type="dxa"/>
+              <w:bottom w:w="50" w:type="dxa"/>
+              <w:right w:w="90" w:type="dxa"/>
+            </w:tcMar>
+          </w:tcPr>
+          <w:p>
+            <w:pPr>
+              <w:spacing w:line="252" w:lineRule="auto"/>
+            </w:pPr>
+            <w:r>
+              <w:rPr>
+                <w:rFonts w:ascii="Consolas" w:eastAsia="Consolas" w:hAnsi="Consolas" w:cs="Consolas"/>
+                <w:color w:val="24292F"/>
+                <w:sz w:val="16"/>
+                <w:szCs w:val="16"/>
+                <w:shd w:val="clear" w:color="auto" w:fill="EEF1F5"/>
+              </w:rPr>
+              <w:t>/settings/folders[?path]</w:t>
+            </w:r>
+          </w:p>
+        </w:tc>
+        <w:tc>
+          <w:tcPr>
+            <w:tcW w:w="3408" w:type="dxa"/>
+            <w:tcBorders>
+              <w:top w:val="single" w:sz="4" w:space="0" w:color="D0D7E2"/>
+              <w:left w:val="single" w:sz="4" w:space="0" w:color="D0D7E2"/>
+              <w:bottom w:val="single" w:sz="4" w:space="0" w:color="D0D7E2"/>
+              <w:right w:val="single" w:sz="4" w:space="0" w:color="D0D7E2"/>
+            </w:tcBorders>
+            <w:tcMar>
+              <w:top w:w="50" w:type="dxa"/>
+              <w:left w:w="90" w:type="dxa"/>
+              <w:bottom w:w="50" w:type="dxa"/>
+              <w:right w:w="90" w:type="dxa"/>
+            </w:tcMar>
+          </w:tcPr>
+          <w:p>
+            <w:pPr>
+              <w:spacing w:line="252" w:lineRule="auto"/>
+            </w:pPr>
+            <w:r>
+              <w:rPr>
+                <w:sz w:val="18"/>
+                <w:szCs w:val="18"/>
+              </w:rPr>
+              <w:t>Folder@index</w:t>
+            </w:r>
+          </w:p>
+        </w:tc>
+      </w:tr>
+      <w:tr>
+        <w:tblPrEx>
+          <w:tblCellMar>
+            <w:top w:w="0" w:type="dxa"/>
+            <w:bottom w:w="0" w:type="dxa"/>
+          </w:tblCellMar>
+        </w:tblPrEx>
+        <w:trPr>
+          <w:cantSplit/>
+        </w:trPr>
+        <w:tc>
+          <w:tcPr>
+            <w:tcW w:w="1668" w:type="dxa"/>
+            <w:tcBorders>
+              <w:top w:val="single" w:sz="4" w:space="0" w:color="D0D7E2"/>
+              <w:left w:val="single" w:sz="4" w:space="0" w:color="D0D7E2"/>
+              <w:bottom w:val="single" w:sz="4" w:space="0" w:color="D0D7E2"/>
+              <w:right w:val="single" w:sz="4" w:space="0" w:color="D0D7E2"/>
+            </w:tcBorders>
+            <w:tcMar>
+              <w:top w:w="50" w:type="dxa"/>
+              <w:left w:w="90" w:type="dxa"/>
+              <w:bottom w:w="50" w:type="dxa"/>
+              <w:right w:w="90" w:type="dxa"/>
+            </w:tcMar>
+          </w:tcPr>
+          <w:p>
+            <w:pPr>
+              <w:spacing w:line="252" w:lineRule="auto"/>
+            </w:pPr>
+            <w:r>
+              <w:rPr>
+                <w:sz w:val="18"/>
+                <w:szCs w:val="18"/>
+              </w:rPr>
               <w:t>POST</w:t>
             </w:r>
           </w:p>
@@ -36160,7 +36650,7 @@
         <w:pStyle w:val="Heading1"/>
         <w:pageBreakBefore/>
       </w:pPr>
-      <w:bookmarkStart w:id="27" w:name="_Toc243997603"/>
+      <w:bookmarkStart w:id="27" w:name="_Toc244008615"/>
       <w:r>
         <w:lastRenderedPageBreak/>
         <w:t>11. Flows with real examples</w:t>
@@ -36172,7 +36662,7 @@
         <w:pStyle w:val="Heading2"/>
         <w:keepNext/>
       </w:pPr>
-      <w:bookmarkStart w:id="28" w:name="_Toc243997604"/>
+      <w:bookmarkStart w:id="28" w:name="_Toc244008616"/>
       <w:r>
         <w:t>11.1 Download one YouTube video</w:t>
       </w:r>
@@ -36203,7 +36693,10 @@
         <w:t>https://www.youtube.com/watch?v=5R3UPTNDBoM</w:t>
       </w:r>
       <w:r>
-        <w:t xml:space="preserve"> (a song used in the project walkthrough), picks MP3 at 320 kbps and ticks "Even out volume".</w:t>
+        <w:t xml:space="preserve"> (a song used in the project walkthrough), picks MP3 </w:t>
+      </w:r>
+      <w:r>
+        <w:t>at 320 kbps and ticks "Even out volume".</w:t>
       </w:r>
     </w:p>
     <w:p>
@@ -36224,16 +36717,7 @@
           <w:sz w:val="15"/>
           <w:szCs w:val="15"/>
         </w:rPr>
-        <w:t xml:space="preserve"> Browser (S</w:t>
-      </w:r>
-      <w:r>
-        <w:rPr>
-          <w:rFonts w:ascii="Consolas" w:eastAsia="Consolas" w:hAnsi="Consolas" w:cs="Consolas"/>
-          <w:color w:val="1F2328"/>
-          <w:sz w:val="15"/>
-          <w:szCs w:val="15"/>
-        </w:rPr>
-        <w:t>ingleDownload.vue)           Web server                  Queue worker</w:t>
+        <w:t xml:space="preserve"> Browser (SingleDownload.vue)           Web server                  Queue worker</w:t>
       </w:r>
     </w:p>
     <w:p>
@@ -36353,7 +36837,16 @@
           <w:sz w:val="15"/>
           <w:szCs w:val="15"/>
         </w:rPr>
-        <w:t xml:space="preserve">                                        TrackTitle::suggest</w:t>
+        <w:t xml:space="preserve">                                        TrackTitl</w:t>
+      </w:r>
+      <w:r>
+        <w:rPr>
+          <w:rFonts w:ascii="Consolas" w:eastAsia="Consolas" w:hAnsi="Consolas" w:cs="Consolas"/>
+          <w:color w:val="1F2328"/>
+          <w:sz w:val="15"/>
+          <w:szCs w:val="15"/>
+        </w:rPr>
+        <w:t>e::suggest</w:t>
       </w:r>
     </w:p>
     <w:p>
@@ -36373,16 +36866,7 @@
           <w:sz w:val="15"/>
           <w:szCs w:val="15"/>
         </w:rPr>
-        <w:t xml:space="preserve">                        ◄────────────── { video:{...}, sug</w:t>
-      </w:r>
-      <w:r>
-        <w:rPr>
-          <w:rFonts w:ascii="Consolas" w:eastAsia="Consolas" w:hAnsi="Consolas" w:cs="Consolas"/>
-          <w:color w:val="1F2328"/>
-          <w:sz w:val="15"/>
-          <w:szCs w:val="15"/>
-        </w:rPr>
-        <w:t>gested:{title, artist} }</w:t>
+        <w:t xml:space="preserve">                        ◄────────────── { video:{...}, suggested:{title, artist} }</w:t>
       </w:r>
     </w:p>
     <w:p>
@@ -36482,16 +36966,7 @@
           <w:sz w:val="15"/>
           <w:szCs w:val="15"/>
         </w:rPr>
-        <w:t xml:space="preserve">                                        Down</w:t>
-      </w:r>
-      <w:r>
-        <w:rPr>
-          <w:rFonts w:ascii="Consolas" w:eastAsia="Consolas" w:hAnsi="Consolas" w:cs="Consolas"/>
-          <w:color w:val="1F2328"/>
-          <w:sz w:val="15"/>
-          <w:szCs w:val="15"/>
-        </w:rPr>
-        <w:t>load::create(status=pending)</w:t>
+        <w:t xml:space="preserve">                                        Download::create(status=pending)</w:t>
       </w:r>
     </w:p>
     <w:p>
@@ -36531,7 +37006,16 @@
           <w:sz w:val="15"/>
           <w:szCs w:val="15"/>
         </w:rPr>
-        <w:t xml:space="preserve">                        ◄────────────── 201 { download:{id:41, status:"pending"} }</w:t>
+        <w:t xml:space="preserve">                       </w:t>
+      </w:r>
+      <w:r>
+        <w:rPr>
+          <w:rFonts w:ascii="Consolas" w:eastAsia="Consolas" w:hAnsi="Consolas" w:cs="Consolas"/>
+          <w:color w:val="1F2328"/>
+          <w:sz w:val="15"/>
+          <w:szCs w:val="15"/>
+        </w:rPr>
+        <w:t xml:space="preserve"> ◄────────────── 201 { download:{id:41, status:"pending"} }</w:t>
       </w:r>
     </w:p>
     <w:p>
@@ -36551,16 +37035,7 @@
           <w:sz w:val="15"/>
           <w:szCs w:val="15"/>
         </w:rPr>
-        <w:t xml:space="preserve"> 4. every 1 s: GET /api/downloads/41                   </w:t>
-      </w:r>
-      <w:r>
-        <w:rPr>
-          <w:rFonts w:ascii="Consolas" w:eastAsia="Consolas" w:hAnsi="Consolas" w:cs="Consolas"/>
-          <w:color w:val="1F2328"/>
-          <w:sz w:val="15"/>
-          <w:szCs w:val="15"/>
-        </w:rPr>
-        <w:t xml:space="preserve">                │</w:t>
+        <w:t xml:space="preserve"> 4. every 1 s: GET /api/downloads/41                                   │</w:t>
       </w:r>
     </w:p>
     <w:p>
@@ -36600,7 +37075,16 @@
           <w:sz w:val="15"/>
           <w:szCs w:val="15"/>
         </w:rPr>
-        <w:t xml:space="preserve">                                                     DownloadYoutubeAudioJob::handle</w:t>
+        <w:t xml:space="preserve">                                                  </w:t>
+      </w:r>
+      <w:r>
+        <w:rPr>
+          <w:rFonts w:ascii="Consolas" w:eastAsia="Consolas" w:hAnsi="Consolas" w:cs="Consolas"/>
+          <w:color w:val="1F2328"/>
+          <w:sz w:val="15"/>
+          <w:szCs w:val="15"/>
+        </w:rPr>
+        <w:t xml:space="preserve">   DownloadYoutubeAudioJob::handle</w:t>
       </w:r>
     </w:p>
     <w:p>
@@ -36640,16 +37124,7 @@
           <w:sz w:val="15"/>
           <w:szCs w:val="15"/>
         </w:rPr>
-        <w:t xml:space="preserve">        </w:t>
-      </w:r>
-      <w:r>
-        <w:rPr>
-          <w:rFonts w:ascii="Consolas" w:eastAsia="Consolas" w:hAnsi="Consolas" w:cs="Consolas"/>
-          <w:color w:val="1F2328"/>
-          <w:sz w:val="15"/>
-          <w:szCs w:val="15"/>
-        </w:rPr>
-        <w:t xml:space="preserve">                                             ffmpeg → final MP3</w:t>
+        <w:t xml:space="preserve">                                                     ffmpeg → final MP3</w:t>
       </w:r>
     </w:p>
     <w:p>
@@ -36669,7 +37144,16 @@
           <w:sz w:val="15"/>
           <w:szCs w:val="15"/>
         </w:rPr>
-        <w:t xml:space="preserve">                                                     tags, cover, lyrics, waveform</w:t>
+        <w:t xml:space="preserve">                                                     tags, cover, lyrics, wav</w:t>
+      </w:r>
+      <w:r>
+        <w:rPr>
+          <w:rFonts w:ascii="Consolas" w:eastAsia="Consolas" w:hAnsi="Consolas" w:cs="Consolas"/>
+          <w:color w:val="1F2328"/>
+          <w:sz w:val="15"/>
+          <w:szCs w:val="15"/>
+        </w:rPr>
+        <w:t>eform</w:t>
       </w:r>
     </w:p>
     <w:p>
@@ -36709,16 +37193,7 @@
           <w:sz w:val="15"/>
           <w:szCs w:val="15"/>
         </w:rPr>
-        <w:t xml:space="preserve"> 5. status "completed" → stop polling</w:t>
-      </w:r>
-      <w:r>
-        <w:rPr>
-          <w:rFonts w:ascii="Consolas" w:eastAsia="Consolas" w:hAnsi="Consolas" w:cs="Consolas"/>
-          <w:color w:val="1F2328"/>
-          <w:sz w:val="15"/>
-          <w:szCs w:val="15"/>
-        </w:rPr>
-        <w:t>,</w:t>
+        <w:t xml:space="preserve"> 5. status "completed" → stop polling,</w:t>
       </w:r>
     </w:p>
     <w:p>
@@ -36840,7 +37315,16 @@
           <w:sz w:val="15"/>
           <w:szCs w:val="15"/>
         </w:rPr>
-        <w:t xml:space="preserve">       --dump-json --no-playlist --no-warnings https://www.youtube.com/watch?v=5R3UPTNDBoM</w:t>
+        <w:t xml:space="preserve">       --dump-json --no-playl</w:t>
+      </w:r>
+      <w:r>
+        <w:rPr>
+          <w:rFonts w:ascii="Consolas" w:eastAsia="Consolas" w:hAnsi="Consolas" w:cs="Consolas"/>
+          <w:color w:val="1F2328"/>
+          <w:sz w:val="15"/>
+          <w:szCs w:val="15"/>
+        </w:rPr>
+        <w:t>ist --no-warnings https://www.youtube.com/watch?v=5R3UPTNDBoM</w:t>
       </w:r>
     </w:p>
     <w:p>
@@ -36871,7 +37355,10 @@
           <w:szCs w:val="19"/>
           <w:shd w:val="clear" w:color="auto" w:fill="EEF1F5"/>
         </w:rPr>
-        <w:t>Sil</w:t>
+        <w:t>Silver Bullet</w:t>
+      </w:r>
+      <w:r>
+        <w:t xml:space="preserve">. </w:t>
       </w:r>
       <w:r>
         <w:rPr>
@@ -36881,10 +37368,10 @@
           <w:szCs w:val="19"/>
           <w:shd w:val="clear" w:color="auto" w:fill="EEF1F5"/>
         </w:rPr>
-        <w:t>ver Bullet</w:t>
-      </w:r>
-      <w:r>
-        <w:t xml:space="preserve">. </w:t>
+        <w:t>TrackTitle::suggest</w:t>
+      </w:r>
+      <w:r>
+        <w:t xml:space="preserve"> finds no noise to clean. </w:t>
       </w:r>
       <w:r>
         <w:rPr>
@@ -36894,23 +37381,13 @@
           <w:szCs w:val="19"/>
           <w:shd w:val="clear" w:color="auto" w:fill="EEF1F5"/>
         </w:rPr>
-        <w:t>TrackTitle::suggest</w:t>
-      </w:r>
-      <w:r>
-        <w:t xml:space="preserve"> finds no noise to clean. </w:t>
-      </w:r>
-      <w:r>
-        <w:rPr>
-          <w:rFonts w:ascii="Consolas" w:eastAsia="Consolas" w:hAnsi="Consolas" w:cs="Consolas"/>
-          <w:color w:val="24292F"/>
-          <w:sz w:val="19"/>
-          <w:szCs w:val="19"/>
-          <w:shd w:val="clear" w:color="auto" w:fill="EEF1F5"/>
-        </w:rPr>
         <w:t>split()</w:t>
       </w:r>
       <w:r>
-        <w:t xml:space="preserve"> finds "Silver Bullet" as the artist. The answer pre-fills the form:</w:t>
+        <w:t xml:space="preserve"> finds "Silver Bullet" as the artist. The answer </w:t>
+      </w:r>
+      <w:r>
+        <w:t>pre-fills the form:</w:t>
       </w:r>
     </w:p>
     <w:p>
@@ -37051,7 +37528,16 @@
           <w:sz w:val="15"/>
           <w:szCs w:val="15"/>
         </w:rPr>
-        <w:t xml:space="preserve">  "suggested": { "title": "Silver Bullet - NOBODY ELSE", "artist": "Silver Bullet" }</w:t>
+        <w:t xml:space="preserve">  "suggested": { "title": "Silver Bullet - NOBODY ELSE", "artist": "Silver Bullet"</w:t>
+      </w:r>
+      <w:r>
+        <w:rPr>
+          <w:rFonts w:ascii="Consolas" w:eastAsia="Consolas" w:hAnsi="Consolas" w:cs="Consolas"/>
+          <w:color w:val="1F2328"/>
+          <w:sz w:val="15"/>
+          <w:szCs w:val="15"/>
+        </w:rPr>
+        <w:t xml:space="preserve"> }</w:t>
       </w:r>
     </w:p>
     <w:p>
@@ -37347,17 +37833,7 @@
           <w:szCs w:val="19"/>
           <w:shd w:val="clear" w:color="auto" w:fill="EEF1F5"/>
         </w:rPr>
-        <w:t>pend</w:t>
-      </w:r>
-      <w:r>
-        <w:rPr>
-          <w:rFonts w:ascii="Consolas" w:eastAsia="Consolas" w:hAnsi="Consolas" w:cs="Consolas"/>
-          <w:color w:val="24292F"/>
-          <w:sz w:val="19"/>
-          <w:szCs w:val="19"/>
-          <w:shd w:val="clear" w:color="auto" w:fill="EEF1F5"/>
-        </w:rPr>
-        <w:t>ing</w:t>
+        <w:t>pending</w:t>
       </w:r>
       <w:r>
         <w:t>).</w:t>
@@ -37393,7 +37869,10 @@
         <w:t>Video info.</w:t>
       </w:r>
       <w:r>
-        <w:t xml:space="preserve"> The form sent the title, ID and thumbnail but not the duration, so </w:t>
+        <w:t xml:space="preserve"> The form sent the title, ID and thumbnail but not</w:t>
+      </w:r>
+      <w:r>
+        <w:t xml:space="preserve"> the duration, so </w:t>
       </w:r>
       <w:r>
         <w:rPr>
@@ -37419,10 +37898,7 @@
         <w:t>yt-dlp --dump-json</w:t>
       </w:r>
       <w:r>
-        <w:t xml:space="preserve"> once more. It stores the duration (210 s) and keeps the title and artist t</w:t>
-      </w:r>
-      <w:r>
-        <w:t>he user confirmed.</w:t>
+        <w:t xml:space="preserve"> once more. It stores the duration (210 s) and keeps the title and artist the user confirmed.</w:t>
       </w:r>
     </w:p>
     <w:p>
@@ -37442,7 +37918,10 @@
         <w:t>Disk check.</w:t>
       </w:r>
       <w:r>
-        <w:t xml:space="preserve"> 210 s × 320 kbps ÷ 8 × 1.1 ≈ 9 MB, so the download folder needs at least 500 + 9 = 509 MB free (with the default "keep free" of 500 MB).</w:t>
+        <w:t xml:space="preserve"> 210 s × 320 kbps ÷ 8 × 1.1 ≈ 9 MB, so the download folder needs at least</w:t>
+      </w:r>
+      <w:r>
+        <w:t xml:space="preserve"> 500 + 9 = 509 MB free (with the default "keep free" of 500 MB).</w:t>
       </w:r>
     </w:p>
     <w:p>
@@ -37485,7 +37964,10 @@
           <w:szCs w:val="19"/>
           <w:shd w:val="clear" w:color="auto" w:fill="EEF1F5"/>
         </w:rPr>
-        <w:t>&lt;download folder&gt;/Silver Bu</w:t>
+        <w:t>&lt;download folder&gt;/Silver Bullet - NOBODY ELSE.mp3</w:t>
+      </w:r>
+      <w:r>
+        <w:t xml:space="preserve">. If that file exists already, the target becomes </w:t>
       </w:r>
       <w:r>
         <w:rPr>
@@ -37495,10 +37977,7 @@
           <w:szCs w:val="19"/>
           <w:shd w:val="clear" w:color="auto" w:fill="EEF1F5"/>
         </w:rPr>
-        <w:t>llet - NOBODY ELSE.mp3</w:t>
-      </w:r>
-      <w:r>
-        <w:t xml:space="preserve">. If that file exists already, the target becomes </w:t>
+        <w:t>Silver Bullet - NOBODY ELSE (1)</w:t>
       </w:r>
       <w:r>
         <w:rPr>
@@ -37508,7 +37987,7 @@
           <w:szCs w:val="19"/>
           <w:shd w:val="clear" w:color="auto" w:fill="EEF1F5"/>
         </w:rPr>
-        <w:t>Silver Bullet - NOBODY ELSE (1).mp3</w:t>
+        <w:t>.mp3</w:t>
       </w:r>
       <w:r>
         <w:t>.</w:t>
@@ -37569,16 +38048,7 @@
           <w:sz w:val="15"/>
           <w:szCs w:val="15"/>
         </w:rPr>
-        <w:t xml:space="preserve">       -f bestaudio/best -o storage/app/temp/download</w:t>
-      </w:r>
-      <w:r>
-        <w:rPr>
-          <w:rFonts w:ascii="Consolas" w:eastAsia="Consolas" w:hAnsi="Consolas" w:cs="Consolas"/>
-          <w:color w:val="1F2328"/>
-          <w:sz w:val="15"/>
-          <w:szCs w:val="15"/>
-        </w:rPr>
-        <w:t>_41_1792828800</w:t>
+        <w:t xml:space="preserve">       -f bestaudio/best -o storage/app/temp/download_41_1792828800</w:t>
       </w:r>
     </w:p>
     <w:p>
@@ -37727,7 +38197,7 @@
           <w:sz w:val="15"/>
           <w:szCs w:val="15"/>
         </w:rPr>
-        <w:t xml:space="preserve">     </w:t>
+        <w:t xml:space="preserve">       -ar 44100 -c:a libmp3lame -b:a 320k "&lt;download folde</w:t>
       </w:r>
       <w:r>
         <w:rPr>
@@ -37736,7 +38206,7 @@
           <w:sz w:val="15"/>
           <w:szCs w:val="15"/>
         </w:rPr>
-        <w:t xml:space="preserve">  -ar 44100 -c:a libmp3lame -b:a 320k "&lt;download folder&gt;/Silver Bullet - NOBODY ELSE.mp3"</w:t>
+        <w:t>r&gt;/Silver Bullet - NOBODY ELSE.mp3"</w:t>
       </w:r>
     </w:p>
     <w:p>
@@ -37771,10 +38241,7 @@
         <w:t>65 + 50 × 0.25 = 77</w:t>
       </w:r>
       <w:r>
-        <w:t xml:space="preserve"> and the text "Converting to mp3... 50% (4.20 MB)"</w:t>
-      </w:r>
-      <w:r>
-        <w:t>.</w:t>
+        <w:t xml:space="preserve"> and the text "Converting to mp3... 50% (4.20 MB)".</w:t>
       </w:r>
     </w:p>
     <w:p>
@@ -37807,7 +38274,10 @@
         <w:t>TrackTitle::songTitle</w:t>
       </w:r>
       <w:r>
-        <w:t xml:space="preserve"> drops the artist from the title, so music players show "NOBODY ELSE" by "Silver Bullet":</w:t>
+        <w:t xml:space="preserve"> drops the artist from th</w:t>
+      </w:r>
+      <w:r>
+        <w:t>e title, so music players show "NOBODY ELSE" by "Silver Bullet":</w:t>
       </w:r>
     </w:p>
     <w:p>
@@ -37848,16 +38318,7 @@
           <w:sz w:val="15"/>
           <w:szCs w:val="15"/>
         </w:rPr>
-        <w:t xml:space="preserve">       -codec copy -id3v2_version 3 "&lt;file&gt;_t</w:t>
-      </w:r>
-      <w:r>
-        <w:rPr>
-          <w:rFonts w:ascii="Consolas" w:eastAsia="Consolas" w:hAnsi="Consolas" w:cs="Consolas"/>
-          <w:color w:val="1F2328"/>
-          <w:sz w:val="15"/>
-          <w:szCs w:val="15"/>
-        </w:rPr>
-        <w:t>emp.mp3"     → renamed over the original</w:t>
+        <w:t xml:space="preserve">       -codec copy -id3v2_version 3 "&lt;file&gt;_temp.mp3"     → renamed over the original</w:t>
       </w:r>
     </w:p>
     <w:p>
@@ -37877,7 +38338,10 @@
         <w:t>Cover.</w:t>
       </w:r>
       <w:r>
-        <w:t xml:space="preserve"> The thumbnail is downloaded, re-encoded to JPEG and embedded as </w:t>
+        <w:t xml:space="preserve"> The th</w:t>
+      </w:r>
+      <w:r>
+        <w:t xml:space="preserve">umbnail is downloaded, re-encoded to JPEG and embedded as </w:t>
       </w:r>
       <w:r>
         <w:rPr>
@@ -37923,10 +38387,7 @@
         <w:t>lyrics_status</w:t>
       </w:r>
       <w:r>
-        <w:t xml:space="preserve"> be</w:t>
-      </w:r>
-      <w:r>
-        <w:t xml:space="preserve">comes </w:t>
+        <w:t xml:space="preserve"> becomes </w:t>
       </w:r>
       <w:r>
         <w:rPr>
@@ -38075,7 +38536,7 @@
           <w:szCs w:val="19"/>
           <w:shd w:val="clear" w:color="auto" w:fill="EEF1F5"/>
         </w:rPr>
-        <w:t>Sil</w:t>
+        <w:t>Silver Bullet - NOBODY E</w:t>
       </w:r>
       <w:r>
         <w:rPr>
@@ -38085,7 +38546,7 @@
           <w:szCs w:val="19"/>
           <w:shd w:val="clear" w:color="auto" w:fill="EEF1F5"/>
         </w:rPr>
-        <w:t>ver Bullet - NOBODY ELSE.mp3</w:t>
+        <w:t>LSE.mp3</w:t>
       </w:r>
       <w:r>
         <w:t xml:space="preserve"> as </w:t>
@@ -38124,12 +38585,9 @@
         <w:pStyle w:val="Heading2"/>
         <w:keepNext/>
       </w:pPr>
-      <w:bookmarkStart w:id="29" w:name="_Toc243997605"/>
-      <w:r>
-        <w:t>11.2 How titles are cle</w:t>
-      </w:r>
-      <w:r>
-        <w:t>aned (</w:t>
+      <w:bookmarkStart w:id="29" w:name="_Toc244008617"/>
+      <w:r>
+        <w:t>11.2 How titles are cleaned (</w:t>
       </w:r>
       <w:r>
         <w:rPr>
@@ -39167,7 +39625,10 @@
         <w:t>CON</w:t>
       </w:r>
       <w:r>
-        <w:t xml:space="preserve"> → the fallback name, because Windows refuses it.</w:t>
+        <w:t xml:space="preserve"> → the fallback name, because </w:t>
+      </w:r>
+      <w:r>
+        <w:t>Windows refuses it.</w:t>
       </w:r>
     </w:p>
     <w:p>
@@ -39175,7 +39636,7 @@
         <w:pStyle w:val="Heading2"/>
         <w:keepNext/>
       </w:pPr>
-      <w:bookmarkStart w:id="30" w:name="_Toc243997606"/>
+      <w:bookmarkStart w:id="30" w:name="_Toc244008618"/>
       <w:r>
         <w:t>11.3 Search by song name</w:t>
       </w:r>
@@ -39383,12 +39844,9 @@
         <w:pStyle w:val="Heading2"/>
         <w:keepNext/>
       </w:pPr>
-      <w:bookmarkStart w:id="31" w:name="_Toc243997607"/>
-      <w:r>
-        <w:t>11.4 Several</w:t>
-      </w:r>
-      <w:r>
-        <w:t xml:space="preserve"> links at once</w:t>
+      <w:bookmarkStart w:id="31" w:name="_Toc244008619"/>
+      <w:r>
+        <w:t>11.4 Several links at once</w:t>
       </w:r>
       <w:bookmarkEnd w:id="31"/>
     </w:p>
@@ -39465,7 +39923,7 @@
           <w:sz w:val="15"/>
           <w:szCs w:val="15"/>
         </w:rPr>
-        <w:t xml:space="preserve">           "https://www.youtube.com/playlist</w:t>
+        <w:t xml:space="preserve">           "https://www.youtube.</w:t>
       </w:r>
       <w:r>
         <w:rPr>
@@ -39474,7 +39932,7 @@
           <w:sz w:val="15"/>
           <w:szCs w:val="15"/>
         </w:rPr>
-        <w:t>?list=PL123",</w:t>
+        <w:t>com/playlist?list=PL123",</w:t>
       </w:r>
     </w:p>
     <w:p>
@@ -39695,7 +40153,16 @@
           <w:sz w:val="15"/>
           <w:szCs w:val="15"/>
         </w:rPr>
-        <w:t xml:space="preserve">      "reason": "Already downloaded", "download": { "...": "..." } }</w:t>
+        <w:t xml:space="preserve">      "reason": "Already downloaded", "download": { ".</w:t>
+      </w:r>
+      <w:r>
+        <w:rPr>
+          <w:rFonts w:ascii="Consolas" w:eastAsia="Consolas" w:hAnsi="Consolas" w:cs="Consolas"/>
+          <w:color w:val="1F2328"/>
+          <w:sz w:val="15"/>
+          <w:szCs w:val="15"/>
+        </w:rPr>
+        <w:t>..": "..." } }</w:t>
       </w:r>
     </w:p>
     <w:p>
@@ -39782,10 +40249,10 @@
         <w:t>Fetching...</w:t>
       </w:r>
       <w:r>
-        <w:t xml:space="preserve"> is replaced by the real one when the job asks yt-dlp. Pasting more than one link into the single box switches the pag</w:t>
-      </w:r>
-      <w:r>
-        <w:t>e to "Multiple links" automatically.</w:t>
+        <w:t xml:space="preserve"> is replaced by the real one when the job asks yt-dlp. Pasting more than one link into the single box sw</w:t>
+      </w:r>
+      <w:r>
+        <w:t>itches the page to "Multiple links" automatically.</w:t>
       </w:r>
     </w:p>
     <w:p>
@@ -39827,7 +40294,7 @@
         <w:pStyle w:val="Heading2"/>
         <w:keepNext/>
       </w:pPr>
-      <w:bookmarkStart w:id="32" w:name="_Toc243997608"/>
+      <w:bookmarkStart w:id="32" w:name="_Toc244008620"/>
       <w:r>
         <w:t>11.5 Import a playlist</w:t>
       </w:r>
@@ -39891,7 +40358,16 @@
           <w:sz w:val="15"/>
           <w:szCs w:val="15"/>
         </w:rPr>
-        <w:t xml:space="preserve">      → yt-dlp -J --flat-playlist &lt;url&gt;   (up to 300 s)</w:t>
+        <w:t xml:space="preserve">      → yt-dlp -J --fl</w:t>
+      </w:r>
+      <w:r>
+        <w:rPr>
+          <w:rFonts w:ascii="Consolas" w:eastAsia="Consolas" w:hAnsi="Consolas" w:cs="Consolas"/>
+          <w:color w:val="1F2328"/>
+          <w:sz w:val="15"/>
+          <w:szCs w:val="15"/>
+        </w:rPr>
+        <w:t>at-playlist &lt;url&gt;   (up to 300 s)</w:t>
       </w:r>
     </w:p>
     <w:p>
@@ -39971,7 +40447,7 @@
           <w:sz w:val="15"/>
           <w:szCs w:val="15"/>
         </w:rPr>
-        <w:t xml:space="preserve"> </w:t>
+        <w:t xml:space="preserve">      PlaylistControlle</w:t>
       </w:r>
       <w:r>
         <w:rPr>
@@ -39980,7 +40456,7 @@
           <w:sz w:val="15"/>
           <w:szCs w:val="15"/>
         </w:rPr>
-        <w:t xml:space="preserve">     PlaylistController@store</w:t>
+        <w:t>r@store</w:t>
       </w:r>
     </w:p>
     <w:p>
@@ -40209,16 +40685,7 @@
           <w:sz w:val="15"/>
           <w:szCs w:val="15"/>
         </w:rPr>
-        <w:t xml:space="preserve">            processed_videos = number of ite</w:t>
-      </w:r>
-      <w:r>
-        <w:rPr>
-          <w:rFonts w:ascii="Consolas" w:eastAsia="Consolas" w:hAnsi="Consolas" w:cs="Consolas"/>
-          <w:color w:val="1F2328"/>
-          <w:sz w:val="15"/>
-          <w:szCs w:val="15"/>
-        </w:rPr>
-        <w:t>ms whose download is final</w:t>
+        <w:t xml:space="preserve">            processed_videos = number of items whose download is final</w:t>
       </w:r>
     </w:p>
     <w:p>
@@ -40253,7 +40720,10 @@
         <w:t>Example:</w:t>
       </w:r>
       <w:r>
-        <w:t xml:space="preserve"> importing a 3-video playlist as MP3 320 creates downloads with delays of 0, 2 and 4 seconds. After two finish and one fails, </w:t>
+        <w:t xml:space="preserve"> importing a 3-video playlist as MP3 320 creates downloads with delays of 0, 2 and 4 seconds. After two finis</w:t>
+      </w:r>
+      <w:r>
+        <w:t xml:space="preserve">h and one fails, </w:t>
       </w:r>
       <w:r>
         <w:rPr>
@@ -40266,10 +40736,7 @@
         <w:t>processed_videos</w:t>
       </w:r>
       <w:r>
-        <w:t xml:space="preserve"> is 3 and t</w:t>
-      </w:r>
-      <w:r>
-        <w:t xml:space="preserve">he playlist is </w:t>
+        <w:t xml:space="preserve"> is 3 and the playlist is </w:t>
       </w:r>
       <w:r>
         <w:rPr>
@@ -40296,13 +40763,20 @@
           <w:szCs w:val="19"/>
           <w:shd w:val="clear" w:color="auto" w:fill="EEF1F5"/>
         </w:rPr>
-        <w:t>Title (1).mp3</w:t>
-      </w:r>
-      <w:r>
-        <w:t>. "Play" on an imported playlist play</w:t>
-      </w:r>
-      <w:r>
-        <w:t>s its completed songs in playlist order.</w:t>
+        <w:t xml:space="preserve">Title </w:t>
+      </w:r>
+      <w:r>
+        <w:rPr>
+          <w:rFonts w:ascii="Consolas" w:eastAsia="Consolas" w:hAnsi="Consolas" w:cs="Consolas"/>
+          <w:color w:val="24292F"/>
+          <w:sz w:val="19"/>
+          <w:szCs w:val="19"/>
+          <w:shd w:val="clear" w:color="auto" w:fill="EEF1F5"/>
+        </w:rPr>
+        <w:t>(1).mp3</w:t>
+      </w:r>
+      <w:r>
+        <w:t>. "Play" on an imported playlist plays its completed songs in playlist order.</w:t>
       </w:r>
     </w:p>
     <w:p>
@@ -40310,7 +40784,7 @@
         <w:pStyle w:val="Heading2"/>
         <w:keepNext/>
       </w:pPr>
-      <w:bookmarkStart w:id="33" w:name="_Toc243997609"/>
+      <w:bookmarkStart w:id="33" w:name="_Toc244008621"/>
       <w:r>
         <w:t>11.6 Convert your own files: upload from the browser</w:t>
       </w:r>
@@ -40382,16 +40856,7 @@
           <w:sz w:val="15"/>
           <w:szCs w:val="15"/>
         </w:rPr>
-        <w:t xml:space="preserve">───────────────                             </w:t>
-      </w:r>
-      <w:r>
-        <w:rPr>
-          <w:rFonts w:ascii="Consolas" w:eastAsia="Consolas" w:hAnsi="Consolas" w:cs="Consolas"/>
-          <w:color w:val="1F2328"/>
-          <w:sz w:val="15"/>
-          <w:szCs w:val="15"/>
-        </w:rPr>
-        <w:t xml:space="preserve">    ──────</w:t>
+        <w:t>───────────────                                 ──────</w:t>
       </w:r>
     </w:p>
     <w:p>
@@ -40451,7 +40916,16 @@
           <w:sz w:val="15"/>
           <w:szCs w:val="15"/>
         </w:rPr>
-        <w:t>POST /api/files/uploads</w:t>
+        <w:t>POST /api/files/uplo</w:t>
+      </w:r>
+      <w:r>
+        <w:rPr>
+          <w:rFonts w:ascii="Consolas" w:eastAsia="Consolas" w:hAnsi="Consolas" w:cs="Consolas"/>
+          <w:color w:val="1F2328"/>
+          <w:sz w:val="15"/>
+          <w:szCs w:val="15"/>
+        </w:rPr>
+        <w:t>ads</w:t>
       </w:r>
     </w:p>
     <w:p>
@@ -40471,16 +40945,7 @@
           <w:sz w:val="15"/>
           <w:szCs w:val="15"/>
         </w:rPr>
-        <w:t xml:space="preserve">  {name:"holiday clip.mp4", size:2097152</w:t>
-      </w:r>
-      <w:r>
-        <w:rPr>
-          <w:rFonts w:ascii="Consolas" w:eastAsia="Consolas" w:hAnsi="Consolas" w:cs="Consolas"/>
-          <w:color w:val="1F2328"/>
-          <w:sz w:val="15"/>
-          <w:szCs w:val="15"/>
-        </w:rPr>
-        <w:t>0} ───► UploadStore::create</w:t>
+        <w:t xml:space="preserve">  {name:"holiday clip.mp4", size:20971520} ───► UploadStore::create</w:t>
       </w:r>
     </w:p>
     <w:p>
@@ -41009,7 +41474,7 @@
         <w:pStyle w:val="Heading2"/>
         <w:keepNext/>
       </w:pPr>
-      <w:bookmarkStart w:id="34" w:name="_Toc243997610"/>
+      <w:bookmarkStart w:id="34" w:name="_Toc244008622"/>
       <w:r>
         <w:t>11.7 Convert your own files: from this PC</w:t>
       </w:r>
@@ -41440,7 +41905,7 @@
         <w:pStyle w:val="Heading2"/>
         <w:keepNext/>
       </w:pPr>
-      <w:bookmarkStart w:id="35" w:name="_Toc243997611"/>
+      <w:bookmarkStart w:id="35" w:name="_Toc244008623"/>
       <w:r>
         <w:t>11.8 Split a video into tracks by its chapters</w:t>
       </w:r>
@@ -41664,7 +42129,7 @@
         <w:pStyle w:val="Heading2"/>
         <w:keepNext/>
       </w:pPr>
-      <w:bookmarkStart w:id="36" w:name="_Toc243997612"/>
+      <w:bookmarkStart w:id="36" w:name="_Toc244008624"/>
       <w:r>
         <w:t>11.9 Edit tags of a finished song</w:t>
       </w:r>
@@ -41688,7 +42153,7 @@
           <w:sz w:val="15"/>
           <w:szCs w:val="15"/>
         </w:rPr>
-        <w:t>History → ⋮ → Edit tags → TagEditorDialog</w:t>
+        <w:t>History → ⋮ (or right-click the song) → Edit tags → TagEditorDialog</w:t>
       </w:r>
     </w:p>
     <w:p>
@@ -41708,7 +42173,7 @@
           <w:sz w:val="15"/>
           <w:szCs w:val="15"/>
         </w:rPr>
-        <w:t xml:space="preserve">  stops the player first if this song is playing </w:t>
+        <w:t xml:space="preserve">  stops the player firs</w:t>
       </w:r>
       <w:r>
         <w:rPr>
@@ -41717,7 +42182,7 @@
           <w:sz w:val="15"/>
           <w:szCs w:val="15"/>
         </w:rPr>
-        <w:t>(Windows locks open files)</w:t>
+        <w:t>t if this song is playing (Windows locks open files)</w:t>
       </w:r>
     </w:p>
     <w:p>
@@ -41777,7 +42242,7 @@
           <w:sz w:val="15"/>
           <w:szCs w:val="15"/>
         </w:rPr>
-        <w:t xml:space="preserve">     writeLyrics again                            </w:t>
+        <w:t xml:space="preserve">     writeLyrics again  </w:t>
       </w:r>
       <w:r>
         <w:rPr>
@@ -41786,7 +42251,7 @@
           <w:sz w:val="15"/>
           <w:szCs w:val="15"/>
         </w:rPr>
-        <w:t>rewriting tags drops the lyrics frame</w:t>
+        <w:t xml:space="preserve">                          rewriting tags drops the lyrics frame</w:t>
       </w:r>
     </w:p>
     <w:p>
@@ -41846,7 +42311,16 @@
           <w:sz w:val="15"/>
           <w:szCs w:val="15"/>
         </w:rPr>
-        <w:t xml:space="preserve">  ← { download: { …, file_path: ".../Silver Bullet - Nobody Else.mp3" } }</w:t>
+        <w:t xml:space="preserve">  ← { download: { …, file_path: ".../Silver Bullet </w:t>
+      </w:r>
+      <w:r>
+        <w:rPr>
+          <w:rFonts w:ascii="Consolas" w:eastAsia="Consolas" w:hAnsi="Consolas" w:cs="Consolas"/>
+          <w:color w:val="1F2328"/>
+          <w:sz w:val="15"/>
+          <w:szCs w:val="15"/>
+        </w:rPr>
+        <w:t>- Nobody Else.mp3" } }</w:t>
       </w:r>
     </w:p>
     <w:p>
@@ -41866,16 +42340,7 @@
           <w:sz w:val="15"/>
           <w:szCs w:val="15"/>
         </w:rPr>
-        <w:t xml:space="preserve">  4</w:t>
-      </w:r>
-      <w:r>
-        <w:rPr>
-          <w:rFonts w:ascii="Consolas" w:eastAsia="Consolas" w:hAnsi="Consolas" w:cs="Consolas"/>
-          <w:color w:val="1F2328"/>
-          <w:sz w:val="15"/>
-          <w:szCs w:val="15"/>
-        </w:rPr>
-        <w:t>09 "The file is in use…" when another app holds the file</w:t>
+        <w:t xml:space="preserve">  409 "The file is in use…" when another app holds the file</w:t>
       </w:r>
     </w:p>
     <w:p>
@@ -41883,7 +42348,7 @@
         <w:pStyle w:val="Heading2"/>
         <w:keepNext/>
       </w:pPr>
-      <w:bookmarkStart w:id="37" w:name="_Toc243997613"/>
+      <w:bookmarkStart w:id="37" w:name="_Toc244008625"/>
       <w:r>
         <w:t>11.10 Playing a song</w:t>
       </w:r>
@@ -41947,7 +42412,7 @@
           <w:sz w:val="15"/>
           <w:szCs w:val="15"/>
         </w:rPr>
-        <w:t xml:space="preserve">  navigator.mediaSession.metadata         </w:t>
+        <w:t xml:space="preserve">  navigator.medi</w:t>
       </w:r>
       <w:r>
         <w:rPr>
@@ -41956,7 +42421,7 @@
           <w:sz w:val="15"/>
           <w:szCs w:val="15"/>
         </w:rPr>
-        <w:t xml:space="preserve"> OS media keys and lock-screen controls</w:t>
+        <w:t>aSession.metadata          OS media keys and lock-screen controls</w:t>
       </w:r>
     </w:p>
     <w:p>
@@ -42130,7 +42595,10 @@
         <w:t>?retry=&lt;time&gt;</w:t>
       </w:r>
       <w:r>
-        <w:t xml:space="preserve"> and resumes at the same position. This covers the empty 204 that a busy </w:t>
+        <w:t xml:space="preserve"> a</w:t>
+      </w:r>
+      <w:r>
+        <w:t xml:space="preserve">nd resumes at the same position. This covers the empty 204 that a busy </w:t>
       </w:r>
       <w:r>
         <w:rPr>
@@ -42151,10 +42619,10 @@
         <w:spacing w:after="120" w:line="276" w:lineRule="auto"/>
       </w:pPr>
       <w:r>
-        <w:t>The queue supports shuffle (keeping the curre</w:t>
-      </w:r>
-      <w:r>
-        <w:t xml:space="preserve">nt song first) and repeat off/all/one. Volume, shuffle and repeat are remembered in </w:t>
+        <w:t>The queue supports shuffle (keeping the current</w:t>
+      </w:r>
+      <w:r>
+        <w:t xml:space="preserve"> song first) and repeat off/all/one. Volume, shuffle and repeat are remembered in </w:t>
       </w:r>
       <w:r>
         <w:rPr>
@@ -42175,7 +42643,7 @@
         <w:pStyle w:val="Heading2"/>
         <w:keepNext/>
       </w:pPr>
-      <w:bookmarkStart w:id="38" w:name="_Toc243997614"/>
+      <w:bookmarkStart w:id="38" w:name="_Toc244008626"/>
       <w:r>
         <w:t>11.11 Make a ringtone</w:t>
       </w:r>
@@ -42216,10 +42684,10 @@
         <w:t>RingtoneDialog</w:t>
       </w:r>
       <w:r>
-        <w:t xml:space="preserve"> suggests the loudest stretch of the waveform (usually the chor</w:t>
-      </w:r>
-      <w:r>
-        <w:t>us), skipping the first 10 % and the last 5 %.</w:t>
+        <w:t xml:space="preserve"> suggests the loudest stretch of the waveform (usually the chorus</w:t>
+      </w:r>
+      <w:r>
+        <w:t>), skipping the first 10 % and the last 5 %.</w:t>
       </w:r>
     </w:p>
     <w:p>
@@ -42293,7 +42761,7 @@
           <w:sz w:val="15"/>
           <w:szCs w:val="15"/>
         </w:rPr>
-        <w:t xml:space="preserve">       -af afade=t=in:d=0.5,afade=t=out:</w:t>
+        <w:t xml:space="preserve">       -af afade=t=in:d=0.5,afade=t=out:st</w:t>
       </w:r>
       <w:r>
         <w:rPr>
@@ -42302,7 +42770,7 @@
           <w:sz w:val="15"/>
           <w:szCs w:val="15"/>
         </w:rPr>
-        <w:t>st=28:d=2</w:t>
+        <w:t>=28:d=2</w:t>
       </w:r>
     </w:p>
     <w:p>
@@ -42398,7 +42866,7 @@
         <w:pStyle w:val="Heading2"/>
         <w:keepNext/>
       </w:pPr>
-      <w:bookmarkStart w:id="39" w:name="_Toc243997615"/>
+      <w:bookmarkStart w:id="39" w:name="_Toc244008627"/>
       <w:r>
         <w:t>11.12 Download several songs as a ZIP</w:t>
       </w:r>
@@ -42488,7 +42956,7 @@
         <w:pStyle w:val="Heading2"/>
         <w:keepNext/>
       </w:pPr>
-      <w:bookmarkStart w:id="40" w:name="_Toc243997616"/>
+      <w:bookmarkStart w:id="40" w:name="_Toc244008628"/>
       <w:r>
         <w:t>11.13 History, Home and clearing</w:t>
       </w:r>
@@ -42511,7 +42979,10 @@
         <w:t>History</w:t>
       </w:r>
       <w:r>
-        <w:t xml:space="preserve"> lists completed downloads only. Filters are sent to the server: search, format, source (</w:t>
+        <w:t xml:space="preserve"> lists completed downloads only, each on its own card. Filters are sent to the server: se</w:t>
+      </w:r>
+      <w:r>
+        <w:t>arch, format, source (</w:t>
       </w:r>
       <w:r>
         <w:rPr>
@@ -42554,10 +43025,13 @@
           <w:b/>
           <w:bCs/>
         </w:rPr>
-        <w:t>Clear history</w:t>
-      </w:r>
-      <w:r>
-        <w:t xml:space="preserve"> asks first, with a checkbox "Also delete the audio files from disk". Unticked sends </w:t>
+        <w:t>Song actions.</w:t>
+      </w:r>
+      <w:r>
+        <w:t xml:space="preserve"> Each card shows Play, Save and More (⋮). On wider screens More (or a right-click on the card) opens a menu beside the button; on</w:t>
+      </w:r>
+      <w:r>
+        <w:t xml:space="preserve"> phones it opens a bottom sheet, where Save is listed too. Both come from one list (</w:t>
       </w:r>
       <w:r>
         <w:rPr>
@@ -42567,26 +43041,10 @@
           <w:szCs w:val="19"/>
           <w:shd w:val="clear" w:color="auto" w:fill="EEF1F5"/>
         </w:rPr>
-        <w:t>keep_files=true</w:t>
-      </w:r>
-      <w:r>
-        <w:t>: rows are removed and files are kept. Rows are del</w:t>
-      </w:r>
-      <w:r>
-        <w:t xml:space="preserve">eted one by one, so the </w:t>
-      </w:r>
-      <w:r>
-        <w:rPr>
-          <w:rFonts w:ascii="Consolas" w:eastAsia="Consolas" w:hAnsi="Consolas" w:cs="Consolas"/>
-          <w:color w:val="24292F"/>
-          <w:sz w:val="19"/>
-          <w:szCs w:val="19"/>
-          <w:shd w:val="clear" w:color="auto" w:fill="EEF1F5"/>
-        </w:rPr>
-        <w:t>deleted</w:t>
-      </w:r>
-      <w:r>
-        <w:t xml:space="preserve"> hook also removes the cover images of converted files.</w:t>
+        <w:t>sheetActions</w:t>
+      </w:r>
+      <w:r>
+        <w:t>), shown below.</w:t>
       </w:r>
     </w:p>
     <w:p>
@@ -42603,10 +43061,10 @@
           <w:b/>
           <w:bCs/>
         </w:rPr>
-        <w:t>Home → Clear</w:t>
-      </w:r>
-      <w:r>
-        <w:t xml:space="preserve"> only hides the recent list. The newest song's </w:t>
+        <w:t>Clear history</w:t>
+      </w:r>
+      <w:r>
+        <w:t xml:space="preserve"> asks first, with a checkbox "Also delete the audio files from disk". Unticked sends </w:t>
       </w:r>
       <w:r>
         <w:rPr>
@@ -42616,10 +43074,13 @@
           <w:szCs w:val="19"/>
           <w:shd w:val="clear" w:color="auto" w:fill="EEF1F5"/>
         </w:rPr>
-        <w:t>completed_at</w:t>
-      </w:r>
-      <w:r>
-        <w:t xml:space="preserve"> is stored in </w:t>
+        <w:t>keep_files=true</w:t>
+      </w:r>
+      <w:r>
+        <w:t>: rows are removed and files ar</w:t>
+      </w:r>
+      <w:r>
+        <w:t xml:space="preserve">e kept. Rows are deleted one by one, so the </w:t>
       </w:r>
       <w:r>
         <w:rPr>
@@ -42629,10 +43090,30 @@
           <w:szCs w:val="19"/>
           <w:shd w:val="clear" w:color="auto" w:fill="EEF1F5"/>
         </w:rPr>
-        <w:t>localStorage</w:t>
-      </w:r>
-      <w:r>
-        <w:t xml:space="preserve"> </w:t>
+        <w:t>deleted</w:t>
+      </w:r>
+      <w:r>
+        <w:t xml:space="preserve"> hook also removes the cover images of converted files.</w:t>
+      </w:r>
+    </w:p>
+    <w:p>
+      <w:pPr>
+        <w:pStyle w:val="ListParagraph"/>
+        <w:numPr>
+          <w:ilvl w:val="0"/>
+          <w:numId w:val="2"/>
+        </w:numPr>
+        <w:spacing w:after="60" w:line="276" w:lineRule="auto"/>
+      </w:pPr>
+      <w:r>
+        <w:rPr>
+          <w:b/>
+          <w:bCs/>
+        </w:rPr>
+        <w:t>Home → Clear</w:t>
+      </w:r>
+      <w:r>
+        <w:t xml:space="preserve"> only hides the recent list. The newest song's </w:t>
       </w:r>
       <w:r>
         <w:rPr>
@@ -42642,10 +43123,10 @@
           <w:szCs w:val="19"/>
           <w:shd w:val="clear" w:color="auto" w:fill="EEF1F5"/>
         </w:rPr>
-        <w:t>home-cleared-at</w:t>
-      </w:r>
-      <w:r>
-        <w:t xml:space="preserve"> and sent as </w:t>
+        <w:t>completed_at</w:t>
+      </w:r>
+      <w:r>
+        <w:t xml:space="preserve"> is stored in </w:t>
       </w:r>
       <w:r>
         <w:rPr>
@@ -42655,36 +43136,7 @@
           <w:szCs w:val="19"/>
           <w:shd w:val="clear" w:color="auto" w:fill="EEF1F5"/>
         </w:rPr>
-        <w:t>recent_after</w:t>
-      </w:r>
-      <w:r>
-        <w:t>, so Home shows only songs fini</w:t>
-      </w:r>
-      <w:r>
-        <w:t>shed after that moment. Nothing is deleted. "Show recent again" removes the stored value.</w:t>
-      </w:r>
-    </w:p>
-    <w:p>
-      <w:pPr>
-        <w:pStyle w:val="Heading2"/>
-        <w:keepNext/>
-      </w:pPr>
-      <w:bookmarkStart w:id="41" w:name="_Toc243997617"/>
-      <w:r>
-        <w:t>11.14 Cancel, retry and failure</w:t>
-      </w:r>
-      <w:bookmarkEnd w:id="41"/>
-    </w:p>
-    <w:p>
-      <w:pPr>
-        <w:spacing w:after="120" w:line="276" w:lineRule="auto"/>
-      </w:pPr>
-      <w:r>
-        <w:rPr>
-          <w:b/>
-          <w:bCs/>
-        </w:rPr>
-        <w:t>Cancel while downloading.</w:t>
+        <w:t>localStorage</w:t>
       </w:r>
       <w:r>
         <w:t xml:space="preserve"> </w:t>
@@ -42697,10 +43149,10 @@
           <w:szCs w:val="19"/>
           <w:shd w:val="clear" w:color="auto" w:fill="EEF1F5"/>
         </w:rPr>
-        <w:t>POST /api/downloads/41/cancel</w:t>
-      </w:r>
-      <w:r>
-        <w:t xml:space="preserve"> sets </w:t>
+        <w:t>home-cleared-at</w:t>
+      </w:r>
+      <w:r>
+        <w:t xml:space="preserve"> and sent as </w:t>
       </w:r>
       <w:r>
         <w:rPr>
@@ -42710,36 +43162,13 @@
           <w:szCs w:val="19"/>
           <w:shd w:val="clear" w:color="auto" w:fill="EEF1F5"/>
         </w:rPr>
-        <w:t>cancelled</w:t>
-      </w:r>
-      <w:r>
-        <w:t xml:space="preserve">. At the next whole percent, the job's progress callback calls </w:t>
-      </w:r>
-      <w:r>
-        <w:rPr>
-          <w:rFonts w:ascii="Consolas" w:eastAsia="Consolas" w:hAnsi="Consolas" w:cs="Consolas"/>
-          <w:color w:val="24292F"/>
-          <w:sz w:val="19"/>
-          <w:szCs w:val="19"/>
-          <w:shd w:val="clear" w:color="auto" w:fill="EEF1F5"/>
-        </w:rPr>
-        <w:t>abortIfCancelled()</w:t>
-      </w:r>
-      <w:r>
-        <w:t xml:space="preserve">. It throws </w:t>
-      </w:r>
-      <w:r>
-        <w:rPr>
-          <w:rFonts w:ascii="Consolas" w:eastAsia="Consolas" w:hAnsi="Consolas" w:cs="Consolas"/>
-          <w:color w:val="24292F"/>
-          <w:sz w:val="19"/>
-          <w:szCs w:val="19"/>
-          <w:shd w:val="clear" w:color="auto" w:fill="EEF1F5"/>
-        </w:rPr>
-        <w:t>DownloadCancelledException</w:t>
-      </w:r>
-      <w:r>
-        <w:t xml:space="preserve"> from inside the output callback, which stops the running yt-dlp or ffmpeg process. The job then deletes the temp file and the half-written MP3.</w:t>
+        <w:t>recent_after</w:t>
+      </w:r>
+      <w:r>
+        <w:t>, so Home s</w:t>
+      </w:r>
+      <w:r>
+        <w:t>hows only songs finished after that moment. Nothing is deleted. "Show recent again" removes the stored value.</w:t>
       </w:r>
     </w:p>
     <w:p>
@@ -42747,167 +43176,8 @@
         <w:spacing w:after="120" w:line="276" w:lineRule="auto"/>
       </w:pPr>
       <w:r>
-        <w:rPr>
-          <w:b/>
-          <w:bCs/>
-        </w:rPr>
-        <w:t>Automatic retry (YouTube only).</w:t>
-      </w:r>
-      <w:r>
-        <w:t xml:space="preserve"> Suppose YouTube answers</w:t>
-      </w:r>
-      <w:r>
-        <w:t xml:space="preserve"> "HTTP Error 429" on the first try:</w:t>
-      </w:r>
-    </w:p>
-    <w:p>
-      <w:pPr>
-        <w:pStyle w:val="ListParagraph"/>
-        <w:numPr>
-          <w:ilvl w:val="0"/>
-          <w:numId w:val="10"/>
-        </w:numPr>
-        <w:spacing w:after="60" w:line="276" w:lineRule="auto"/>
-      </w:pPr>
-      <w:r>
-        <w:t>The error becomes "…YouTube is rate-limiting this computer. Wait a few minutes, or set a browser (or cookies.txt file) under Settings → YouTube access."</w:t>
-      </w:r>
-    </w:p>
-    <w:p>
-      <w:pPr>
-        <w:pStyle w:val="ListParagraph"/>
-        <w:numPr>
-          <w:ilvl w:val="0"/>
-          <w:numId w:val="10"/>
-        </w:numPr>
-        <w:spacing w:after="60" w:line="276" w:lineRule="auto"/>
-      </w:pPr>
-      <w:r>
-        <w:t xml:space="preserve">The row goes back to </w:t>
-      </w:r>
-      <w:r>
-        <w:rPr>
-          <w:rFonts w:ascii="Consolas" w:eastAsia="Consolas" w:hAnsi="Consolas" w:cs="Consolas"/>
-          <w:color w:val="24292F"/>
-          <w:sz w:val="19"/>
-          <w:szCs w:val="19"/>
-          <w:shd w:val="clear" w:color="auto" w:fill="EEF1F5"/>
-        </w:rPr>
-        <w:t>pending</w:t>
-      </w:r>
-      <w:r>
-        <w:t xml:space="preserve"> with "Attempt 1 of 3 failed, retrying.</w:t>
-      </w:r>
-      <w:r>
-        <w:t>..".</w:t>
-      </w:r>
-    </w:p>
-    <w:p>
-      <w:pPr>
-        <w:pStyle w:val="ListParagraph"/>
-        <w:numPr>
-          <w:ilvl w:val="0"/>
-          <w:numId w:val="10"/>
-        </w:numPr>
-        <w:spacing w:after="60" w:line="276" w:lineRule="auto"/>
-      </w:pPr>
-      <w:r>
-        <w:t>The queue retries after 60 s, then 300 s.</w:t>
-      </w:r>
-    </w:p>
-    <w:p>
-      <w:pPr>
-        <w:pStyle w:val="ListParagraph"/>
-        <w:numPr>
-          <w:ilvl w:val="0"/>
-          <w:numId w:val="10"/>
-        </w:numPr>
-        <w:spacing w:after="60" w:line="276" w:lineRule="auto"/>
-      </w:pPr>
-      <w:r>
-        <w:t xml:space="preserve">After the third failure, </w:t>
-      </w:r>
-      <w:r>
-        <w:rPr>
-          <w:rFonts w:ascii="Consolas" w:eastAsia="Consolas" w:hAnsi="Consolas" w:cs="Consolas"/>
-          <w:color w:val="24292F"/>
-          <w:sz w:val="19"/>
-          <w:szCs w:val="19"/>
-          <w:shd w:val="clear" w:color="auto" w:fill="EEF1F5"/>
-        </w:rPr>
-        <w:t>failed()</w:t>
-      </w:r>
-      <w:r>
-        <w:t xml:space="preserve"> sets </w:t>
-      </w:r>
-      <w:r>
-        <w:rPr>
-          <w:rFonts w:ascii="Consolas" w:eastAsia="Consolas" w:hAnsi="Consolas" w:cs="Consolas"/>
-          <w:color w:val="24292F"/>
-          <w:sz w:val="19"/>
-          <w:szCs w:val="19"/>
-          <w:shd w:val="clear" w:color="auto" w:fill="EEF1F5"/>
-        </w:rPr>
-        <w:t>failed</w:t>
-      </w:r>
-      <w:r>
-        <w:t xml:space="preserve"> and "Download failed after 3 attempt(s): …".</w:t>
-      </w:r>
-    </w:p>
-    <w:p>
-      <w:pPr>
-        <w:spacing w:after="120" w:line="276" w:lineRule="auto"/>
-      </w:pPr>
-      <w:r>
-        <w:rPr>
-          <w:b/>
-          <w:bCs/>
-        </w:rPr>
-        <w:t>Manual retry.</w:t>
-      </w:r>
-      <w:r>
-        <w:t xml:space="preserve"> On the Queue page, or after a failure on the Download page, </w:t>
-      </w:r>
-      <w:r>
-        <w:rPr>
-          <w:rFonts w:ascii="Consolas" w:eastAsia="Consolas" w:hAnsi="Consolas" w:cs="Consolas"/>
-          <w:color w:val="24292F"/>
-          <w:sz w:val="19"/>
-          <w:szCs w:val="19"/>
-          <w:shd w:val="clear" w:color="auto" w:fill="EEF1F5"/>
-        </w:rPr>
-        <w:t>POST /api/downloads/41/retry</w:t>
-      </w:r>
-      <w:r>
-        <w:t xml:space="preserve"> resets progress</w:t>
-      </w:r>
-      <w:r>
-        <w:t xml:space="preserve"> and dispatches the right job for the source (</w:t>
-      </w:r>
-      <w:r>
-        <w:rPr>
-          <w:rFonts w:ascii="Consolas" w:eastAsia="Consolas" w:hAnsi="Consolas" w:cs="Consolas"/>
-          <w:color w:val="24292F"/>
-          <w:sz w:val="19"/>
-          <w:szCs w:val="19"/>
-          <w:shd w:val="clear" w:color="auto" w:fill="EEF1F5"/>
-        </w:rPr>
-        <w:t>Download::job()</w:t>
-      </w:r>
-      <w:r>
-        <w:t>).</w:t>
-      </w:r>
-    </w:p>
-    <w:p>
-      <w:pPr>
-        <w:pStyle w:val="Heading2"/>
-        <w:keepNext/>
-      </w:pPr>
-      <w:bookmarkStart w:id="42" w:name="_Toc243997618"/>
-      <w:r>
-        <w:t>11.15 Queue page, worker banner and notifications</w:t>
-      </w:r>
-      <w:bookmarkEnd w:id="42"/>
+        <w:t>The History song menu:</w:t>
+      </w:r>
     </w:p>
     <w:p>
       <w:pPr>
@@ -42927,7 +43197,7 @@
           <w:sz w:val="15"/>
           <w:szCs w:val="15"/>
         </w:rPr>
-        <w:t>App.vue, every 5 s: GET /api/queue/status</w:t>
+        <w:t>Play  Save  More ─► ┌──────────────────────┐</w:t>
       </w:r>
     </w:p>
     <w:p>
@@ -42947,7 +43217,7 @@
           <w:sz w:val="15"/>
           <w:szCs w:val="15"/>
         </w:rPr>
-        <w:t xml:space="preserve">   { pending, processing, failed, worker_running }</w:t>
+        <w:t xml:space="preserve">                    │ Edit tags            │</w:t>
       </w:r>
     </w:p>
     <w:p>
@@ -42967,7 +43237,16 @@
           <w:sz w:val="15"/>
           <w:szCs w:val="15"/>
         </w:rPr>
-        <w:t xml:space="preserve">   ├─ worker_running = false and pending &gt; 0 → WorkerBanner "The queue worker is not running"</w:t>
+        <w:t xml:space="preserve">                    │ Make ringto</w:t>
+      </w:r>
+      <w:r>
+        <w:rPr>
+          <w:rFonts w:ascii="Consolas" w:eastAsia="Consolas" w:hAnsi="Consolas" w:cs="Consolas"/>
+          <w:color w:val="1F2328"/>
+          <w:sz w:val="15"/>
+          <w:szCs w:val="15"/>
+        </w:rPr>
+        <w:t>ne        │</w:t>
       </w:r>
     </w:p>
     <w:p>
@@ -42987,7 +43266,7 @@
           <w:sz w:val="15"/>
           <w:szCs w:val="15"/>
         </w:rPr>
-        <w:t xml:space="preserve">   └─ notifications.checkFinishedDownloads(pending)</w:t>
+        <w:t xml:space="preserve">                    │ Show in folder       │  only from the same computer</w:t>
       </w:r>
     </w:p>
     <w:p>
@@ -43007,7 +43286,7 @@
           <w:sz w:val="15"/>
           <w:szCs w:val="15"/>
         </w:rPr>
-        <w:t xml:space="preserve">         remembers active downloads; when one leaves the active list,</w:t>
+        <w:t xml:space="preserve">                    ├──────────────────────┤</w:t>
       </w:r>
     </w:p>
     <w:p>
@@ -43027,16 +43306,7 @@
           <w:sz w:val="15"/>
           <w:szCs w:val="15"/>
         </w:rPr>
-        <w:t xml:space="preserve">         fetches it and shows "Download </w:t>
-      </w:r>
-      <w:r>
-        <w:rPr>
-          <w:rFonts w:ascii="Consolas" w:eastAsia="Consolas" w:hAnsi="Consolas" w:cs="Consolas"/>
-          <w:color w:val="1F2328"/>
-          <w:sz w:val="15"/>
-          <w:szCs w:val="15"/>
-        </w:rPr>
-        <w:t>finished" / "Download failed"</w:t>
+        <w:t xml:space="preserve">                    │ Delete original file │  red; converted local files only</w:t>
       </w:r>
     </w:p>
     <w:p>
@@ -43056,7 +43326,312 @@
           <w:sz w:val="15"/>
           <w:szCs w:val="15"/>
         </w:rPr>
-        <w:t xml:space="preserve">         through the service worker (required on Android)</w:t>
+        <w:t xml:space="preserve">                    │ Delete               │  red</w:t>
+      </w:r>
+    </w:p>
+    <w:p>
+      <w:pPr>
+        <w:keepLines/>
+        <w:pBdr>
+          <w:left w:val="single" w:sz="12" w:space="6" w:color="C9D3E6"/>
+        </w:pBdr>
+        <w:shd w:val="clear" w:color="auto" w:fill="F4F6F9"/>
+        <w:spacing w:after="160"/>
+        <w:ind w:left="140"/>
+      </w:pPr>
+      <w:r>
+        <w:rPr>
+          <w:rFonts w:ascii="Consolas" w:eastAsia="Consolas" w:hAnsi="Consolas" w:cs="Consolas"/>
+          <w:color w:val="1F2328"/>
+          <w:sz w:val="15"/>
+          <w:szCs w:val="15"/>
+        </w:rPr>
+        <w:t xml:space="preserve">                    └──────────────────────┘</w:t>
+      </w:r>
+    </w:p>
+    <w:p>
+      <w:pPr>
+        <w:spacing w:after="120" w:line="276" w:lineRule="auto"/>
+      </w:pPr>
+      <w:r>
+        <w:t>The menu opens upwards when there is no room below and stays inside the window. Esc, a click outside, scrolling or resizing close it; arrow keys move between ite</w:t>
+      </w:r>
+      <w:r>
+        <w:t>ms.</w:t>
+      </w:r>
+    </w:p>
+    <w:p>
+      <w:pPr>
+        <w:pStyle w:val="Heading2"/>
+        <w:keepNext/>
+      </w:pPr>
+      <w:bookmarkStart w:id="41" w:name="_Toc244008629"/>
+      <w:r>
+        <w:t>11.14 Cancel, retry and failure</w:t>
+      </w:r>
+      <w:bookmarkEnd w:id="41"/>
+    </w:p>
+    <w:p>
+      <w:pPr>
+        <w:spacing w:after="120" w:line="276" w:lineRule="auto"/>
+      </w:pPr>
+      <w:r>
+        <w:rPr>
+          <w:b/>
+          <w:bCs/>
+        </w:rPr>
+        <w:t>Cancel while downloading.</w:t>
+      </w:r>
+      <w:r>
+        <w:t xml:space="preserve"> </w:t>
+      </w:r>
+      <w:r>
+        <w:rPr>
+          <w:rFonts w:ascii="Consolas" w:eastAsia="Consolas" w:hAnsi="Consolas" w:cs="Consolas"/>
+          <w:color w:val="24292F"/>
+          <w:sz w:val="19"/>
+          <w:szCs w:val="19"/>
+          <w:shd w:val="clear" w:color="auto" w:fill="EEF1F5"/>
+        </w:rPr>
+        <w:t>POST /api/downloads/41/cancel</w:t>
+      </w:r>
+      <w:r>
+        <w:t xml:space="preserve"> sets </w:t>
+      </w:r>
+      <w:r>
+        <w:rPr>
+          <w:rFonts w:ascii="Consolas" w:eastAsia="Consolas" w:hAnsi="Consolas" w:cs="Consolas"/>
+          <w:color w:val="24292F"/>
+          <w:sz w:val="19"/>
+          <w:szCs w:val="19"/>
+          <w:shd w:val="clear" w:color="auto" w:fill="EEF1F5"/>
+        </w:rPr>
+        <w:t>cancelled</w:t>
+      </w:r>
+      <w:r>
+        <w:t xml:space="preserve">. At the next whole percent, the job's progress callback calls </w:t>
+      </w:r>
+      <w:r>
+        <w:rPr>
+          <w:rFonts w:ascii="Consolas" w:eastAsia="Consolas" w:hAnsi="Consolas" w:cs="Consolas"/>
+          <w:color w:val="24292F"/>
+          <w:sz w:val="19"/>
+          <w:szCs w:val="19"/>
+          <w:shd w:val="clear" w:color="auto" w:fill="EEF1F5"/>
+        </w:rPr>
+        <w:t>abortIfCancelled()</w:t>
+      </w:r>
+      <w:r>
+        <w:t xml:space="preserve">. It throws </w:t>
+      </w:r>
+      <w:r>
+        <w:rPr>
+          <w:rFonts w:ascii="Consolas" w:eastAsia="Consolas" w:hAnsi="Consolas" w:cs="Consolas"/>
+          <w:color w:val="24292F"/>
+          <w:sz w:val="19"/>
+          <w:szCs w:val="19"/>
+          <w:shd w:val="clear" w:color="auto" w:fill="EEF1F5"/>
+        </w:rPr>
+        <w:t>DownloadCancelledException</w:t>
+      </w:r>
+      <w:r>
+        <w:t xml:space="preserve"> from inside the output callback, which stops the running yt-dlp or ffmpeg process. The job then deletes the temp file and the half-written MP3.</w:t>
+      </w:r>
+    </w:p>
+    <w:p>
+      <w:pPr>
+        <w:spacing w:after="120" w:line="276" w:lineRule="auto"/>
+      </w:pPr>
+      <w:r>
+        <w:rPr>
+          <w:b/>
+          <w:bCs/>
+        </w:rPr>
+        <w:t>Automatic retry (YouTube only).</w:t>
+      </w:r>
+      <w:r>
+        <w:t xml:space="preserve"> Suppose YouTube answers "HTTP Error 429" on the first try:</w:t>
+      </w:r>
+    </w:p>
+    <w:p>
+      <w:pPr>
+        <w:pStyle w:val="ListParagraph"/>
+        <w:numPr>
+          <w:ilvl w:val="0"/>
+          <w:numId w:val="10"/>
+        </w:numPr>
+        <w:spacing w:after="60" w:line="276" w:lineRule="auto"/>
+      </w:pPr>
+      <w:r>
+        <w:t>The error becomes "…</w:t>
+      </w:r>
+      <w:r>
+        <w:t>YouTube is rate-limiting this computer. Wait a few minutes, or set a browser (or cookies.txt file) under Settings → YouTube access."</w:t>
+      </w:r>
+    </w:p>
+    <w:p>
+      <w:pPr>
+        <w:pStyle w:val="ListParagraph"/>
+        <w:numPr>
+          <w:ilvl w:val="0"/>
+          <w:numId w:val="10"/>
+        </w:numPr>
+        <w:spacing w:after="60" w:line="276" w:lineRule="auto"/>
+      </w:pPr>
+      <w:r>
+        <w:t xml:space="preserve">The row goes back to </w:t>
+      </w:r>
+      <w:r>
+        <w:rPr>
+          <w:rFonts w:ascii="Consolas" w:eastAsia="Consolas" w:hAnsi="Consolas" w:cs="Consolas"/>
+          <w:color w:val="24292F"/>
+          <w:sz w:val="19"/>
+          <w:szCs w:val="19"/>
+          <w:shd w:val="clear" w:color="auto" w:fill="EEF1F5"/>
+        </w:rPr>
+        <w:t>pending</w:t>
+      </w:r>
+      <w:r>
+        <w:t xml:space="preserve"> with "Attempt 1 of 3 failed, retrying...".</w:t>
+      </w:r>
+    </w:p>
+    <w:p>
+      <w:pPr>
+        <w:pStyle w:val="ListParagraph"/>
+        <w:numPr>
+          <w:ilvl w:val="0"/>
+          <w:numId w:val="10"/>
+        </w:numPr>
+        <w:spacing w:after="60" w:line="276" w:lineRule="auto"/>
+      </w:pPr>
+      <w:r>
+        <w:t>The queue retries after 60 s, then 300 s.</w:t>
+      </w:r>
+    </w:p>
+    <w:p>
+      <w:pPr>
+        <w:pStyle w:val="ListParagraph"/>
+        <w:numPr>
+          <w:ilvl w:val="0"/>
+          <w:numId w:val="10"/>
+        </w:numPr>
+        <w:spacing w:after="60" w:line="276" w:lineRule="auto"/>
+      </w:pPr>
+      <w:r>
+        <w:t>After the</w:t>
+      </w:r>
+      <w:r>
+        <w:t xml:space="preserve"> third failure, </w:t>
+      </w:r>
+      <w:r>
+        <w:rPr>
+          <w:rFonts w:ascii="Consolas" w:eastAsia="Consolas" w:hAnsi="Consolas" w:cs="Consolas"/>
+          <w:color w:val="24292F"/>
+          <w:sz w:val="19"/>
+          <w:szCs w:val="19"/>
+          <w:shd w:val="clear" w:color="auto" w:fill="EEF1F5"/>
+        </w:rPr>
+        <w:t>failed()</w:t>
+      </w:r>
+      <w:r>
+        <w:t xml:space="preserve"> sets </w:t>
+      </w:r>
+      <w:r>
+        <w:rPr>
+          <w:rFonts w:ascii="Consolas" w:eastAsia="Consolas" w:hAnsi="Consolas" w:cs="Consolas"/>
+          <w:color w:val="24292F"/>
+          <w:sz w:val="19"/>
+          <w:szCs w:val="19"/>
+          <w:shd w:val="clear" w:color="auto" w:fill="EEF1F5"/>
+        </w:rPr>
+        <w:t>failed</w:t>
+      </w:r>
+      <w:r>
+        <w:t xml:space="preserve"> and "Download failed after 3 attempt(s): …".</w:t>
+      </w:r>
+    </w:p>
+    <w:p>
+      <w:pPr>
+        <w:spacing w:after="120" w:line="276" w:lineRule="auto"/>
+      </w:pPr>
+      <w:r>
+        <w:rPr>
+          <w:b/>
+          <w:bCs/>
+        </w:rPr>
+        <w:t>Manual retry.</w:t>
+      </w:r>
+      <w:r>
+        <w:t xml:space="preserve"> On the Queue page, or after a failure on the Download page, </w:t>
+      </w:r>
+      <w:r>
+        <w:rPr>
+          <w:rFonts w:ascii="Consolas" w:eastAsia="Consolas" w:hAnsi="Consolas" w:cs="Consolas"/>
+          <w:color w:val="24292F"/>
+          <w:sz w:val="19"/>
+          <w:szCs w:val="19"/>
+          <w:shd w:val="clear" w:color="auto" w:fill="EEF1F5"/>
+        </w:rPr>
+        <w:t>POST /api/downloads/41/retry</w:t>
+      </w:r>
+      <w:r>
+        <w:t xml:space="preserve"> resets progress and dispatches the right job for the source (</w:t>
+      </w:r>
+      <w:r>
+        <w:rPr>
+          <w:rFonts w:ascii="Consolas" w:eastAsia="Consolas" w:hAnsi="Consolas" w:cs="Consolas"/>
+          <w:color w:val="24292F"/>
+          <w:sz w:val="19"/>
+          <w:szCs w:val="19"/>
+          <w:shd w:val="clear" w:color="auto" w:fill="EEF1F5"/>
+        </w:rPr>
+        <w:t>Download::</w:t>
+      </w:r>
+      <w:r>
+        <w:rPr>
+          <w:rFonts w:ascii="Consolas" w:eastAsia="Consolas" w:hAnsi="Consolas" w:cs="Consolas"/>
+          <w:color w:val="24292F"/>
+          <w:sz w:val="19"/>
+          <w:szCs w:val="19"/>
+          <w:shd w:val="clear" w:color="auto" w:fill="EEF1F5"/>
+        </w:rPr>
+        <w:t>job()</w:t>
+      </w:r>
+      <w:r>
+        <w:t>).</w:t>
+      </w:r>
+    </w:p>
+    <w:p>
+      <w:pPr>
+        <w:pStyle w:val="Heading2"/>
+        <w:keepNext/>
+      </w:pPr>
+      <w:bookmarkStart w:id="42" w:name="_Toc244008630"/>
+      <w:r>
+        <w:lastRenderedPageBreak/>
+        <w:t>11.15 Queue page, worker banner and notifications</w:t>
+      </w:r>
+      <w:bookmarkEnd w:id="42"/>
+    </w:p>
+    <w:p>
+      <w:pPr>
+        <w:keepNext/>
+        <w:keepLines/>
+        <w:pBdr>
+          <w:left w:val="single" w:sz="12" w:space="6" w:color="C9D3E6"/>
+        </w:pBdr>
+        <w:shd w:val="clear" w:color="auto" w:fill="F4F6F9"/>
+        <w:spacing w:before="80"/>
+        <w:ind w:left="140"/>
+      </w:pPr>
+      <w:r>
+        <w:rPr>
+          <w:rFonts w:ascii="Consolas" w:eastAsia="Consolas" w:hAnsi="Consolas" w:cs="Consolas"/>
+          <w:color w:val="1F2328"/>
+          <w:sz w:val="15"/>
+          <w:szCs w:val="15"/>
+        </w:rPr>
+        <w:t>App.vue, every 5 s: GET /api/queue/status</w:t>
       </w:r>
     </w:p>
     <w:p>
@@ -43076,7 +43651,7 @@
           <w:sz w:val="15"/>
           <w:szCs w:val="15"/>
         </w:rPr>
-        <w:t>QueueStatus.vue, every 1 s:</w:t>
+        <w:t xml:space="preserve">   { pending, processing, failed, worker_running }</w:t>
       </w:r>
     </w:p>
     <w:p>
@@ -43096,7 +43671,7 @@
           <w:sz w:val="15"/>
           <w:szCs w:val="15"/>
         </w:rPr>
-        <w:t xml:space="preserve">   GET /api/downloads?status=processing,pending&amp;per_page=100   (Active tab)</w:t>
+        <w:t xml:space="preserve">   ├─ worker_running = false and pending &gt; 0 → WorkerBanner "The queue worker is not running"</w:t>
       </w:r>
     </w:p>
     <w:p>
@@ -43116,7 +43691,7 @@
           <w:sz w:val="15"/>
           <w:szCs w:val="15"/>
         </w:rPr>
-        <w:t xml:space="preserve">   GET /api/downloads?status=failed,cancelled&amp;per_page=100     (</w:t>
+        <w:t xml:space="preserve">   └─ notif</w:t>
       </w:r>
       <w:r>
         <w:rPr>
@@ -43125,7 +43700,7 @@
           <w:sz w:val="15"/>
           <w:szCs w:val="15"/>
         </w:rPr>
-        <w:t>Failed tab)</w:t>
+        <w:t>ications.checkFinishedDownloads(pending)</w:t>
       </w:r>
     </w:p>
     <w:p>
@@ -43145,7 +43720,7 @@
           <w:sz w:val="15"/>
           <w:szCs w:val="15"/>
         </w:rPr>
-        <w:t xml:space="preserve">   Failed tab → Clear: DELETE /api/downloads/{id} for each shown download,</w:t>
+        <w:t xml:space="preserve">         remembers active downloads; when one leaves the active list,</w:t>
       </w:r>
     </w:p>
     <w:p>
@@ -43165,7 +43740,136 @@
           <w:sz w:val="15"/>
           <w:szCs w:val="15"/>
         </w:rPr>
-        <w:t xml:space="preserve">      then POST /api/queue/clear-failed {download_ids:[…]}</w:t>
+        <w:t xml:space="preserve">         fetches it and shows "Download finished" / "Download failed"</w:t>
+      </w:r>
+    </w:p>
+    <w:p>
+      <w:pPr>
+        <w:keepNext/>
+        <w:keepLines/>
+        <w:pBdr>
+          <w:left w:val="single" w:sz="12" w:space="6" w:color="C9D3E6"/>
+        </w:pBdr>
+        <w:shd w:val="clear" w:color="auto" w:fill="F4F6F9"/>
+        <w:ind w:left="140"/>
+      </w:pPr>
+      <w:r>
+        <w:rPr>
+          <w:rFonts w:ascii="Consolas" w:eastAsia="Consolas" w:hAnsi="Consolas" w:cs="Consolas"/>
+          <w:color w:val="1F2328"/>
+          <w:sz w:val="15"/>
+          <w:szCs w:val="15"/>
+        </w:rPr>
+        <w:t xml:space="preserve">         through the service worker (required on Android)</w:t>
+      </w:r>
+    </w:p>
+    <w:p>
+      <w:pPr>
+        <w:keepNext/>
+        <w:keepLines/>
+        <w:pBdr>
+          <w:left w:val="single" w:sz="12" w:space="6" w:color="C9D3E6"/>
+        </w:pBdr>
+        <w:shd w:val="clear" w:color="auto" w:fill="F4F6F9"/>
+        <w:ind w:left="140"/>
+      </w:pPr>
+      <w:r>
+        <w:rPr>
+          <w:rFonts w:ascii="Consolas" w:eastAsia="Consolas" w:hAnsi="Consolas" w:cs="Consolas"/>
+          <w:color w:val="1F2328"/>
+          <w:sz w:val="15"/>
+          <w:szCs w:val="15"/>
+        </w:rPr>
+        <w:t>QueueStatus.vue, every 1 s:</w:t>
+      </w:r>
+    </w:p>
+    <w:p>
+      <w:pPr>
+        <w:keepNext/>
+        <w:keepLines/>
+        <w:pBdr>
+          <w:left w:val="single" w:sz="12" w:space="6" w:color="C9D3E6"/>
+        </w:pBdr>
+        <w:shd w:val="clear" w:color="auto" w:fill="F4F6F9"/>
+        <w:ind w:left="140"/>
+      </w:pPr>
+      <w:r>
+        <w:rPr>
+          <w:rFonts w:ascii="Consolas" w:eastAsia="Consolas" w:hAnsi="Consolas" w:cs="Consolas"/>
+          <w:color w:val="1F2328"/>
+          <w:sz w:val="15"/>
+          <w:szCs w:val="15"/>
+        </w:rPr>
+        <w:t xml:space="preserve">   GET /api/downloads?status=processing,pending&amp;per_page=100   (Active tab)</w:t>
+      </w:r>
+    </w:p>
+    <w:p>
+      <w:pPr>
+        <w:keepNext/>
+        <w:keepLines/>
+        <w:pBdr>
+          <w:left w:val="single" w:sz="12" w:space="6" w:color="C9D3E6"/>
+        </w:pBdr>
+        <w:shd w:val="clear" w:color="auto" w:fill="F4F6F9"/>
+        <w:ind w:left="140"/>
+      </w:pPr>
+      <w:r>
+        <w:rPr>
+          <w:rFonts w:ascii="Consolas" w:eastAsia="Consolas" w:hAnsi="Consolas" w:cs="Consolas"/>
+          <w:color w:val="1F2328"/>
+          <w:sz w:val="15"/>
+          <w:szCs w:val="15"/>
+        </w:rPr>
+        <w:t xml:space="preserve">   GET /api/downloads?status=failed,cancelled&amp;per_page=100     (Failed tab)</w:t>
+      </w:r>
+    </w:p>
+    <w:p>
+      <w:pPr>
+        <w:keepNext/>
+        <w:keepLines/>
+        <w:pBdr>
+          <w:left w:val="single" w:sz="12" w:space="6" w:color="C9D3E6"/>
+        </w:pBdr>
+        <w:shd w:val="clear" w:color="auto" w:fill="F4F6F9"/>
+        <w:ind w:left="140"/>
+      </w:pPr>
+      <w:r>
+        <w:rPr>
+          <w:rFonts w:ascii="Consolas" w:eastAsia="Consolas" w:hAnsi="Consolas" w:cs="Consolas"/>
+          <w:color w:val="1F2328"/>
+          <w:sz w:val="15"/>
+          <w:szCs w:val="15"/>
+        </w:rPr>
+        <w:t xml:space="preserve">   Failed tab → Clear: DELETE /api/downloads/{id} for each shown download,</w:t>
+      </w:r>
+    </w:p>
+    <w:p>
+      <w:pPr>
+        <w:keepNext/>
+        <w:keepLines/>
+        <w:pBdr>
+          <w:left w:val="single" w:sz="12" w:space="6" w:color="C9D3E6"/>
+        </w:pBdr>
+        <w:shd w:val="clear" w:color="auto" w:fill="F4F6F9"/>
+        <w:ind w:left="140"/>
+      </w:pPr>
+      <w:r>
+        <w:rPr>
+          <w:rFonts w:ascii="Consolas" w:eastAsia="Consolas" w:hAnsi="Consolas" w:cs="Consolas"/>
+          <w:color w:val="1F2328"/>
+          <w:sz w:val="15"/>
+          <w:szCs w:val="15"/>
+        </w:rPr>
+        <w:t xml:space="preserve"> </w:t>
+      </w:r>
+      <w:r>
+        <w:rPr>
+          <w:rFonts w:ascii="Consolas" w:eastAsia="Consolas" w:hAnsi="Consolas" w:cs="Consolas"/>
+          <w:color w:val="1F2328"/>
+          <w:sz w:val="15"/>
+          <w:szCs w:val="15"/>
+        </w:rPr>
+        <w:t xml:space="preserve">     then POST /api/queue/clear-failed {download_ids:[…]}</w:t>
       </w:r>
     </w:p>
     <w:p>
@@ -43193,7 +43897,6 @@
         <w:spacing w:after="120" w:line="276" w:lineRule="auto"/>
       </w:pPr>
       <w:r>
-        <w:lastRenderedPageBreak/>
         <w:t xml:space="preserve">Clicking a notification opens </w:t>
       </w:r>
       <w:r>
@@ -43220,10 +43923,10 @@
         <w:t>/queue</w:t>
       </w:r>
       <w:r>
-        <w:t xml:space="preserve"> for </w:t>
-      </w:r>
-      <w:r>
-        <w:t xml:space="preserve">failures) without reloading, so music keeps playing. The service worker posts a message to the open window, which calls </w:t>
+        <w:t xml:space="preserve"> for failures) without reloading, so music keeps playing. The service worker posts a message </w:t>
+      </w:r>
+      <w:r>
+        <w:t xml:space="preserve">to the open window, which calls </w:t>
       </w:r>
       <w:r>
         <w:rPr>
@@ -43244,7 +43947,7 @@
         <w:pStyle w:val="Heading2"/>
         <w:keepNext/>
       </w:pPr>
-      <w:bookmarkStart w:id="43" w:name="_Toc243997619"/>
+      <w:bookmarkStart w:id="43" w:name="_Toc244008631"/>
       <w:r>
         <w:t>11.16 Settings and the setup checklist</w:t>
       </w:r>
@@ -43280,10 +43983,7 @@
         <w:t>PUT /api/settings</w:t>
       </w:r>
       <w:r>
-        <w:t xml:space="preserve"> checks the download folder can be created and wri</w:t>
-      </w:r>
-      <w:r>
-        <w:t xml:space="preserve">tten to, and that a cookies file exists. Values are stored in the </w:t>
+        <w:t xml:space="preserve"> checks the download folder can be created and written to, and that a cookies file exists. Values are stored in the </w:t>
       </w:r>
       <w:r>
         <w:rPr>
@@ -43296,7 +43996,10 @@
         <w:t>settings</w:t>
       </w:r>
       <w:r>
-        <w:t xml:space="preserve"> table; booleans as </w:t>
+        <w:t xml:space="preserve"> table; boolea</w:t>
+      </w:r>
+      <w:r>
+        <w:t xml:space="preserve">ns as </w:t>
       </w:r>
       <w:r>
         <w:rPr>
@@ -43348,7 +44051,7 @@
         <w:t>.env</w:t>
       </w:r>
       <w:r>
-        <w:t>.</w:t>
+        <w:t>. A new download folder can come with an offer to move the existing songs (section 11.19).</w:t>
       </w:r>
     </w:p>
     <w:p>
@@ -44467,7 +45170,7 @@
         <w:pStyle w:val="Heading2"/>
         <w:keepNext/>
       </w:pPr>
-      <w:bookmarkStart w:id="44" w:name="_Toc243997620"/>
+      <w:bookmarkStart w:id="44" w:name="_Toc244008632"/>
       <w:r>
         <w:t>11.17 Password lock (servers)</w:t>
       </w:r>
@@ -44726,8 +45429,9 @@
         <w:pStyle w:val="Heading2"/>
         <w:keepNext/>
       </w:pPr>
-      <w:bookmarkStart w:id="45" w:name="_Toc243997621"/>
-      <w:r>
+      <w:bookmarkStart w:id="45" w:name="_Toc244008633"/>
+      <w:r>
+        <w:lastRenderedPageBreak/>
         <w:t>11.18 Daily cleanup</w:t>
       </w:r>
       <w:bookmarkEnd w:id="45"/>
@@ -44768,26 +45472,89 @@
     </w:p>
     <w:p>
       <w:pPr>
-        <w:pStyle w:val="Heading1"/>
-        <w:pageBreakBefore/>
-      </w:pPr>
-      <w:bookmarkStart w:id="46" w:name="_Toc243997622"/>
-      <w:r>
-        <w:lastRenderedPageBreak/>
-        <w:t>12. Frontend architecture</w:t>
-      </w:r>
-      <w:bookmarkEnd w:id="46"/>
-    </w:p>
-    <w:p>
-      <w:pPr>
         <w:pStyle w:val="Heading2"/>
         <w:keepNext/>
       </w:pPr>
-      <w:bookmarkStart w:id="47" w:name="_Toc243997623"/>
-      <w:r>
-        <w:t>12.1 Structure</w:t>
-      </w:r>
-      <w:bookmarkEnd w:id="47"/>
+      <w:bookmarkStart w:id="46" w:name="_Toc244008634"/>
+      <w:r>
+        <w:t>11.19 Change the download folder</w:t>
+      </w:r>
+      <w:bookmarkEnd w:id="46"/>
+    </w:p>
+    <w:p>
+      <w:pPr>
+        <w:spacing w:after="120" w:line="276" w:lineRule="auto"/>
+      </w:pPr>
+      <w:r>
+        <w:t xml:space="preserve">Every finished song stores its full path in </w:t>
+      </w:r>
+      <w:r>
+        <w:rPr>
+          <w:rFonts w:ascii="Consolas" w:eastAsia="Consolas" w:hAnsi="Consolas" w:cs="Consolas"/>
+          <w:color w:val="24292F"/>
+          <w:sz w:val="19"/>
+          <w:szCs w:val="19"/>
+          <w:shd w:val="clear" w:color="auto" w:fill="EEF1F5"/>
+        </w:rPr>
+        <w:t>file_path</w:t>
+      </w:r>
+      <w:r>
+        <w:t>. Changing the folder in S</w:t>
+      </w:r>
+      <w:r>
+        <w:t xml:space="preserve">ettings changes where </w:t>
+      </w:r>
+      <w:r>
+        <w:rPr>
+          <w:b/>
+          <w:bCs/>
+        </w:rPr>
+        <w:t>new</w:t>
+      </w:r>
+      <w:r>
+        <w:t xml:space="preserve"> songs go; songs already saved stay where they are until the user moves them.</w:t>
+      </w:r>
+    </w:p>
+    <w:p>
+      <w:pPr>
+        <w:spacing w:after="120" w:line="276" w:lineRule="auto"/>
+      </w:pPr>
+      <w:r>
+        <w:rPr>
+          <w:b/>
+          <w:bCs/>
+        </w:rPr>
+        <w:t>Example:</w:t>
+      </w:r>
+      <w:r>
+        <w:t xml:space="preserve"> 4 songs are in the default folder </w:t>
+      </w:r>
+      <w:r>
+        <w:rPr>
+          <w:rFonts w:ascii="Consolas" w:eastAsia="Consolas" w:hAnsi="Consolas" w:cs="Consolas"/>
+          <w:color w:val="24292F"/>
+          <w:sz w:val="19"/>
+          <w:szCs w:val="19"/>
+          <w:shd w:val="clear" w:color="auto" w:fill="EEF1F5"/>
+        </w:rPr>
+        <w:t>D:\laragon\www\youtube_converter\storage\app\downloads</w:t>
+      </w:r>
+      <w:r>
+        <w:t xml:space="preserve">. The user picks </w:t>
+      </w:r>
+      <w:r>
+        <w:rPr>
+          <w:rFonts w:ascii="Consolas" w:eastAsia="Consolas" w:hAnsi="Consolas" w:cs="Consolas"/>
+          <w:color w:val="24292F"/>
+          <w:sz w:val="19"/>
+          <w:szCs w:val="19"/>
+          <w:shd w:val="clear" w:color="auto" w:fill="EEF1F5"/>
+        </w:rPr>
+        <w:t>E:\Music</w:t>
+      </w:r>
+      <w:r>
+        <w:t xml:space="preserve"> and saves.</w:t>
+      </w:r>
     </w:p>
     <w:p>
       <w:pPr>
@@ -44807,7 +45574,7 @@
           <w:sz w:val="15"/>
           <w:szCs w:val="15"/>
         </w:rPr>
-        <w:t>app.js ── createApp(App) ── router (6 routes) ── mount #app ── register</w:t>
+        <w:t xml:space="preserve">Settings.vue → PUT </w:t>
       </w:r>
       <w:r>
         <w:rPr>
@@ -44816,7 +45583,7 @@
           <w:sz w:val="15"/>
           <w:szCs w:val="15"/>
         </w:rPr>
-        <w:t xml:space="preserve"> /sw.js</w:t>
+        <w:t>/api/settings {download_path:"E:\Music", …}</w:t>
       </w:r>
     </w:p>
     <w:p>
@@ -44836,7 +45603,7 @@
           <w:sz w:val="15"/>
           <w:szCs w:val="15"/>
         </w:rPr>
-        <w:t xml:space="preserve">  │</w:t>
+        <w:t xml:space="preserve">   SettingsController@update</w:t>
       </w:r>
     </w:p>
     <w:p>
@@ -44856,7 +45623,7 @@
           <w:sz w:val="15"/>
           <w:szCs w:val="15"/>
         </w:rPr>
-        <w:t xml:space="preserve">  └─ App.vue (shell)</w:t>
+        <w:t xml:space="preserve">     previous folder = Setting::downloadPath()   (before saving)</w:t>
       </w:r>
     </w:p>
     <w:p>
@@ -44876,7 +45643,7 @@
           <w:sz w:val="15"/>
           <w:szCs w:val="15"/>
         </w:rPr>
-        <w:t xml:space="preserve">       ├─ side navigation (desktop) / bottom navigation (phone)</w:t>
+        <w:t xml:space="preserve">     checks E:\Music can be created and written to, saves the settings</w:t>
       </w:r>
     </w:p>
     <w:p>
@@ -44896,7 +45663,7 @@
           <w:sz w:val="15"/>
           <w:szCs w:val="15"/>
         </w:rPr>
-        <w:t xml:space="preserve">       ├─ WorkerBanner          worker down and jobs waiting</w:t>
+        <w:t xml:space="preserve">     SongMover::songsIn(previous folder) → 4 finished songs still there</w:t>
       </w:r>
     </w:p>
     <w:p>
@@ -44916,7 +45683,7 @@
           <w:sz w:val="15"/>
           <w:szCs w:val="15"/>
         </w:rPr>
-        <w:t xml:space="preserve">       ├─ &lt;router-view&gt;         the current page</w:t>
+        <w:t xml:space="preserve">   ← { message, previous_download_path:"…\storage\app\downloads", songs_in_previous_folder:4 }</w:t>
       </w:r>
     </w:p>
     <w:p>
@@ -44936,7 +45703,7 @@
           <w:sz w:val="15"/>
           <w:szCs w:val="15"/>
         </w:rPr>
-        <w:t xml:space="preserve">       ├─ PlayerBar             always mounted, so music plays across pages</w:t>
+        <w:t xml:space="preserve"> </w:t>
       </w:r>
     </w:p>
     <w:p>
@@ -44956,7 +45723,7 @@
           <w:sz w:val="15"/>
           <w:szCs w:val="15"/>
         </w:rPr>
-        <w:t xml:space="preserve">       │    ├─ WaveformSeek</w:t>
+        <w:t>Dialog "Move your 4 songs too?"   [Leave them]  [Move]</w:t>
       </w:r>
     </w:p>
     <w:p>
@@ -44976,7 +45743,7 @@
           <w:sz w:val="15"/>
           <w:szCs w:val="15"/>
         </w:rPr>
-        <w:t xml:space="preserve">       │    └─ LyricsPanel</w:t>
+        <w:t xml:space="preserve"> </w:t>
       </w:r>
     </w:p>
     <w:p>
@@ -44996,7 +45763,7 @@
           <w:sz w:val="15"/>
           <w:szCs w:val="15"/>
         </w:rPr>
-        <w:t xml:space="preserve">       ├─ SnackbarHost          messages from ui.notify()</w:t>
+        <w:t>Leave them → nothing changes</w:t>
       </w:r>
     </w:p>
     <w:p>
@@ -45016,7 +45783,156 @@
           <w:sz w:val="15"/>
           <w:szCs w:val="15"/>
         </w:rPr>
-        <w:t xml:space="preserve">       ├─ ConfirmDialog         promise-based confirmDialog()</w:t>
+        <w:t xml:space="preserve">   "Show in folder" on an old song opens …\storage\app\downloads</w:t>
+      </w:r>
+    </w:p>
+    <w:p>
+      <w:pPr>
+        <w:keepNext/>
+        <w:keepLines/>
+        <w:pBdr>
+          <w:left w:val="single" w:sz="12" w:space="6" w:color="C9D3E6"/>
+        </w:pBdr>
+        <w:shd w:val="clear" w:color="auto" w:fill="F4F6F9"/>
+        <w:ind w:left="140"/>
+      </w:pPr>
+      <w:r>
+        <w:rPr>
+          <w:rFonts w:ascii="Consolas" w:eastAsia="Consolas" w:hAnsi="Consolas" w:cs="Consolas"/>
+          <w:color w:val="1F2328"/>
+          <w:sz w:val="15"/>
+          <w:szCs w:val="15"/>
+        </w:rPr>
+        <w:t xml:space="preserve">   a new download is saved in, and opens, E:\Music</w:t>
+      </w:r>
+    </w:p>
+    <w:p>
+      <w:pPr>
+        <w:keepNext/>
+        <w:keepLines/>
+        <w:pBdr>
+          <w:left w:val="single" w:sz="12" w:space="6" w:color="C9D3E6"/>
+        </w:pBdr>
+        <w:shd w:val="clear" w:color="auto" w:fill="F4F6F9"/>
+        <w:ind w:left="140"/>
+      </w:pPr>
+      <w:r>
+        <w:rPr>
+          <w:rFonts w:ascii="Consolas" w:eastAsia="Consolas" w:hAnsi="Consolas" w:cs="Consolas"/>
+          <w:color w:val="1F2328"/>
+          <w:sz w:val="15"/>
+          <w:szCs w:val="15"/>
+        </w:rPr>
+        <w:t xml:space="preserve"> </w:t>
+      </w:r>
+    </w:p>
+    <w:p>
+      <w:pPr>
+        <w:keepNext/>
+        <w:keepLines/>
+        <w:pBdr>
+          <w:left w:val="single" w:sz="12" w:space="6" w:color="C9D3E6"/>
+        </w:pBdr>
+        <w:shd w:val="clear" w:color="auto" w:fill="F4F6F9"/>
+        <w:ind w:left="140"/>
+      </w:pPr>
+      <w:r>
+        <w:rPr>
+          <w:rFonts w:ascii="Consolas" w:eastAsia="Consolas" w:hAnsi="Consolas" w:cs="Consolas"/>
+          <w:color w:val="1F2328"/>
+          <w:sz w:val="15"/>
+          <w:szCs w:val="15"/>
+        </w:rPr>
+        <w:t>Move → POST /api/settings/move-songs {from:"…\storage\app\downloads"}</w:t>
+      </w:r>
+    </w:p>
+    <w:p>
+      <w:pPr>
+        <w:keepNext/>
+        <w:keepLines/>
+        <w:pBdr>
+          <w:left w:val="single" w:sz="12" w:space="6" w:color="C9D3E6"/>
+        </w:pBdr>
+        <w:shd w:val="clear" w:color="auto" w:fill="F4F6F9"/>
+        <w:ind w:left="140"/>
+      </w:pPr>
+      <w:r>
+        <w:rPr>
+          <w:rFonts w:ascii="Consolas" w:eastAsia="Consolas" w:hAnsi="Consolas" w:cs="Consolas"/>
+          <w:color w:val="1F2328"/>
+          <w:sz w:val="15"/>
+          <w:szCs w:val="15"/>
+        </w:rPr>
+        <w:t xml:space="preserve">   SongMover::move(from, E:\Music), for each song directly in that f</w:t>
+      </w:r>
+      <w:r>
+        <w:rPr>
+          <w:rFonts w:ascii="Consolas" w:eastAsia="Consolas" w:hAnsi="Consolas" w:cs="Consolas"/>
+          <w:color w:val="1F2328"/>
+          <w:sz w:val="15"/>
+          <w:szCs w:val="15"/>
+        </w:rPr>
+        <w:t>older:</w:t>
+      </w:r>
+    </w:p>
+    <w:p>
+      <w:pPr>
+        <w:keepNext/>
+        <w:keepLines/>
+        <w:pBdr>
+          <w:left w:val="single" w:sz="12" w:space="6" w:color="C9D3E6"/>
+        </w:pBdr>
+        <w:shd w:val="clear" w:color="auto" w:fill="F4F6F9"/>
+        <w:ind w:left="140"/>
+      </w:pPr>
+      <w:r>
+        <w:rPr>
+          <w:rFonts w:ascii="Consolas" w:eastAsia="Consolas" w:hAnsi="Consolas" w:cs="Consolas"/>
+          <w:color w:val="1F2328"/>
+          <w:sz w:val="15"/>
+          <w:szCs w:val="15"/>
+        </w:rPr>
+        <w:t xml:space="preserve">     rename() into E:\Music; "LADY.mp3" taken there? → "LADY (1).mp3"</w:t>
+      </w:r>
+    </w:p>
+    <w:p>
+      <w:pPr>
+        <w:keepNext/>
+        <w:keepLines/>
+        <w:pBdr>
+          <w:left w:val="single" w:sz="12" w:space="6" w:color="C9D3E6"/>
+        </w:pBdr>
+        <w:shd w:val="clear" w:color="auto" w:fill="F4F6F9"/>
+        <w:ind w:left="140"/>
+      </w:pPr>
+      <w:r>
+        <w:rPr>
+          <w:rFonts w:ascii="Consolas" w:eastAsia="Consolas" w:hAnsi="Consolas" w:cs="Consolas"/>
+          <w:color w:val="1F2328"/>
+          <w:sz w:val="15"/>
+          <w:szCs w:val="15"/>
+        </w:rPr>
+        <w:t xml:space="preserve">     update file_path   (History, the player and "Show in folder" follow)</w:t>
+      </w:r>
+    </w:p>
+    <w:p>
+      <w:pPr>
+        <w:keepNext/>
+        <w:keepLines/>
+        <w:pBdr>
+          <w:left w:val="single" w:sz="12" w:space="6" w:color="C9D3E6"/>
+        </w:pBdr>
+        <w:shd w:val="clear" w:color="auto" w:fill="F4F6F9"/>
+        <w:ind w:left="140"/>
+      </w:pPr>
+      <w:r>
+        <w:rPr>
+          <w:rFonts w:ascii="Consolas" w:eastAsia="Consolas" w:hAnsi="Consolas" w:cs="Consolas"/>
+          <w:color w:val="1F2328"/>
+          <w:sz w:val="15"/>
+          <w:szCs w:val="15"/>
+        </w:rPr>
+        <w:t xml:space="preserve">     a file open in another program stays and is listed under "failed"</w:t>
       </w:r>
     </w:p>
     <w:p>
@@ -45036,7 +45952,7 @@
           <w:sz w:val="15"/>
           <w:szCs w:val="15"/>
         </w:rPr>
-        <w:t xml:space="preserve">     </w:t>
+        <w:t xml:space="preserve">   ← { moved:4, failed:[], message</w:t>
       </w:r>
       <w:r>
         <w:rPr>
@@ -45045,19 +45961,300 @@
           <w:sz w:val="15"/>
           <w:szCs w:val="15"/>
         </w:rPr>
-        <w:t xml:space="preserve">  └─ LockScreen            when ui.locked</w:t>
-      </w:r>
+        <w:t>:"Moved 4 songs." }</w:t>
+      </w:r>
+    </w:p>
+    <w:p>
+      <w:pPr>
+        <w:spacing w:after="120" w:line="276" w:lineRule="auto"/>
+      </w:pPr>
+      <w:r>
+        <w:t>Songs in subfolders (for example chapter-split folders) are left alone. A song still downloading when the folder changes finishes in the old folder. Moving to a folder on another drive copies the file, so a large library takes a moment.</w:t>
+      </w:r>
+    </w:p>
+    <w:p>
+      <w:pPr>
+        <w:pStyle w:val="Heading1"/>
+        <w:pageBreakBefore/>
+      </w:pPr>
+      <w:bookmarkStart w:id="47" w:name="_Toc244008635"/>
+      <w:r>
+        <w:lastRenderedPageBreak/>
+        <w:t>12. Frontend architecture</w:t>
+      </w:r>
+      <w:bookmarkEnd w:id="47"/>
     </w:p>
     <w:p>
       <w:pPr>
         <w:pStyle w:val="Heading2"/>
         <w:keepNext/>
       </w:pPr>
-      <w:bookmarkStart w:id="48" w:name="_Toc243997624"/>
+      <w:bookmarkStart w:id="48" w:name="_Toc244008636"/>
+      <w:r>
+        <w:t>12.1 Structure</w:t>
+      </w:r>
+      <w:bookmarkEnd w:id="48"/>
+    </w:p>
+    <w:p>
+      <w:pPr>
+        <w:keepNext/>
+        <w:keepLines/>
+        <w:pBdr>
+          <w:left w:val="single" w:sz="12" w:space="6" w:color="C9D3E6"/>
+        </w:pBdr>
+        <w:shd w:val="clear" w:color="auto" w:fill="F4F6F9"/>
+        <w:spacing w:before="80"/>
+        <w:ind w:left="140"/>
+      </w:pPr>
+      <w:r>
+        <w:rPr>
+          <w:rFonts w:ascii="Consolas" w:eastAsia="Consolas" w:hAnsi="Consolas" w:cs="Consolas"/>
+          <w:color w:val="1F2328"/>
+          <w:sz w:val="15"/>
+          <w:szCs w:val="15"/>
+        </w:rPr>
+        <w:t>app.js ── createApp(App) ── router (6 routes) ── mount #app ── register /sw.js</w:t>
+      </w:r>
+    </w:p>
+    <w:p>
+      <w:pPr>
+        <w:keepNext/>
+        <w:keepLines/>
+        <w:pBdr>
+          <w:left w:val="single" w:sz="12" w:space="6" w:color="C9D3E6"/>
+        </w:pBdr>
+        <w:shd w:val="clear" w:color="auto" w:fill="F4F6F9"/>
+        <w:ind w:left="140"/>
+      </w:pPr>
+      <w:r>
+        <w:rPr>
+          <w:rFonts w:ascii="Consolas" w:eastAsia="Consolas" w:hAnsi="Consolas" w:cs="Consolas"/>
+          <w:color w:val="1F2328"/>
+          <w:sz w:val="15"/>
+          <w:szCs w:val="15"/>
+        </w:rPr>
+        <w:t xml:space="preserve">  │</w:t>
+      </w:r>
+    </w:p>
+    <w:p>
+      <w:pPr>
+        <w:keepNext/>
+        <w:keepLines/>
+        <w:pBdr>
+          <w:left w:val="single" w:sz="12" w:space="6" w:color="C9D3E6"/>
+        </w:pBdr>
+        <w:shd w:val="clear" w:color="auto" w:fill="F4F6F9"/>
+        <w:ind w:left="140"/>
+      </w:pPr>
+      <w:r>
+        <w:rPr>
+          <w:rFonts w:ascii="Consolas" w:eastAsia="Consolas" w:hAnsi="Consolas" w:cs="Consolas"/>
+          <w:color w:val="1F2328"/>
+          <w:sz w:val="15"/>
+          <w:szCs w:val="15"/>
+        </w:rPr>
+        <w:t xml:space="preserve">  └─ App.vue (shell)</w:t>
+      </w:r>
+    </w:p>
+    <w:p>
+      <w:pPr>
+        <w:keepNext/>
+        <w:keepLines/>
+        <w:pBdr>
+          <w:left w:val="single" w:sz="12" w:space="6" w:color="C9D3E6"/>
+        </w:pBdr>
+        <w:shd w:val="clear" w:color="auto" w:fill="F4F6F9"/>
+        <w:ind w:left="140"/>
+      </w:pPr>
+      <w:r>
+        <w:rPr>
+          <w:rFonts w:ascii="Consolas" w:eastAsia="Consolas" w:hAnsi="Consolas" w:cs="Consolas"/>
+          <w:color w:val="1F2328"/>
+          <w:sz w:val="15"/>
+          <w:szCs w:val="15"/>
+        </w:rPr>
+        <w:t xml:space="preserve">       ├─ side navigation (desktop) / bottom navigation (phone)</w:t>
+      </w:r>
+    </w:p>
+    <w:p>
+      <w:pPr>
+        <w:keepNext/>
+        <w:keepLines/>
+        <w:pBdr>
+          <w:left w:val="single" w:sz="12" w:space="6" w:color="C9D3E6"/>
+        </w:pBdr>
+        <w:shd w:val="clear" w:color="auto" w:fill="F4F6F9"/>
+        <w:ind w:left="140"/>
+      </w:pPr>
+      <w:r>
+        <w:rPr>
+          <w:rFonts w:ascii="Consolas" w:eastAsia="Consolas" w:hAnsi="Consolas" w:cs="Consolas"/>
+          <w:color w:val="1F2328"/>
+          <w:sz w:val="15"/>
+          <w:szCs w:val="15"/>
+        </w:rPr>
+        <w:t xml:space="preserve">       ├─ WorkerBanner          worker down and jobs waiting</w:t>
+      </w:r>
+    </w:p>
+    <w:p>
+      <w:pPr>
+        <w:keepNext/>
+        <w:keepLines/>
+        <w:pBdr>
+          <w:left w:val="single" w:sz="12" w:space="6" w:color="C9D3E6"/>
+        </w:pBdr>
+        <w:shd w:val="clear" w:color="auto" w:fill="F4F6F9"/>
+        <w:ind w:left="140"/>
+      </w:pPr>
+      <w:r>
+        <w:rPr>
+          <w:rFonts w:ascii="Consolas" w:eastAsia="Consolas" w:hAnsi="Consolas" w:cs="Consolas"/>
+          <w:color w:val="1F2328"/>
+          <w:sz w:val="15"/>
+          <w:szCs w:val="15"/>
+        </w:rPr>
+        <w:t xml:space="preserve">       ├─ &lt;router-view&gt;         the current page</w:t>
+      </w:r>
+    </w:p>
+    <w:p>
+      <w:pPr>
+        <w:keepNext/>
+        <w:keepLines/>
+        <w:pBdr>
+          <w:left w:val="single" w:sz="12" w:space="6" w:color="C9D3E6"/>
+        </w:pBdr>
+        <w:shd w:val="clear" w:color="auto" w:fill="F4F6F9"/>
+        <w:ind w:left="140"/>
+      </w:pPr>
+      <w:r>
+        <w:rPr>
+          <w:rFonts w:ascii="Consolas" w:eastAsia="Consolas" w:hAnsi="Consolas" w:cs="Consolas"/>
+          <w:color w:val="1F2328"/>
+          <w:sz w:val="15"/>
+          <w:szCs w:val="15"/>
+        </w:rPr>
+        <w:t xml:space="preserve">       ├─ PlayerBar             always mounted, so music plays across pages</w:t>
+      </w:r>
+    </w:p>
+    <w:p>
+      <w:pPr>
+        <w:keepNext/>
+        <w:keepLines/>
+        <w:pBdr>
+          <w:left w:val="single" w:sz="12" w:space="6" w:color="C9D3E6"/>
+        </w:pBdr>
+        <w:shd w:val="clear" w:color="auto" w:fill="F4F6F9"/>
+        <w:ind w:left="140"/>
+      </w:pPr>
+      <w:r>
+        <w:rPr>
+          <w:rFonts w:ascii="Consolas" w:eastAsia="Consolas" w:hAnsi="Consolas" w:cs="Consolas"/>
+          <w:color w:val="1F2328"/>
+          <w:sz w:val="15"/>
+          <w:szCs w:val="15"/>
+        </w:rPr>
+        <w:t xml:space="preserve">       │    ├─ WaveformSeek</w:t>
+      </w:r>
+    </w:p>
+    <w:p>
+      <w:pPr>
+        <w:keepNext/>
+        <w:keepLines/>
+        <w:pBdr>
+          <w:left w:val="single" w:sz="12" w:space="6" w:color="C9D3E6"/>
+        </w:pBdr>
+        <w:shd w:val="clear" w:color="auto" w:fill="F4F6F9"/>
+        <w:ind w:left="140"/>
+      </w:pPr>
+      <w:r>
+        <w:rPr>
+          <w:rFonts w:ascii="Consolas" w:eastAsia="Consolas" w:hAnsi="Consolas" w:cs="Consolas"/>
+          <w:color w:val="1F2328"/>
+          <w:sz w:val="15"/>
+          <w:szCs w:val="15"/>
+        </w:rPr>
+        <w:t xml:space="preserve">       │    └─ LyricsPanel</w:t>
+      </w:r>
+    </w:p>
+    <w:p>
+      <w:pPr>
+        <w:keepNext/>
+        <w:keepLines/>
+        <w:pBdr>
+          <w:left w:val="single" w:sz="12" w:space="6" w:color="C9D3E6"/>
+        </w:pBdr>
+        <w:shd w:val="clear" w:color="auto" w:fill="F4F6F9"/>
+        <w:ind w:left="140"/>
+      </w:pPr>
+      <w:r>
+        <w:rPr>
+          <w:rFonts w:ascii="Consolas" w:eastAsia="Consolas" w:hAnsi="Consolas" w:cs="Consolas"/>
+          <w:color w:val="1F2328"/>
+          <w:sz w:val="15"/>
+          <w:szCs w:val="15"/>
+        </w:rPr>
+        <w:t xml:space="preserve">       ├─ Snack</w:t>
+      </w:r>
+      <w:r>
+        <w:rPr>
+          <w:rFonts w:ascii="Consolas" w:eastAsia="Consolas" w:hAnsi="Consolas" w:cs="Consolas"/>
+          <w:color w:val="1F2328"/>
+          <w:sz w:val="15"/>
+          <w:szCs w:val="15"/>
+        </w:rPr>
+        <w:t>barHost          messages from ui.notify()</w:t>
+      </w:r>
+    </w:p>
+    <w:p>
+      <w:pPr>
+        <w:keepNext/>
+        <w:keepLines/>
+        <w:pBdr>
+          <w:left w:val="single" w:sz="12" w:space="6" w:color="C9D3E6"/>
+        </w:pBdr>
+        <w:shd w:val="clear" w:color="auto" w:fill="F4F6F9"/>
+        <w:ind w:left="140"/>
+      </w:pPr>
+      <w:r>
+        <w:rPr>
+          <w:rFonts w:ascii="Consolas" w:eastAsia="Consolas" w:hAnsi="Consolas" w:cs="Consolas"/>
+          <w:color w:val="1F2328"/>
+          <w:sz w:val="15"/>
+          <w:szCs w:val="15"/>
+        </w:rPr>
+        <w:t xml:space="preserve">       ├─ ConfirmDialog         promise-based confirmDialog()</w:t>
+      </w:r>
+    </w:p>
+    <w:p>
+      <w:pPr>
+        <w:keepLines/>
+        <w:pBdr>
+          <w:left w:val="single" w:sz="12" w:space="6" w:color="C9D3E6"/>
+        </w:pBdr>
+        <w:shd w:val="clear" w:color="auto" w:fill="F4F6F9"/>
+        <w:spacing w:after="160"/>
+        <w:ind w:left="140"/>
+      </w:pPr>
+      <w:r>
+        <w:rPr>
+          <w:rFonts w:ascii="Consolas" w:eastAsia="Consolas" w:hAnsi="Consolas" w:cs="Consolas"/>
+          <w:color w:val="1F2328"/>
+          <w:sz w:val="15"/>
+          <w:szCs w:val="15"/>
+        </w:rPr>
+        <w:t xml:space="preserve">       └─ LockScreen            when ui.locked</w:t>
+      </w:r>
+    </w:p>
+    <w:p>
+      <w:pPr>
+        <w:pStyle w:val="Heading2"/>
+        <w:keepNext/>
+      </w:pPr>
+      <w:bookmarkStart w:id="49" w:name="_Toc244008637"/>
       <w:r>
         <w:t>12.2 Pages (routes)</w:t>
       </w:r>
-      <w:bookmarkEnd w:id="48"/>
+      <w:bookmarkEnd w:id="49"/>
     </w:p>
     <w:tbl>
       <w:tblPr>
@@ -45077,9 +46274,9 @@
         <w:tblLook w:val="04A0" w:firstRow="1" w:lastRow="0" w:firstColumn="1" w:lastColumn="0" w:noHBand="0" w:noVBand="1"/>
       </w:tblPr>
       <w:tblGrid>
-        <w:gridCol w:w="1476"/>
-        <w:gridCol w:w="2144"/>
-        <w:gridCol w:w="6126"/>
+        <w:gridCol w:w="1461"/>
+        <w:gridCol w:w="2123"/>
+        <w:gridCol w:w="6162"/>
       </w:tblGrid>
       <w:tr>
         <w:tblPrEx>
@@ -45094,7 +46291,7 @@
         </w:trPr>
         <w:tc>
           <w:tcPr>
-            <w:tcW w:w="1476" w:type="dxa"/>
+            <w:tcW w:w="1461" w:type="dxa"/>
             <w:tcBorders>
               <w:top w:val="single" w:sz="4" w:space="0" w:color="D0D7E2"/>
               <w:left w:val="single" w:sz="4" w:space="0" w:color="D0D7E2"/>
@@ -45126,7 +46323,7 @@
         </w:tc>
         <w:tc>
           <w:tcPr>
-            <w:tcW w:w="2144" w:type="dxa"/>
+            <w:tcW w:w="2123" w:type="dxa"/>
             <w:tcBorders>
               <w:top w:val="single" w:sz="4" w:space="0" w:color="D0D7E2"/>
               <w:left w:val="single" w:sz="4" w:space="0" w:color="D0D7E2"/>
@@ -45158,7 +46355,7 @@
         </w:tc>
         <w:tc>
           <w:tcPr>
-            <w:tcW w:w="6126" w:type="dxa"/>
+            <w:tcW w:w="6162" w:type="dxa"/>
             <w:tcBorders>
               <w:top w:val="single" w:sz="4" w:space="0" w:color="D0D7E2"/>
               <w:left w:val="single" w:sz="4" w:space="0" w:color="D0D7E2"/>
@@ -45201,7 +46398,7 @@
         </w:trPr>
         <w:tc>
           <w:tcPr>
-            <w:tcW w:w="1476" w:type="dxa"/>
+            <w:tcW w:w="1461" w:type="dxa"/>
             <w:tcBorders>
               <w:top w:val="single" w:sz="4" w:space="0" w:color="D0D7E2"/>
               <w:left w:val="single" w:sz="4" w:space="0" w:color="D0D7E2"/>
@@ -45233,7 +46430,7 @@
         </w:tc>
         <w:tc>
           <w:tcPr>
-            <w:tcW w:w="2144" w:type="dxa"/>
+            <w:tcW w:w="2123" w:type="dxa"/>
             <w:tcBorders>
               <w:top w:val="single" w:sz="4" w:space="0" w:color="D0D7E2"/>
               <w:left w:val="single" w:sz="4" w:space="0" w:color="D0D7E2"/>
@@ -45265,7 +46462,7 @@
         </w:tc>
         <w:tc>
           <w:tcPr>
-            <w:tcW w:w="6126" w:type="dxa"/>
+            <w:tcW w:w="6162" w:type="dxa"/>
             <w:tcBorders>
               <w:top w:val="single" w:sz="4" w:space="0" w:color="D0D7E2"/>
               <w:left w:val="single" w:sz="4" w:space="0" w:color="D0D7E2"/>
@@ -45305,7 +46502,7 @@
         </w:trPr>
         <w:tc>
           <w:tcPr>
-            <w:tcW w:w="1476" w:type="dxa"/>
+            <w:tcW w:w="1461" w:type="dxa"/>
             <w:tcBorders>
               <w:top w:val="single" w:sz="4" w:space="0" w:color="D0D7E2"/>
               <w:left w:val="single" w:sz="4" w:space="0" w:color="D0D7E2"/>
@@ -45337,7 +46534,7 @@
         </w:tc>
         <w:tc>
           <w:tcPr>
-            <w:tcW w:w="2144" w:type="dxa"/>
+            <w:tcW w:w="2123" w:type="dxa"/>
             <w:tcBorders>
               <w:top w:val="single" w:sz="4" w:space="0" w:color="D0D7E2"/>
               <w:left w:val="single" w:sz="4" w:space="0" w:color="D0D7E2"/>
@@ -45369,7 +46566,7 @@
         </w:tc>
         <w:tc>
           <w:tcPr>
-            <w:tcW w:w="6126" w:type="dxa"/>
+            <w:tcW w:w="6162" w:type="dxa"/>
             <w:tcBorders>
               <w:top w:val="single" w:sz="4" w:space="0" w:color="D0D7E2"/>
               <w:left w:val="single" w:sz="4" w:space="0" w:color="D0D7E2"/>
@@ -45470,7 +46667,7 @@
         </w:trPr>
         <w:tc>
           <w:tcPr>
-            <w:tcW w:w="1476" w:type="dxa"/>
+            <w:tcW w:w="1461" w:type="dxa"/>
             <w:tcBorders>
               <w:top w:val="single" w:sz="4" w:space="0" w:color="D0D7E2"/>
               <w:left w:val="single" w:sz="4" w:space="0" w:color="D0D7E2"/>
@@ -45502,7 +46699,7 @@
         </w:tc>
         <w:tc>
           <w:tcPr>
-            <w:tcW w:w="2144" w:type="dxa"/>
+            <w:tcW w:w="2123" w:type="dxa"/>
             <w:tcBorders>
               <w:top w:val="single" w:sz="4" w:space="0" w:color="D0D7E2"/>
               <w:left w:val="single" w:sz="4" w:space="0" w:color="D0D7E2"/>
@@ -45534,37 +46731,30 @@
         </w:tc>
         <w:tc>
           <w:tcPr>
-            <w:tcW w:w="6126" w:type="dxa"/>
-            <w:tcBorders>
-              <w:top w:val="single" w:sz="4" w:space="0" w:color="D0D7E2"/>
-              <w:left w:val="single" w:sz="4" w:space="0" w:color="D0D7E2"/>
-              <w:bottom w:val="single" w:sz="4" w:space="0" w:color="D0D7E2"/>
-              <w:right w:val="single" w:sz="4" w:space="0" w:color="D0D7E2"/>
-            </w:tcBorders>
-            <w:tcMar>
-              <w:top w:w="50" w:type="dxa"/>
-              <w:left w:w="90" w:type="dxa"/>
-              <w:bottom w:w="50" w:type="dxa"/>
-              <w:right w:w="90" w:type="dxa"/>
-            </w:tcMar>
-          </w:tcPr>
-          <w:p>
-            <w:pPr>
-              <w:spacing w:line="252" w:lineRule="auto"/>
-            </w:pPr>
-            <w:r>
-              <w:rPr>
-                <w:sz w:val="18"/>
-                <w:szCs w:val="18"/>
-              </w:rPr>
-              <w:t xml:space="preserve">Load a playlist, pick videos, import; list of imported playlists with </w:t>
-            </w:r>
-            <w:r>
-              <w:rPr>
-                <w:sz w:val="18"/>
-                <w:szCs w:val="18"/>
-              </w:rPr>
-              <w:t>Play and Remove</w:t>
+            <w:tcW w:w="6162" w:type="dxa"/>
+            <w:tcBorders>
+              <w:top w:val="single" w:sz="4" w:space="0" w:color="D0D7E2"/>
+              <w:left w:val="single" w:sz="4" w:space="0" w:color="D0D7E2"/>
+              <w:bottom w:val="single" w:sz="4" w:space="0" w:color="D0D7E2"/>
+              <w:right w:val="single" w:sz="4" w:space="0" w:color="D0D7E2"/>
+            </w:tcBorders>
+            <w:tcMar>
+              <w:top w:w="50" w:type="dxa"/>
+              <w:left w:w="90" w:type="dxa"/>
+              <w:bottom w:w="50" w:type="dxa"/>
+              <w:right w:w="90" w:type="dxa"/>
+            </w:tcMar>
+          </w:tcPr>
+          <w:p>
+            <w:pPr>
+              <w:spacing w:line="252" w:lineRule="auto"/>
+            </w:pPr>
+            <w:r>
+              <w:rPr>
+                <w:sz w:val="18"/>
+                <w:szCs w:val="18"/>
+              </w:rPr>
+              <w:t>Load a playlist, pick videos, import; list of imported playlists with Play and Remove</w:t>
             </w:r>
           </w:p>
         </w:tc>
@@ -45581,7 +46771,7 @@
         </w:trPr>
         <w:tc>
           <w:tcPr>
-            <w:tcW w:w="1476" w:type="dxa"/>
+            <w:tcW w:w="1461" w:type="dxa"/>
             <w:tcBorders>
               <w:top w:val="single" w:sz="4" w:space="0" w:color="D0D7E2"/>
               <w:left w:val="single" w:sz="4" w:space="0" w:color="D0D7E2"/>
@@ -45613,7 +46803,7 @@
         </w:tc>
         <w:tc>
           <w:tcPr>
-            <w:tcW w:w="2144" w:type="dxa"/>
+            <w:tcW w:w="2123" w:type="dxa"/>
             <w:tcBorders>
               <w:top w:val="single" w:sz="4" w:space="0" w:color="D0D7E2"/>
               <w:left w:val="single" w:sz="4" w:space="0" w:color="D0D7E2"/>
@@ -45645,7 +46835,7 @@
         </w:tc>
         <w:tc>
           <w:tcPr>
-            <w:tcW w:w="6126" w:type="dxa"/>
+            <w:tcW w:w="6162" w:type="dxa"/>
             <w:tcBorders>
               <w:top w:val="single" w:sz="4" w:space="0" w:color="D0D7E2"/>
               <w:left w:val="single" w:sz="4" w:space="0" w:color="D0D7E2"/>
@@ -45702,7 +46892,7 @@
         </w:trPr>
         <w:tc>
           <w:tcPr>
-            <w:tcW w:w="1476" w:type="dxa"/>
+            <w:tcW w:w="1461" w:type="dxa"/>
             <w:tcBorders>
               <w:top w:val="single" w:sz="4" w:space="0" w:color="D0D7E2"/>
               <w:left w:val="single" w:sz="4" w:space="0" w:color="D0D7E2"/>
@@ -45734,7 +46924,7 @@
         </w:tc>
         <w:tc>
           <w:tcPr>
-            <w:tcW w:w="2144" w:type="dxa"/>
+            <w:tcW w:w="2123" w:type="dxa"/>
             <w:tcBorders>
               <w:top w:val="single" w:sz="4" w:space="0" w:color="D0D7E2"/>
               <w:left w:val="single" w:sz="4" w:space="0" w:color="D0D7E2"/>
@@ -45766,37 +46956,30 @@
         </w:tc>
         <w:tc>
           <w:tcPr>
-            <w:tcW w:w="6126" w:type="dxa"/>
-            <w:tcBorders>
-              <w:top w:val="single" w:sz="4" w:space="0" w:color="D0D7E2"/>
-              <w:left w:val="single" w:sz="4" w:space="0" w:color="D0D7E2"/>
-              <w:bottom w:val="single" w:sz="4" w:space="0" w:color="D0D7E2"/>
-              <w:right w:val="single" w:sz="4" w:space="0" w:color="D0D7E2"/>
-            </w:tcBorders>
-            <w:tcMar>
-              <w:top w:w="50" w:type="dxa"/>
-              <w:left w:w="90" w:type="dxa"/>
-              <w:bottom w:w="50" w:type="dxa"/>
-              <w:right w:w="90" w:type="dxa"/>
-            </w:tcMar>
-          </w:tcPr>
-          <w:p>
-            <w:pPr>
-              <w:spacing w:line="252" w:lineRule="auto"/>
-            </w:pPr>
-            <w:r>
-              <w:rPr>
-                <w:sz w:val="18"/>
-                <w:szCs w:val="18"/>
-              </w:rPr>
-              <w:t>Search, filters, sort, pages; play, edit tags, ringtone, save, show in folder, delete original, delete; selec</w:t>
-            </w:r>
-            <w:r>
-              <w:rPr>
-                <w:sz w:val="18"/>
-                <w:szCs w:val="18"/>
-              </w:rPr>
-              <w:t>t and ZIP; clear</w:t>
+            <w:tcW w:w="6162" w:type="dxa"/>
+            <w:tcBorders>
+              <w:top w:val="single" w:sz="4" w:space="0" w:color="D0D7E2"/>
+              <w:left w:val="single" w:sz="4" w:space="0" w:color="D0D7E2"/>
+              <w:bottom w:val="single" w:sz="4" w:space="0" w:color="D0D7E2"/>
+              <w:right w:val="single" w:sz="4" w:space="0" w:color="D0D7E2"/>
+            </w:tcBorders>
+            <w:tcMar>
+              <w:top w:w="50" w:type="dxa"/>
+              <w:left w:w="90" w:type="dxa"/>
+              <w:bottom w:w="50" w:type="dxa"/>
+              <w:right w:w="90" w:type="dxa"/>
+            </w:tcMar>
+          </w:tcPr>
+          <w:p>
+            <w:pPr>
+              <w:spacing w:line="252" w:lineRule="auto"/>
+            </w:pPr>
+            <w:r>
+              <w:rPr>
+                <w:sz w:val="18"/>
+                <w:szCs w:val="18"/>
+              </w:rPr>
+              <w:t>Search, filters, sort, pages; song cards with play, save and an actions menu (edit tags, ringtone, show in folder, delete original, delete); select and ZIP; clear</w:t>
             </w:r>
           </w:p>
         </w:tc>
@@ -45813,7 +46996,7 @@
         </w:trPr>
         <w:tc>
           <w:tcPr>
-            <w:tcW w:w="1476" w:type="dxa"/>
+            <w:tcW w:w="1461" w:type="dxa"/>
             <w:tcBorders>
               <w:top w:val="single" w:sz="4" w:space="0" w:color="D0D7E2"/>
               <w:left w:val="single" w:sz="4" w:space="0" w:color="D0D7E2"/>
@@ -45845,7 +47028,7 @@
         </w:tc>
         <w:tc>
           <w:tcPr>
-            <w:tcW w:w="2144" w:type="dxa"/>
+            <w:tcW w:w="2123" w:type="dxa"/>
             <w:tcBorders>
               <w:top w:val="single" w:sz="4" w:space="0" w:color="D0D7E2"/>
               <w:left w:val="single" w:sz="4" w:space="0" w:color="D0D7E2"/>
@@ -45877,30 +47060,30 @@
         </w:tc>
         <w:tc>
           <w:tcPr>
-            <w:tcW w:w="6126" w:type="dxa"/>
-            <w:tcBorders>
-              <w:top w:val="single" w:sz="4" w:space="0" w:color="D0D7E2"/>
-              <w:left w:val="single" w:sz="4" w:space="0" w:color="D0D7E2"/>
-              <w:bottom w:val="single" w:sz="4" w:space="0" w:color="D0D7E2"/>
-              <w:right w:val="single" w:sz="4" w:space="0" w:color="D0D7E2"/>
-            </w:tcBorders>
-            <w:tcMar>
-              <w:top w:w="50" w:type="dxa"/>
-              <w:left w:w="90" w:type="dxa"/>
-              <w:bottom w:w="50" w:type="dxa"/>
-              <w:right w:w="90" w:type="dxa"/>
-            </w:tcMar>
-          </w:tcPr>
-          <w:p>
-            <w:pPr>
-              <w:spacing w:line="252" w:lineRule="auto"/>
-            </w:pPr>
-            <w:r>
-              <w:rPr>
-                <w:sz w:val="18"/>
-                <w:szCs w:val="18"/>
-              </w:rPr>
-              <w:t>Storage, YouTube access, Titles &amp; lyrics, Playlists, yt-dlp, Appearance, Notifications, Access, plus the setup checklist</w:t>
+            <w:tcW w:w="6162" w:type="dxa"/>
+            <w:tcBorders>
+              <w:top w:val="single" w:sz="4" w:space="0" w:color="D0D7E2"/>
+              <w:left w:val="single" w:sz="4" w:space="0" w:color="D0D7E2"/>
+              <w:bottom w:val="single" w:sz="4" w:space="0" w:color="D0D7E2"/>
+              <w:right w:val="single" w:sz="4" w:space="0" w:color="D0D7E2"/>
+            </w:tcBorders>
+            <w:tcMar>
+              <w:top w:w="50" w:type="dxa"/>
+              <w:left w:w="90" w:type="dxa"/>
+              <w:bottom w:w="50" w:type="dxa"/>
+              <w:right w:w="90" w:type="dxa"/>
+            </w:tcMar>
+          </w:tcPr>
+          <w:p>
+            <w:pPr>
+              <w:spacing w:line="252" w:lineRule="auto"/>
+            </w:pPr>
+            <w:r>
+              <w:rPr>
+                <w:sz w:val="18"/>
+                <w:szCs w:val="18"/>
+              </w:rPr>
+              <w:t>Storage (with the offer to move songs to a new folder), YouTube access, Titles &amp; lyrics, Playlists, yt-dlp, Appearance, Notifications, Access, plus the setup checklist</w:t>
             </w:r>
           </w:p>
         </w:tc>
@@ -45916,11 +47099,11 @@
         <w:pStyle w:val="Heading2"/>
         <w:keepNext/>
       </w:pPr>
-      <w:bookmarkStart w:id="49" w:name="_Toc243997625"/>
+      <w:bookmarkStart w:id="50" w:name="_Toc244008638"/>
       <w:r>
         <w:t>12.3 Shared modules</w:t>
       </w:r>
-      <w:bookmarkEnd w:id="49"/>
+      <w:bookmarkEnd w:id="50"/>
     </w:p>
     <w:tbl>
       <w:tblPr>
@@ -46930,17 +48113,7 @@
                 <w:szCs w:val="16"/>
                 <w:shd w:val="clear" w:color="auto" w:fill="EEF1F5"/>
               </w:rPr>
-              <w:t>tog</w:t>
-            </w:r>
-            <w:r>
-              <w:rPr>
-                <w:rFonts w:ascii="Consolas" w:eastAsia="Consolas" w:hAnsi="Consolas" w:cs="Consolas"/>
-                <w:color w:val="24292F"/>
-                <w:sz w:val="16"/>
-                <w:szCs w:val="16"/>
-                <w:shd w:val="clear" w:color="auto" w:fill="EEF1F5"/>
-              </w:rPr>
-              <w:t>gleShuffle</w:t>
+              <w:t>toggleShuffle</w:t>
             </w:r>
             <w:r>
               <w:rPr>
@@ -47165,17 +48338,7 @@
                 <w:szCs w:val="16"/>
                 <w:shd w:val="clear" w:color="auto" w:fill="EEF1F5"/>
               </w:rPr>
-              <w:t>s</w:t>
-            </w:r>
-            <w:r>
-              <w:rPr>
-                <w:rFonts w:ascii="Consolas" w:eastAsia="Consolas" w:hAnsi="Consolas" w:cs="Consolas"/>
-                <w:color w:val="24292F"/>
-                <w:sz w:val="16"/>
-                <w:szCs w:val="16"/>
-                <w:shd w:val="clear" w:color="auto" w:fill="EEF1F5"/>
-              </w:rPr>
-              <w:t>endTestNotification</w:t>
+              <w:t>sendTestNotification</w:t>
             </w:r>
             <w:r>
               <w:rPr>
@@ -47321,11 +48484,11 @@
         <w:pStyle w:val="Heading2"/>
         <w:keepNext/>
       </w:pPr>
-      <w:bookmarkStart w:id="50" w:name="_Toc243997626"/>
+      <w:bookmarkStart w:id="51" w:name="_Toc244008639"/>
       <w:r>
         <w:t>12.4 Components</w:t>
       </w:r>
-      <w:bookmarkEnd w:id="50"/>
+      <w:bookmarkEnd w:id="51"/>
     </w:p>
     <w:tbl>
       <w:tblPr>
@@ -48875,11 +50038,11 @@
         <w:pStyle w:val="Heading2"/>
         <w:keepNext/>
       </w:pPr>
-      <w:bookmarkStart w:id="51" w:name="_Toc243997627"/>
+      <w:bookmarkStart w:id="52" w:name="_Toc244008640"/>
       <w:r>
         <w:t>12.5 Live updates by polling</w:t>
       </w:r>
-      <w:bookmarkEnd w:id="51"/>
+      <w:bookmarkEnd w:id="52"/>
     </w:p>
     <w:p>
       <w:pPr>
@@ -49441,11 +50604,11 @@
         <w:pStyle w:val="Heading2"/>
         <w:keepNext/>
       </w:pPr>
-      <w:bookmarkStart w:id="52" w:name="_Toc243997628"/>
+      <w:bookmarkStart w:id="53" w:name="_Toc244008641"/>
       <w:r>
         <w:t>12.6 Data kept in the browser</w:t>
       </w:r>
-      <w:bookmarkEnd w:id="52"/>
+      <w:bookmarkEnd w:id="53"/>
     </w:p>
     <w:tbl>
       <w:tblPr>
@@ -50170,24 +51333,21 @@
     </w:p>
     <w:p>
       <w:pPr>
-        <w:pStyle w:val="Heading1"/>
-        <w:pageBreakBefore/>
-      </w:pPr>
-      <w:bookmarkStart w:id="53" w:name="_Toc243997629"/>
-      <w:r>
-        <w:lastRenderedPageBreak/>
-        <w:t>13. Configuration</w:t>
-      </w:r>
-      <w:bookmarkEnd w:id="53"/>
-    </w:p>
-    <w:p>
-      <w:pPr>
         <w:pStyle w:val="Heading2"/>
         <w:keepNext/>
       </w:pPr>
-      <w:bookmarkStart w:id="54" w:name="_Toc243997630"/>
-      <w:r>
-        <w:t xml:space="preserve">13.1 </w:t>
+      <w:bookmarkStart w:id="54" w:name="_Toc244008642"/>
+      <w:r>
+        <w:t>12.7 Look and themes</w:t>
+      </w:r>
+      <w:bookmarkEnd w:id="54"/>
+    </w:p>
+    <w:p>
+      <w:pPr>
+        <w:spacing w:after="120" w:line="276" w:lineRule="auto"/>
+      </w:pPr>
+      <w:r>
+        <w:t xml:space="preserve">All colours are CSS variables in </w:t>
       </w:r>
       <w:r>
         <w:rPr>
@@ -50197,10 +51357,10 @@
           <w:szCs w:val="19"/>
           <w:shd w:val="clear" w:color="auto" w:fill="EEF1F5"/>
         </w:rPr>
-        <w:t>.env</w:t>
-      </w:r>
-      <w:r>
-        <w:t xml:space="preserve"> and </w:t>
+        <w:t>resources/css/app.css</w:t>
+      </w:r>
+      <w:r>
+        <w:t xml:space="preserve">. </w:t>
       </w:r>
       <w:r>
         <w:rPr>
@@ -50210,9 +51370,1133 @@
           <w:szCs w:val="19"/>
           <w:shd w:val="clear" w:color="auto" w:fill="EEF1F5"/>
         </w:rPr>
+        <w:t>:root</w:t>
+      </w:r>
+      <w:r>
+        <w:t xml:space="preserve"> holds the light theme, </w:t>
+      </w:r>
+      <w:r>
+        <w:rPr>
+          <w:rFonts w:ascii="Consolas" w:eastAsia="Consolas" w:hAnsi="Consolas" w:cs="Consolas"/>
+          <w:color w:val="24292F"/>
+          <w:sz w:val="19"/>
+          <w:szCs w:val="19"/>
+          <w:shd w:val="clear" w:color="auto" w:fill="EEF1F5"/>
+        </w:rPr>
+        <w:t>[data-theme='dark']</w:t>
+      </w:r>
+      <w:r>
+        <w:t xml:space="preserve"> the dark one, and </w:t>
+      </w:r>
+      <w:r>
+        <w:rPr>
+          <w:rFonts w:ascii="Consolas" w:eastAsia="Consolas" w:hAnsi="Consolas" w:cs="Consolas"/>
+          <w:color w:val="24292F"/>
+          <w:sz w:val="19"/>
+          <w:szCs w:val="19"/>
+          <w:shd w:val="clear" w:color="auto" w:fill="EEF1F5"/>
+        </w:rPr>
+        <w:t>[data-accent]</w:t>
+      </w:r>
+      <w:r>
+        <w:t xml:space="preserve"> swaps in the accent colour picked under Settings → Appearance.</w:t>
+      </w:r>
+    </w:p>
+    <w:tbl>
+      <w:tblPr>
+        <w:tblW w:w="9746" w:type="dxa"/>
+        <w:tblBorders>
+          <w:top w:val="single" w:sz="4" w:space="0" w:color="auto"/>
+          <w:left w:val="single" w:sz="4" w:space="0" w:color="auto"/>
+          <w:bottom w:val="single" w:sz="4" w:space="0" w:color="auto"/>
+          <w:right w:val="single" w:sz="4" w:space="0" w:color="auto"/>
+          <w:insideH w:val="single" w:sz="4" w:space="0" w:color="auto"/>
+          <w:insideV w:val="single" w:sz="4" w:space="0" w:color="auto"/>
+        </w:tblBorders>
+        <w:tblCellMar>
+          <w:left w:w="10" w:type="dxa"/>
+          <w:right w:w="10" w:type="dxa"/>
+        </w:tblCellMar>
+        <w:tblLook w:val="04A0" w:firstRow="1" w:lastRow="0" w:firstColumn="1" w:lastColumn="0" w:noHBand="0" w:noVBand="1"/>
+      </w:tblPr>
+      <w:tblGrid>
+        <w:gridCol w:w="2020"/>
+        <w:gridCol w:w="1952"/>
+        <w:gridCol w:w="2556"/>
+        <w:gridCol w:w="3218"/>
+      </w:tblGrid>
+      <w:tr>
+        <w:tblPrEx>
+          <w:tblCellMar>
+            <w:top w:w="0" w:type="dxa"/>
+            <w:bottom w:w="0" w:type="dxa"/>
+          </w:tblCellMar>
+        </w:tblPrEx>
+        <w:trPr>
+          <w:cantSplit/>
+          <w:tblHeader/>
+        </w:trPr>
+        <w:tc>
+          <w:tcPr>
+            <w:tcW w:w="2020" w:type="dxa"/>
+            <w:tcBorders>
+              <w:top w:val="single" w:sz="4" w:space="0" w:color="D0D7E2"/>
+              <w:left w:val="single" w:sz="4" w:space="0" w:color="D0D7E2"/>
+              <w:bottom w:val="single" w:sz="4" w:space="0" w:color="D0D7E2"/>
+              <w:right w:val="single" w:sz="4" w:space="0" w:color="D0D7E2"/>
+            </w:tcBorders>
+            <w:shd w:val="clear" w:color="auto" w:fill="E6ECF7"/>
+            <w:tcMar>
+              <w:top w:w="50" w:type="dxa"/>
+              <w:left w:w="90" w:type="dxa"/>
+              <w:bottom w:w="50" w:type="dxa"/>
+              <w:right w:w="90" w:type="dxa"/>
+            </w:tcMar>
+          </w:tcPr>
+          <w:p>
+            <w:pPr>
+              <w:spacing w:line="252" w:lineRule="auto"/>
+            </w:pPr>
+            <w:r>
+              <w:rPr>
+                <w:b/>
+                <w:bCs/>
+                <w:sz w:val="18"/>
+                <w:szCs w:val="18"/>
+              </w:rPr>
+              <w:t>Variable</w:t>
+            </w:r>
+          </w:p>
+        </w:tc>
+        <w:tc>
+          <w:tcPr>
+            <w:tcW w:w="1952" w:type="dxa"/>
+            <w:tcBorders>
+              <w:top w:val="single" w:sz="4" w:space="0" w:color="D0D7E2"/>
+              <w:left w:val="single" w:sz="4" w:space="0" w:color="D0D7E2"/>
+              <w:bottom w:val="single" w:sz="4" w:space="0" w:color="D0D7E2"/>
+              <w:right w:val="single" w:sz="4" w:space="0" w:color="D0D7E2"/>
+            </w:tcBorders>
+            <w:shd w:val="clear" w:color="auto" w:fill="E6ECF7"/>
+            <w:tcMar>
+              <w:top w:w="50" w:type="dxa"/>
+              <w:left w:w="90" w:type="dxa"/>
+              <w:bottom w:w="50" w:type="dxa"/>
+              <w:right w:w="90" w:type="dxa"/>
+            </w:tcMar>
+          </w:tcPr>
+          <w:p>
+            <w:pPr>
+              <w:spacing w:line="252" w:lineRule="auto"/>
+            </w:pPr>
+            <w:r>
+              <w:rPr>
+                <w:b/>
+                <w:bCs/>
+                <w:sz w:val="18"/>
+                <w:szCs w:val="18"/>
+              </w:rPr>
+              <w:t>Light</w:t>
+            </w:r>
+          </w:p>
+        </w:tc>
+        <w:tc>
+          <w:tcPr>
+            <w:tcW w:w="2556" w:type="dxa"/>
+            <w:tcBorders>
+              <w:top w:val="single" w:sz="4" w:space="0" w:color="D0D7E2"/>
+              <w:left w:val="single" w:sz="4" w:space="0" w:color="D0D7E2"/>
+              <w:bottom w:val="single" w:sz="4" w:space="0" w:color="D0D7E2"/>
+              <w:right w:val="single" w:sz="4" w:space="0" w:color="D0D7E2"/>
+            </w:tcBorders>
+            <w:shd w:val="clear" w:color="auto" w:fill="E6ECF7"/>
+            <w:tcMar>
+              <w:top w:w="50" w:type="dxa"/>
+              <w:left w:w="90" w:type="dxa"/>
+              <w:bottom w:w="50" w:type="dxa"/>
+              <w:right w:w="90" w:type="dxa"/>
+            </w:tcMar>
+          </w:tcPr>
+          <w:p>
+            <w:pPr>
+              <w:spacing w:line="252" w:lineRule="auto"/>
+            </w:pPr>
+            <w:r>
+              <w:rPr>
+                <w:b/>
+                <w:bCs/>
+                <w:sz w:val="18"/>
+                <w:szCs w:val="18"/>
+              </w:rPr>
+              <w:t>Dark</w:t>
+            </w:r>
+          </w:p>
+        </w:tc>
+        <w:tc>
+          <w:tcPr>
+            <w:tcW w:w="3218" w:type="dxa"/>
+            <w:tcBorders>
+              <w:top w:val="single" w:sz="4" w:space="0" w:color="D0D7E2"/>
+              <w:left w:val="single" w:sz="4" w:space="0" w:color="D0D7E2"/>
+              <w:bottom w:val="single" w:sz="4" w:space="0" w:color="D0D7E2"/>
+              <w:right w:val="single" w:sz="4" w:space="0" w:color="D0D7E2"/>
+            </w:tcBorders>
+            <w:shd w:val="clear" w:color="auto" w:fill="E6ECF7"/>
+            <w:tcMar>
+              <w:top w:w="50" w:type="dxa"/>
+              <w:left w:w="90" w:type="dxa"/>
+              <w:bottom w:w="50" w:type="dxa"/>
+              <w:right w:w="90" w:type="dxa"/>
+            </w:tcMar>
+          </w:tcPr>
+          <w:p>
+            <w:pPr>
+              <w:spacing w:line="252" w:lineRule="auto"/>
+            </w:pPr>
+            <w:r>
+              <w:rPr>
+                <w:b/>
+                <w:bCs/>
+                <w:sz w:val="18"/>
+                <w:szCs w:val="18"/>
+              </w:rPr>
+              <w:t>Used for</w:t>
+            </w:r>
+          </w:p>
+        </w:tc>
+      </w:tr>
+      <w:tr>
+        <w:tblPrEx>
+          <w:tblCellMar>
+            <w:top w:w="0" w:type="dxa"/>
+            <w:bottom w:w="0" w:type="dxa"/>
+          </w:tblCellMar>
+        </w:tblPrEx>
+        <w:trPr>
+          <w:cantSplit/>
+        </w:trPr>
+        <w:tc>
+          <w:tcPr>
+            <w:tcW w:w="2020" w:type="dxa"/>
+            <w:tcBorders>
+              <w:top w:val="single" w:sz="4" w:space="0" w:color="D0D7E2"/>
+              <w:left w:val="single" w:sz="4" w:space="0" w:color="D0D7E2"/>
+              <w:bottom w:val="single" w:sz="4" w:space="0" w:color="D0D7E2"/>
+              <w:right w:val="single" w:sz="4" w:space="0" w:color="D0D7E2"/>
+            </w:tcBorders>
+            <w:tcMar>
+              <w:top w:w="50" w:type="dxa"/>
+              <w:left w:w="90" w:type="dxa"/>
+              <w:bottom w:w="50" w:type="dxa"/>
+              <w:right w:w="90" w:type="dxa"/>
+            </w:tcMar>
+          </w:tcPr>
+          <w:p>
+            <w:pPr>
+              <w:spacing w:line="252" w:lineRule="auto"/>
+            </w:pPr>
+            <w:r>
+              <w:rPr>
+                <w:rFonts w:ascii="Consolas" w:eastAsia="Consolas" w:hAnsi="Consolas" w:cs="Consolas"/>
+                <w:color w:val="24292F"/>
+                <w:sz w:val="16"/>
+                <w:szCs w:val="16"/>
+                <w:shd w:val="clear" w:color="auto" w:fill="EEF1F5"/>
+              </w:rPr>
+              <w:t>--md-bg</w:t>
+            </w:r>
+          </w:p>
+        </w:tc>
+        <w:tc>
+          <w:tcPr>
+            <w:tcW w:w="1952" w:type="dxa"/>
+            <w:tcBorders>
+              <w:top w:val="single" w:sz="4" w:space="0" w:color="D0D7E2"/>
+              <w:left w:val="single" w:sz="4" w:space="0" w:color="D0D7E2"/>
+              <w:bottom w:val="single" w:sz="4" w:space="0" w:color="D0D7E2"/>
+              <w:right w:val="single" w:sz="4" w:space="0" w:color="D0D7E2"/>
+            </w:tcBorders>
+            <w:tcMar>
+              <w:top w:w="50" w:type="dxa"/>
+              <w:left w:w="90" w:type="dxa"/>
+              <w:bottom w:w="50" w:type="dxa"/>
+              <w:right w:w="90" w:type="dxa"/>
+            </w:tcMar>
+          </w:tcPr>
+          <w:p>
+            <w:pPr>
+              <w:spacing w:line="252" w:lineRule="auto"/>
+            </w:pPr>
+            <w:r>
+              <w:rPr>
+                <w:rFonts w:ascii="Consolas" w:eastAsia="Consolas" w:hAnsi="Consolas" w:cs="Consolas"/>
+                <w:color w:val="24292F"/>
+                <w:sz w:val="16"/>
+                <w:szCs w:val="16"/>
+                <w:shd w:val="clear" w:color="auto" w:fill="EEF1F5"/>
+              </w:rPr>
+              <w:t>#e9edf5</w:t>
+            </w:r>
+          </w:p>
+        </w:tc>
+        <w:tc>
+          <w:tcPr>
+            <w:tcW w:w="2556" w:type="dxa"/>
+            <w:tcBorders>
+              <w:top w:val="single" w:sz="4" w:space="0" w:color="D0D7E2"/>
+              <w:left w:val="single" w:sz="4" w:space="0" w:color="D0D7E2"/>
+              <w:bottom w:val="single" w:sz="4" w:space="0" w:color="D0D7E2"/>
+              <w:right w:val="single" w:sz="4" w:space="0" w:color="D0D7E2"/>
+            </w:tcBorders>
+            <w:tcMar>
+              <w:top w:w="50" w:type="dxa"/>
+              <w:left w:w="90" w:type="dxa"/>
+              <w:bottom w:w="50" w:type="dxa"/>
+              <w:right w:w="90" w:type="dxa"/>
+            </w:tcMar>
+          </w:tcPr>
+          <w:p>
+            <w:pPr>
+              <w:spacing w:line="252" w:lineRule="auto"/>
+            </w:pPr>
+            <w:r>
+              <w:rPr>
+                <w:rFonts w:ascii="Consolas" w:eastAsia="Consolas" w:hAnsi="Consolas" w:cs="Consolas"/>
+                <w:color w:val="24292F"/>
+                <w:sz w:val="16"/>
+                <w:szCs w:val="16"/>
+                <w:shd w:val="clear" w:color="auto" w:fill="EEF1F5"/>
+              </w:rPr>
+              <w:t>#10131a</w:t>
+            </w:r>
+          </w:p>
+        </w:tc>
+        <w:tc>
+          <w:tcPr>
+            <w:tcW w:w="3218" w:type="dxa"/>
+            <w:tcBorders>
+              <w:top w:val="single" w:sz="4" w:space="0" w:color="D0D7E2"/>
+              <w:left w:val="single" w:sz="4" w:space="0" w:color="D0D7E2"/>
+              <w:bottom w:val="single" w:sz="4" w:space="0" w:color="D0D7E2"/>
+              <w:right w:val="single" w:sz="4" w:space="0" w:color="D0D7E2"/>
+            </w:tcBorders>
+            <w:tcMar>
+              <w:top w:w="50" w:type="dxa"/>
+              <w:left w:w="90" w:type="dxa"/>
+              <w:bottom w:w="50" w:type="dxa"/>
+              <w:right w:w="90" w:type="dxa"/>
+            </w:tcMar>
+          </w:tcPr>
+          <w:p>
+            <w:pPr>
+              <w:spacing w:line="252" w:lineRule="auto"/>
+            </w:pPr>
+            <w:r>
+              <w:rPr>
+                <w:sz w:val="18"/>
+                <w:szCs w:val="18"/>
+              </w:rPr>
+              <w:t>Page background</w:t>
+            </w:r>
+          </w:p>
+        </w:tc>
+      </w:tr>
+      <w:tr>
+        <w:tblPrEx>
+          <w:tblCellMar>
+            <w:top w:w="0" w:type="dxa"/>
+            <w:bottom w:w="0" w:type="dxa"/>
+          </w:tblCellMar>
+        </w:tblPrEx>
+        <w:trPr>
+          <w:cantSplit/>
+        </w:trPr>
+        <w:tc>
+          <w:tcPr>
+            <w:tcW w:w="2020" w:type="dxa"/>
+            <w:tcBorders>
+              <w:top w:val="single" w:sz="4" w:space="0" w:color="D0D7E2"/>
+              <w:left w:val="single" w:sz="4" w:space="0" w:color="D0D7E2"/>
+              <w:bottom w:val="single" w:sz="4" w:space="0" w:color="D0D7E2"/>
+              <w:right w:val="single" w:sz="4" w:space="0" w:color="D0D7E2"/>
+            </w:tcBorders>
+            <w:tcMar>
+              <w:top w:w="50" w:type="dxa"/>
+              <w:left w:w="90" w:type="dxa"/>
+              <w:bottom w:w="50" w:type="dxa"/>
+              <w:right w:w="90" w:type="dxa"/>
+            </w:tcMar>
+          </w:tcPr>
+          <w:p>
+            <w:pPr>
+              <w:spacing w:line="252" w:lineRule="auto"/>
+            </w:pPr>
+            <w:r>
+              <w:rPr>
+                <w:rFonts w:ascii="Consolas" w:eastAsia="Consolas" w:hAnsi="Consolas" w:cs="Consolas"/>
+                <w:color w:val="24292F"/>
+                <w:sz w:val="16"/>
+                <w:szCs w:val="16"/>
+                <w:shd w:val="clear" w:color="auto" w:fill="EEF1F5"/>
+              </w:rPr>
+              <w:lastRenderedPageBreak/>
+              <w:t>--md-surface</w:t>
+            </w:r>
+          </w:p>
+        </w:tc>
+        <w:tc>
+          <w:tcPr>
+            <w:tcW w:w="1952" w:type="dxa"/>
+            <w:tcBorders>
+              <w:top w:val="single" w:sz="4" w:space="0" w:color="D0D7E2"/>
+              <w:left w:val="single" w:sz="4" w:space="0" w:color="D0D7E2"/>
+              <w:bottom w:val="single" w:sz="4" w:space="0" w:color="D0D7E2"/>
+              <w:right w:val="single" w:sz="4" w:space="0" w:color="D0D7E2"/>
+            </w:tcBorders>
+            <w:tcMar>
+              <w:top w:w="50" w:type="dxa"/>
+              <w:left w:w="90" w:type="dxa"/>
+              <w:bottom w:w="50" w:type="dxa"/>
+              <w:right w:w="90" w:type="dxa"/>
+            </w:tcMar>
+          </w:tcPr>
+          <w:p>
+            <w:pPr>
+              <w:spacing w:line="252" w:lineRule="auto"/>
+            </w:pPr>
+            <w:r>
+              <w:rPr>
+                <w:rFonts w:ascii="Consolas" w:eastAsia="Consolas" w:hAnsi="Consolas" w:cs="Consolas"/>
+                <w:color w:val="24292F"/>
+                <w:sz w:val="16"/>
+                <w:szCs w:val="16"/>
+                <w:shd w:val="clear" w:color="auto" w:fill="EEF1F5"/>
+              </w:rPr>
+              <w:t>#ffffff</w:t>
+            </w:r>
+          </w:p>
+        </w:tc>
+        <w:tc>
+          <w:tcPr>
+            <w:tcW w:w="2556" w:type="dxa"/>
+            <w:tcBorders>
+              <w:top w:val="single" w:sz="4" w:space="0" w:color="D0D7E2"/>
+              <w:left w:val="single" w:sz="4" w:space="0" w:color="D0D7E2"/>
+              <w:bottom w:val="single" w:sz="4" w:space="0" w:color="D0D7E2"/>
+              <w:right w:val="single" w:sz="4" w:space="0" w:color="D0D7E2"/>
+            </w:tcBorders>
+            <w:tcMar>
+              <w:top w:w="50" w:type="dxa"/>
+              <w:left w:w="90" w:type="dxa"/>
+              <w:bottom w:w="50" w:type="dxa"/>
+              <w:right w:w="90" w:type="dxa"/>
+            </w:tcMar>
+          </w:tcPr>
+          <w:p>
+            <w:pPr>
+              <w:spacing w:line="252" w:lineRule="auto"/>
+            </w:pPr>
+            <w:r>
+              <w:rPr>
+                <w:rFonts w:ascii="Consolas" w:eastAsia="Consolas" w:hAnsi="Consolas" w:cs="Consolas"/>
+                <w:color w:val="24292F"/>
+                <w:sz w:val="16"/>
+                <w:szCs w:val="16"/>
+                <w:shd w:val="clear" w:color="auto" w:fill="EEF1F5"/>
+              </w:rPr>
+              <w:t>#181b22</w:t>
+            </w:r>
+          </w:p>
+        </w:tc>
+        <w:tc>
+          <w:tcPr>
+            <w:tcW w:w="3218" w:type="dxa"/>
+            <w:tcBorders>
+              <w:top w:val="single" w:sz="4" w:space="0" w:color="D0D7E2"/>
+              <w:left w:val="single" w:sz="4" w:space="0" w:color="D0D7E2"/>
+              <w:bottom w:val="single" w:sz="4" w:space="0" w:color="D0D7E2"/>
+              <w:right w:val="single" w:sz="4" w:space="0" w:color="D0D7E2"/>
+            </w:tcBorders>
+            <w:tcMar>
+              <w:top w:w="50" w:type="dxa"/>
+              <w:left w:w="90" w:type="dxa"/>
+              <w:bottom w:w="50" w:type="dxa"/>
+              <w:right w:w="90" w:type="dxa"/>
+            </w:tcMar>
+          </w:tcPr>
+          <w:p>
+            <w:pPr>
+              <w:spacing w:line="252" w:lineRule="auto"/>
+            </w:pPr>
+            <w:r>
+              <w:rPr>
+                <w:sz w:val="18"/>
+                <w:szCs w:val="18"/>
+              </w:rPr>
+              <w:t>Cards and panels</w:t>
+            </w:r>
+          </w:p>
+        </w:tc>
+      </w:tr>
+      <w:tr>
+        <w:tblPrEx>
+          <w:tblCellMar>
+            <w:top w:w="0" w:type="dxa"/>
+            <w:bottom w:w="0" w:type="dxa"/>
+          </w:tblCellMar>
+        </w:tblPrEx>
+        <w:trPr>
+          <w:cantSplit/>
+        </w:trPr>
+        <w:tc>
+          <w:tcPr>
+            <w:tcW w:w="2020" w:type="dxa"/>
+            <w:tcBorders>
+              <w:top w:val="single" w:sz="4" w:space="0" w:color="D0D7E2"/>
+              <w:left w:val="single" w:sz="4" w:space="0" w:color="D0D7E2"/>
+              <w:bottom w:val="single" w:sz="4" w:space="0" w:color="D0D7E2"/>
+              <w:right w:val="single" w:sz="4" w:space="0" w:color="D0D7E2"/>
+            </w:tcBorders>
+            <w:tcMar>
+              <w:top w:w="50" w:type="dxa"/>
+              <w:left w:w="90" w:type="dxa"/>
+              <w:bottom w:w="50" w:type="dxa"/>
+              <w:right w:w="90" w:type="dxa"/>
+            </w:tcMar>
+          </w:tcPr>
+          <w:p>
+            <w:pPr>
+              <w:spacing w:line="252" w:lineRule="auto"/>
+            </w:pPr>
+            <w:r>
+              <w:rPr>
+                <w:rFonts w:ascii="Consolas" w:eastAsia="Consolas" w:hAnsi="Consolas" w:cs="Consolas"/>
+                <w:color w:val="24292F"/>
+                <w:sz w:val="16"/>
+                <w:szCs w:val="16"/>
+                <w:shd w:val="clear" w:color="auto" w:fill="EEF1F5"/>
+              </w:rPr>
+              <w:t>--md-glow</w:t>
+            </w:r>
+          </w:p>
+        </w:tc>
+        <w:tc>
+          <w:tcPr>
+            <w:tcW w:w="1952" w:type="dxa"/>
+            <w:tcBorders>
+              <w:top w:val="single" w:sz="4" w:space="0" w:color="D0D7E2"/>
+              <w:left w:val="single" w:sz="4" w:space="0" w:color="D0D7E2"/>
+              <w:bottom w:val="single" w:sz="4" w:space="0" w:color="D0D7E2"/>
+              <w:right w:val="single" w:sz="4" w:space="0" w:color="D0D7E2"/>
+            </w:tcBorders>
+            <w:tcMar>
+              <w:top w:w="50" w:type="dxa"/>
+              <w:left w:w="90" w:type="dxa"/>
+              <w:bottom w:w="50" w:type="dxa"/>
+              <w:right w:w="90" w:type="dxa"/>
+            </w:tcMar>
+          </w:tcPr>
+          <w:p>
+            <w:pPr>
+              <w:spacing w:line="252" w:lineRule="auto"/>
+            </w:pPr>
+            <w:r>
+              <w:rPr>
+                <w:sz w:val="18"/>
+                <w:szCs w:val="18"/>
+              </w:rPr>
+              <w:t>accent at 9%</w:t>
+            </w:r>
+          </w:p>
+        </w:tc>
+        <w:tc>
+          <w:tcPr>
+            <w:tcW w:w="2556" w:type="dxa"/>
+            <w:tcBorders>
+              <w:top w:val="single" w:sz="4" w:space="0" w:color="D0D7E2"/>
+              <w:left w:val="single" w:sz="4" w:space="0" w:color="D0D7E2"/>
+              <w:bottom w:val="single" w:sz="4" w:space="0" w:color="D0D7E2"/>
+              <w:right w:val="single" w:sz="4" w:space="0" w:color="D0D7E2"/>
+            </w:tcBorders>
+            <w:tcMar>
+              <w:top w:w="50" w:type="dxa"/>
+              <w:left w:w="90" w:type="dxa"/>
+              <w:bottom w:w="50" w:type="dxa"/>
+              <w:right w:w="90" w:type="dxa"/>
+            </w:tcMar>
+          </w:tcPr>
+          <w:p>
+            <w:pPr>
+              <w:spacing w:line="252" w:lineRule="auto"/>
+            </w:pPr>
+            <w:r>
+              <w:rPr>
+                <w:sz w:val="18"/>
+                <w:szCs w:val="18"/>
+              </w:rPr>
+              <w:t>accent at 16%</w:t>
+            </w:r>
+          </w:p>
+        </w:tc>
+        <w:tc>
+          <w:tcPr>
+            <w:tcW w:w="3218" w:type="dxa"/>
+            <w:tcBorders>
+              <w:top w:val="single" w:sz="4" w:space="0" w:color="D0D7E2"/>
+              <w:left w:val="single" w:sz="4" w:space="0" w:color="D0D7E2"/>
+              <w:bottom w:val="single" w:sz="4" w:space="0" w:color="D0D7E2"/>
+              <w:right w:val="single" w:sz="4" w:space="0" w:color="D0D7E2"/>
+            </w:tcBorders>
+            <w:tcMar>
+              <w:top w:w="50" w:type="dxa"/>
+              <w:left w:w="90" w:type="dxa"/>
+              <w:bottom w:w="50" w:type="dxa"/>
+              <w:right w:w="90" w:type="dxa"/>
+            </w:tcMar>
+          </w:tcPr>
+          <w:p>
+            <w:pPr>
+              <w:spacing w:line="252" w:lineRule="auto"/>
+            </w:pPr>
+            <w:r>
+              <w:rPr>
+                <w:sz w:val="18"/>
+                <w:szCs w:val="18"/>
+              </w:rPr>
+              <w:t>Light falling from the top of the page</w:t>
+            </w:r>
+          </w:p>
+        </w:tc>
+      </w:tr>
+      <w:tr>
+        <w:tblPrEx>
+          <w:tblCellMar>
+            <w:top w:w="0" w:type="dxa"/>
+            <w:bottom w:w="0" w:type="dxa"/>
+          </w:tblCellMar>
+        </w:tblPrEx>
+        <w:trPr>
+          <w:cantSplit/>
+        </w:trPr>
+        <w:tc>
+          <w:tcPr>
+            <w:tcW w:w="2020" w:type="dxa"/>
+            <w:tcBorders>
+              <w:top w:val="single" w:sz="4" w:space="0" w:color="D0D7E2"/>
+              <w:left w:val="single" w:sz="4" w:space="0" w:color="D0D7E2"/>
+              <w:bottom w:val="single" w:sz="4" w:space="0" w:color="D0D7E2"/>
+              <w:right w:val="single" w:sz="4" w:space="0" w:color="D0D7E2"/>
+            </w:tcBorders>
+            <w:tcMar>
+              <w:top w:w="50" w:type="dxa"/>
+              <w:left w:w="90" w:type="dxa"/>
+              <w:bottom w:w="50" w:type="dxa"/>
+              <w:right w:w="90" w:type="dxa"/>
+            </w:tcMar>
+          </w:tcPr>
+          <w:p>
+            <w:pPr>
+              <w:spacing w:line="252" w:lineRule="auto"/>
+            </w:pPr>
+            <w:r>
+              <w:rPr>
+                <w:rFonts w:ascii="Consolas" w:eastAsia="Consolas" w:hAnsi="Consolas" w:cs="Consolas"/>
+                <w:color w:val="24292F"/>
+                <w:sz w:val="16"/>
+                <w:szCs w:val="16"/>
+                <w:shd w:val="clear" w:color="auto" w:fill="EEF1F5"/>
+              </w:rPr>
+              <w:t>--md-glow-2</w:t>
+            </w:r>
+          </w:p>
+        </w:tc>
+        <w:tc>
+          <w:tcPr>
+            <w:tcW w:w="1952" w:type="dxa"/>
+            <w:tcBorders>
+              <w:top w:val="single" w:sz="4" w:space="0" w:color="D0D7E2"/>
+              <w:left w:val="single" w:sz="4" w:space="0" w:color="D0D7E2"/>
+              <w:bottom w:val="single" w:sz="4" w:space="0" w:color="D0D7E2"/>
+              <w:right w:val="single" w:sz="4" w:space="0" w:color="D0D7E2"/>
+            </w:tcBorders>
+            <w:tcMar>
+              <w:top w:w="50" w:type="dxa"/>
+              <w:left w:w="90" w:type="dxa"/>
+              <w:bottom w:w="50" w:type="dxa"/>
+              <w:right w:w="90" w:type="dxa"/>
+            </w:tcMar>
+          </w:tcPr>
+          <w:p>
+            <w:pPr>
+              <w:spacing w:line="252" w:lineRule="auto"/>
+            </w:pPr>
+            <w:r>
+              <w:rPr>
+                <w:sz w:val="18"/>
+                <w:szCs w:val="18"/>
+              </w:rPr>
+              <w:t>none</w:t>
+            </w:r>
+          </w:p>
+        </w:tc>
+        <w:tc>
+          <w:tcPr>
+            <w:tcW w:w="2556" w:type="dxa"/>
+            <w:tcBorders>
+              <w:top w:val="single" w:sz="4" w:space="0" w:color="D0D7E2"/>
+              <w:left w:val="single" w:sz="4" w:space="0" w:color="D0D7E2"/>
+              <w:bottom w:val="single" w:sz="4" w:space="0" w:color="D0D7E2"/>
+              <w:right w:val="single" w:sz="4" w:space="0" w:color="D0D7E2"/>
+            </w:tcBorders>
+            <w:tcMar>
+              <w:top w:w="50" w:type="dxa"/>
+              <w:left w:w="90" w:type="dxa"/>
+              <w:bottom w:w="50" w:type="dxa"/>
+              <w:right w:w="90" w:type="dxa"/>
+            </w:tcMar>
+          </w:tcPr>
+          <w:p>
+            <w:pPr>
+              <w:spacing w:line="252" w:lineRule="auto"/>
+            </w:pPr>
+            <w:r>
+              <w:rPr>
+                <w:sz w:val="18"/>
+                <w:szCs w:val="18"/>
+              </w:rPr>
+              <w:t>accent at 7%</w:t>
+            </w:r>
+          </w:p>
+        </w:tc>
+        <w:tc>
+          <w:tcPr>
+            <w:tcW w:w="3218" w:type="dxa"/>
+            <w:tcBorders>
+              <w:top w:val="single" w:sz="4" w:space="0" w:color="D0D7E2"/>
+              <w:left w:val="single" w:sz="4" w:space="0" w:color="D0D7E2"/>
+              <w:bottom w:val="single" w:sz="4" w:space="0" w:color="D0D7E2"/>
+              <w:right w:val="single" w:sz="4" w:space="0" w:color="D0D7E2"/>
+            </w:tcBorders>
+            <w:tcMar>
+              <w:top w:w="50" w:type="dxa"/>
+              <w:left w:w="90" w:type="dxa"/>
+              <w:bottom w:w="50" w:type="dxa"/>
+              <w:right w:w="90" w:type="dxa"/>
+            </w:tcMar>
+          </w:tcPr>
+          <w:p>
+            <w:pPr>
+              <w:spacing w:line="252" w:lineRule="auto"/>
+            </w:pPr>
+            <w:r>
+              <w:rPr>
+                <w:sz w:val="18"/>
+                <w:szCs w:val="18"/>
+              </w:rPr>
+              <w:t>Faint light in the bottom-right corner</w:t>
+            </w:r>
+          </w:p>
+        </w:tc>
+      </w:tr>
+      <w:tr>
+        <w:tblPrEx>
+          <w:tblCellMar>
+            <w:top w:w="0" w:type="dxa"/>
+            <w:bottom w:w="0" w:type="dxa"/>
+          </w:tblCellMar>
+        </w:tblPrEx>
+        <w:trPr>
+          <w:cantSplit/>
+        </w:trPr>
+        <w:tc>
+          <w:tcPr>
+            <w:tcW w:w="2020" w:type="dxa"/>
+            <w:tcBorders>
+              <w:top w:val="single" w:sz="4" w:space="0" w:color="D0D7E2"/>
+              <w:left w:val="single" w:sz="4" w:space="0" w:color="D0D7E2"/>
+              <w:bottom w:val="single" w:sz="4" w:space="0" w:color="D0D7E2"/>
+              <w:right w:val="single" w:sz="4" w:space="0" w:color="D0D7E2"/>
+            </w:tcBorders>
+            <w:tcMar>
+              <w:top w:w="50" w:type="dxa"/>
+              <w:left w:w="90" w:type="dxa"/>
+              <w:bottom w:w="50" w:type="dxa"/>
+              <w:right w:w="90" w:type="dxa"/>
+            </w:tcMar>
+          </w:tcPr>
+          <w:p>
+            <w:pPr>
+              <w:spacing w:line="252" w:lineRule="auto"/>
+            </w:pPr>
+            <w:r>
+              <w:rPr>
+                <w:rFonts w:ascii="Consolas" w:eastAsia="Consolas" w:hAnsi="Consolas" w:cs="Consolas"/>
+                <w:color w:val="24292F"/>
+                <w:sz w:val="16"/>
+                <w:szCs w:val="16"/>
+                <w:shd w:val="clear" w:color="auto" w:fill="EEF1F5"/>
+              </w:rPr>
+              <w:t>--md-song</w:t>
+            </w:r>
+          </w:p>
+        </w:tc>
+        <w:tc>
+          <w:tcPr>
+            <w:tcW w:w="1952" w:type="dxa"/>
+            <w:tcBorders>
+              <w:top w:val="single" w:sz="4" w:space="0" w:color="D0D7E2"/>
+              <w:left w:val="single" w:sz="4" w:space="0" w:color="D0D7E2"/>
+              <w:bottom w:val="single" w:sz="4" w:space="0" w:color="D0D7E2"/>
+              <w:right w:val="single" w:sz="4" w:space="0" w:color="D0D7E2"/>
+            </w:tcBorders>
+            <w:tcMar>
+              <w:top w:w="50" w:type="dxa"/>
+              <w:left w:w="90" w:type="dxa"/>
+              <w:bottom w:w="50" w:type="dxa"/>
+              <w:right w:w="90" w:type="dxa"/>
+            </w:tcMar>
+          </w:tcPr>
+          <w:p>
+            <w:pPr>
+              <w:spacing w:line="252" w:lineRule="auto"/>
+            </w:pPr>
+            <w:r>
+              <w:rPr>
+                <w:rFonts w:ascii="Consolas" w:eastAsia="Consolas" w:hAnsi="Consolas" w:cs="Consolas"/>
+                <w:color w:val="24292F"/>
+                <w:sz w:val="16"/>
+                <w:szCs w:val="16"/>
+                <w:shd w:val="clear" w:color="auto" w:fill="EEF1F5"/>
+              </w:rPr>
+              <w:t>--md-surface</w:t>
+            </w:r>
+          </w:p>
+        </w:tc>
+        <w:tc>
+          <w:tcPr>
+            <w:tcW w:w="2556" w:type="dxa"/>
+            <w:tcBorders>
+              <w:top w:val="single" w:sz="4" w:space="0" w:color="D0D7E2"/>
+              <w:left w:val="single" w:sz="4" w:space="0" w:color="D0D7E2"/>
+              <w:bottom w:val="single" w:sz="4" w:space="0" w:color="D0D7E2"/>
+              <w:right w:val="single" w:sz="4" w:space="0" w:color="D0D7E2"/>
+            </w:tcBorders>
+            <w:tcMar>
+              <w:top w:w="50" w:type="dxa"/>
+              <w:left w:w="90" w:type="dxa"/>
+              <w:bottom w:w="50" w:type="dxa"/>
+              <w:right w:w="90" w:type="dxa"/>
+            </w:tcMar>
+          </w:tcPr>
+          <w:p>
+            <w:pPr>
+              <w:spacing w:line="252" w:lineRule="auto"/>
+            </w:pPr>
+            <w:r>
+              <w:rPr>
+                <w:rFonts w:ascii="Consolas" w:eastAsia="Consolas" w:hAnsi="Consolas" w:cs="Consolas"/>
+                <w:color w:val="24292F"/>
+                <w:sz w:val="16"/>
+                <w:szCs w:val="16"/>
+                <w:shd w:val="clear" w:color="auto" w:fill="EEF1F5"/>
+              </w:rPr>
+              <w:t>--md-surface-2</w:t>
+            </w:r>
+            <w:r>
+              <w:rPr>
+                <w:sz w:val="18"/>
+                <w:szCs w:val="18"/>
+              </w:rPr>
+              <w:t xml:space="preserve"> (</w:t>
+            </w:r>
+            <w:r>
+              <w:rPr>
+                <w:rFonts w:ascii="Consolas" w:eastAsia="Consolas" w:hAnsi="Consolas" w:cs="Consolas"/>
+                <w:color w:val="24292F"/>
+                <w:sz w:val="16"/>
+                <w:szCs w:val="16"/>
+                <w:shd w:val="clear" w:color="auto" w:fill="EEF1F5"/>
+              </w:rPr>
+              <w:t>#1f232b</w:t>
+            </w:r>
+            <w:r>
+              <w:rPr>
+                <w:sz w:val="18"/>
+                <w:szCs w:val="18"/>
+              </w:rPr>
+              <w:t>)</w:t>
+            </w:r>
+          </w:p>
+        </w:tc>
+        <w:tc>
+          <w:tcPr>
+            <w:tcW w:w="3218" w:type="dxa"/>
+            <w:tcBorders>
+              <w:top w:val="single" w:sz="4" w:space="0" w:color="D0D7E2"/>
+              <w:left w:val="single" w:sz="4" w:space="0" w:color="D0D7E2"/>
+              <w:bottom w:val="single" w:sz="4" w:space="0" w:color="D0D7E2"/>
+              <w:right w:val="single" w:sz="4" w:space="0" w:color="D0D7E2"/>
+            </w:tcBorders>
+            <w:tcMar>
+              <w:top w:w="50" w:type="dxa"/>
+              <w:left w:w="90" w:type="dxa"/>
+              <w:bottom w:w="50" w:type="dxa"/>
+              <w:right w:w="90" w:type="dxa"/>
+            </w:tcMar>
+          </w:tcPr>
+          <w:p>
+            <w:pPr>
+              <w:spacing w:line="252" w:lineRule="auto"/>
+            </w:pPr>
+            <w:r>
+              <w:rPr>
+                <w:sz w:val="18"/>
+                <w:szCs w:val="18"/>
+              </w:rPr>
+              <w:t>Song cards</w:t>
+            </w:r>
+          </w:p>
+        </w:tc>
+      </w:tr>
+      <w:tr>
+        <w:tblPrEx>
+          <w:tblCellMar>
+            <w:top w:w="0" w:type="dxa"/>
+            <w:bottom w:w="0" w:type="dxa"/>
+          </w:tblCellMar>
+        </w:tblPrEx>
+        <w:trPr>
+          <w:cantSplit/>
+        </w:trPr>
+        <w:tc>
+          <w:tcPr>
+            <w:tcW w:w="2020" w:type="dxa"/>
+            <w:tcBorders>
+              <w:top w:val="single" w:sz="4" w:space="0" w:color="D0D7E2"/>
+              <w:left w:val="single" w:sz="4" w:space="0" w:color="D0D7E2"/>
+              <w:bottom w:val="single" w:sz="4" w:space="0" w:color="D0D7E2"/>
+              <w:right w:val="single" w:sz="4" w:space="0" w:color="D0D7E2"/>
+            </w:tcBorders>
+            <w:tcMar>
+              <w:top w:w="50" w:type="dxa"/>
+              <w:left w:w="90" w:type="dxa"/>
+              <w:bottom w:w="50" w:type="dxa"/>
+              <w:right w:w="90" w:type="dxa"/>
+            </w:tcMar>
+          </w:tcPr>
+          <w:p>
+            <w:pPr>
+              <w:spacing w:line="252" w:lineRule="auto"/>
+            </w:pPr>
+            <w:r>
+              <w:rPr>
+                <w:rFonts w:ascii="Consolas" w:eastAsia="Consolas" w:hAnsi="Consolas" w:cs="Consolas"/>
+                <w:color w:val="24292F"/>
+                <w:sz w:val="16"/>
+                <w:szCs w:val="16"/>
+                <w:shd w:val="clear" w:color="auto" w:fill="EEF1F5"/>
+              </w:rPr>
+              <w:t>--md-song-hover</w:t>
+            </w:r>
+          </w:p>
+        </w:tc>
+        <w:tc>
+          <w:tcPr>
+            <w:tcW w:w="1952" w:type="dxa"/>
+            <w:tcBorders>
+              <w:top w:val="single" w:sz="4" w:space="0" w:color="D0D7E2"/>
+              <w:left w:val="single" w:sz="4" w:space="0" w:color="D0D7E2"/>
+              <w:bottom w:val="single" w:sz="4" w:space="0" w:color="D0D7E2"/>
+              <w:right w:val="single" w:sz="4" w:space="0" w:color="D0D7E2"/>
+            </w:tcBorders>
+            <w:tcMar>
+              <w:top w:w="50" w:type="dxa"/>
+              <w:left w:w="90" w:type="dxa"/>
+              <w:bottom w:w="50" w:type="dxa"/>
+              <w:right w:w="90" w:type="dxa"/>
+            </w:tcMar>
+          </w:tcPr>
+          <w:p>
+            <w:pPr>
+              <w:spacing w:line="252" w:lineRule="auto"/>
+            </w:pPr>
+            <w:r>
+              <w:rPr>
+                <w:rFonts w:ascii="Consolas" w:eastAsia="Consolas" w:hAnsi="Consolas" w:cs="Consolas"/>
+                <w:color w:val="24292F"/>
+                <w:sz w:val="16"/>
+                <w:szCs w:val="16"/>
+                <w:shd w:val="clear" w:color="auto" w:fill="EEF1F5"/>
+              </w:rPr>
+              <w:t>--md-surface-2</w:t>
+            </w:r>
+          </w:p>
+        </w:tc>
+        <w:tc>
+          <w:tcPr>
+            <w:tcW w:w="2556" w:type="dxa"/>
+            <w:tcBorders>
+              <w:top w:val="single" w:sz="4" w:space="0" w:color="D0D7E2"/>
+              <w:left w:val="single" w:sz="4" w:space="0" w:color="D0D7E2"/>
+              <w:bottom w:val="single" w:sz="4" w:space="0" w:color="D0D7E2"/>
+              <w:right w:val="single" w:sz="4" w:space="0" w:color="D0D7E2"/>
+            </w:tcBorders>
+            <w:tcMar>
+              <w:top w:w="50" w:type="dxa"/>
+              <w:left w:w="90" w:type="dxa"/>
+              <w:bottom w:w="50" w:type="dxa"/>
+              <w:right w:w="90" w:type="dxa"/>
+            </w:tcMar>
+          </w:tcPr>
+          <w:p>
+            <w:pPr>
+              <w:spacing w:line="252" w:lineRule="auto"/>
+            </w:pPr>
+            <w:r>
+              <w:rPr>
+                <w:rFonts w:ascii="Consolas" w:eastAsia="Consolas" w:hAnsi="Consolas" w:cs="Consolas"/>
+                <w:color w:val="24292F"/>
+                <w:sz w:val="16"/>
+                <w:szCs w:val="16"/>
+                <w:shd w:val="clear" w:color="auto" w:fill="EEF1F5"/>
+              </w:rPr>
+              <w:t>--md-surface-3</w:t>
+            </w:r>
+            <w:r>
+              <w:rPr>
+                <w:sz w:val="18"/>
+                <w:szCs w:val="18"/>
+              </w:rPr>
+              <w:t xml:space="preserve"> (</w:t>
+            </w:r>
+            <w:r>
+              <w:rPr>
+                <w:rFonts w:ascii="Consolas" w:eastAsia="Consolas" w:hAnsi="Consolas" w:cs="Consolas"/>
+                <w:color w:val="24292F"/>
+                <w:sz w:val="16"/>
+                <w:szCs w:val="16"/>
+                <w:shd w:val="clear" w:color="auto" w:fill="EEF1F5"/>
+              </w:rPr>
+              <w:t>#2a2f39</w:t>
+            </w:r>
+            <w:r>
+              <w:rPr>
+                <w:sz w:val="18"/>
+                <w:szCs w:val="18"/>
+              </w:rPr>
+              <w:t>)</w:t>
+            </w:r>
+          </w:p>
+        </w:tc>
+        <w:tc>
+          <w:tcPr>
+            <w:tcW w:w="3218" w:type="dxa"/>
+            <w:tcBorders>
+              <w:top w:val="single" w:sz="4" w:space="0" w:color="D0D7E2"/>
+              <w:left w:val="single" w:sz="4" w:space="0" w:color="D0D7E2"/>
+              <w:bottom w:val="single" w:sz="4" w:space="0" w:color="D0D7E2"/>
+              <w:right w:val="single" w:sz="4" w:space="0" w:color="D0D7E2"/>
+            </w:tcBorders>
+            <w:tcMar>
+              <w:top w:w="50" w:type="dxa"/>
+              <w:left w:w="90" w:type="dxa"/>
+              <w:bottom w:w="50" w:type="dxa"/>
+              <w:right w:w="90" w:type="dxa"/>
+            </w:tcMar>
+          </w:tcPr>
+          <w:p>
+            <w:pPr>
+              <w:spacing w:line="252" w:lineRule="auto"/>
+            </w:pPr>
+            <w:r>
+              <w:rPr>
+                <w:sz w:val="18"/>
+                <w:szCs w:val="18"/>
+              </w:rPr>
+              <w:t>Song card under the pointer</w:t>
+            </w:r>
+          </w:p>
+        </w:tc>
+      </w:tr>
+    </w:tbl>
+    <w:p>
+      <w:pPr>
+        <w:spacing w:after="60"/>
+      </w:pPr>
+    </w:p>
+    <w:p>
+      <w:pPr>
+        <w:spacing w:after="120" w:line="276" w:lineRule="auto"/>
+      </w:pPr>
+      <w:r>
+        <w:rPr>
+          <w:b/>
+          <w:bCs/>
+        </w:rPr>
+        <w:t>Song cards.</w:t>
+      </w:r>
+      <w:r>
+        <w:t xml:space="preserve"> </w:t>
+      </w:r>
+      <w:r>
+        <w:rPr>
+          <w:rFonts w:ascii="Consolas" w:eastAsia="Consolas" w:hAnsi="Consolas" w:cs="Consolas"/>
+          <w:color w:val="24292F"/>
+          <w:sz w:val="19"/>
+          <w:szCs w:val="19"/>
+          <w:shd w:val="clear" w:color="auto" w:fill="EEF1F5"/>
+        </w:rPr>
+        <w:t>.song-list</w:t>
+      </w:r>
+      <w:r>
+        <w:t xml:space="preserve"> (History and Home) lays the songs out as separate rounded cards with a small gap. In dark mode shadows barely show on dark panels, so the cards are one shade lighter than the panel instead. A selected card (History → Select) keeps its accent tint.</w:t>
+      </w:r>
+    </w:p>
+    <w:p>
+      <w:pPr>
+        <w:pStyle w:val="Heading1"/>
+        <w:pageBreakBefore/>
+      </w:pPr>
+      <w:bookmarkStart w:id="55" w:name="_Toc244008643"/>
+      <w:r>
+        <w:lastRenderedPageBreak/>
+        <w:t>13. Configuration</w:t>
+      </w:r>
+      <w:bookmarkEnd w:id="55"/>
+    </w:p>
+    <w:p>
+      <w:pPr>
+        <w:pStyle w:val="Heading2"/>
+        <w:keepNext/>
+      </w:pPr>
+      <w:bookmarkStart w:id="56" w:name="_Toc244008644"/>
+      <w:r>
+        <w:t xml:space="preserve">13.1 </w:t>
+      </w:r>
+      <w:r>
+        <w:rPr>
+          <w:rFonts w:ascii="Consolas" w:eastAsia="Consolas" w:hAnsi="Consolas" w:cs="Consolas"/>
+          <w:color w:val="24292F"/>
+          <w:sz w:val="19"/>
+          <w:szCs w:val="19"/>
+          <w:shd w:val="clear" w:color="auto" w:fill="EEF1F5"/>
+        </w:rPr>
+        <w:t>.env</w:t>
+      </w:r>
+      <w:r>
+        <w:t xml:space="preserve"> and </w:t>
+      </w:r>
+      <w:r>
+        <w:rPr>
+          <w:rFonts w:ascii="Consolas" w:eastAsia="Consolas" w:hAnsi="Consolas" w:cs="Consolas"/>
+          <w:color w:val="24292F"/>
+          <w:sz w:val="19"/>
+          <w:szCs w:val="19"/>
+          <w:shd w:val="clear" w:color="auto" w:fill="EEF1F5"/>
+        </w:rPr>
         <w:t>config/youtube-converter.php</w:t>
       </w:r>
-      <w:bookmarkEnd w:id="54"/>
+      <w:bookmarkEnd w:id="56"/>
     </w:p>
     <w:tbl>
       <w:tblPr>
@@ -51753,11 +54037,11 @@
         <w:pStyle w:val="Heading2"/>
         <w:keepNext/>
       </w:pPr>
-      <w:bookmarkStart w:id="55" w:name="_Toc243997631"/>
+      <w:bookmarkStart w:id="57" w:name="_Toc244008645"/>
       <w:r>
         <w:t>13.2 Which value wins</w:t>
       </w:r>
-      <w:bookmarkEnd w:id="55"/>
+      <w:bookmarkEnd w:id="57"/>
     </w:p>
     <w:p>
       <w:pPr>
@@ -51925,10 +54209,7 @@
         <w:t>SettingsSeeder</w:t>
       </w:r>
       <w:r>
-        <w:t xml:space="preserve"> stores the first three numeric defaults. It leaves the download path and cookies out on p</w:t>
-      </w:r>
-      <w:r>
-        <w:t xml:space="preserve">urpose, so they follow </w:t>
+        <w:t xml:space="preserve"> stores the first three numeric defaults. It leaves the download path and cookies out on purpose, so they follow </w:t>
       </w:r>
       <w:r>
         <w:rPr>
@@ -51949,12 +54230,12 @@
         <w:pStyle w:val="Heading1"/>
         <w:pageBreakBefore/>
       </w:pPr>
-      <w:bookmarkStart w:id="56" w:name="_Toc243997632"/>
+      <w:bookmarkStart w:id="58" w:name="_Toc244008646"/>
       <w:r>
         <w:lastRenderedPageBreak/>
         <w:t>14. Security design</w:t>
       </w:r>
-      <w:bookmarkEnd w:id="56"/>
+      <w:bookmarkEnd w:id="58"/>
     </w:p>
     <w:tbl>
       <w:tblPr>
@@ -52393,7 +54674,14 @@
                 <w:sz w:val="18"/>
                 <w:szCs w:val="18"/>
               </w:rPr>
-              <w:t>Deleting the user's originals</w:t>
+              <w:t>Deleting the user's o</w:t>
+            </w:r>
+            <w:r>
+              <w:rPr>
+                <w:sz w:val="18"/>
+                <w:szCs w:val="18"/>
+              </w:rPr>
+              <w:t>riginals</w:t>
             </w:r>
           </w:p>
         </w:tc>
@@ -52439,14 +54727,7 @@
                 <w:sz w:val="18"/>
                 <w:szCs w:val="18"/>
               </w:rPr>
-              <w:t xml:space="preserve"> completed d</w:t>
-            </w:r>
-            <w:r>
-              <w:rPr>
-                <w:sz w:val="18"/>
-                <w:szCs w:val="18"/>
-              </w:rPr>
-              <w:t>ownloads, only the exact file that was converted.</w:t>
+              <w:t xml:space="preserve"> completed downloads, only the exact file that was converted.</w:t>
             </w:r>
           </w:p>
         </w:tc>
@@ -52525,7 +54806,17 @@
                 <w:szCs w:val="16"/>
                 <w:shd w:val="clear" w:color="auto" w:fill="EEF1F5"/>
               </w:rPr>
-              <w:t>proc_open</w:t>
+              <w:t>proc_op</w:t>
+            </w:r>
+            <w:r>
+              <w:rPr>
+                <w:rFonts w:ascii="Consolas" w:eastAsia="Consolas" w:hAnsi="Consolas" w:cs="Consolas"/>
+                <w:color w:val="24292F"/>
+                <w:sz w:val="16"/>
+                <w:szCs w:val="16"/>
+                <w:shd w:val="clear" w:color="auto" w:fill="EEF1F5"/>
+              </w:rPr>
+              <w:t>en</w:t>
             </w:r>
             <w:r>
               <w:rPr>
@@ -52906,14 +55197,7 @@
                 <w:sz w:val="18"/>
                 <w:szCs w:val="18"/>
               </w:rPr>
-              <w:t xml:space="preserve"> reserve plus a s</w:t>
-            </w:r>
-            <w:r>
-              <w:rPr>
-                <w:sz w:val="18"/>
-                <w:szCs w:val="18"/>
-              </w:rPr>
-              <w:t xml:space="preserve">ize estimate before each job, the </w:t>
+              <w:t xml:space="preserve"> reserve plus a size estimate before each job, the </w:t>
             </w:r>
             <w:r>
               <w:rPr>
@@ -52946,12 +55230,12 @@
         <w:pStyle w:val="Heading1"/>
         <w:pageBreakBefore/>
       </w:pPr>
-      <w:bookmarkStart w:id="57" w:name="_Toc243997633"/>
+      <w:bookmarkStart w:id="59" w:name="_Toc244008647"/>
       <w:r>
         <w:lastRenderedPageBreak/>
         <w:t>15. Deployment</w:t>
       </w:r>
-      <w:bookmarkEnd w:id="57"/>
+      <w:bookmarkEnd w:id="59"/>
     </w:p>
     <w:tbl>
       <w:tblPr>
@@ -53367,17 +55651,7 @@
                 <w:szCs w:val="16"/>
                 <w:shd w:val="clear" w:color="auto" w:fill="EEF1F5"/>
               </w:rPr>
-              <w:t>./docker-da</w:t>
-            </w:r>
-            <w:r>
-              <w:rPr>
-                <w:rFonts w:ascii="Consolas" w:eastAsia="Consolas" w:hAnsi="Consolas" w:cs="Consolas"/>
-                <w:color w:val="24292F"/>
-                <w:sz w:val="16"/>
-                <w:szCs w:val="16"/>
-                <w:shd w:val="clear" w:color="auto" w:fill="EEF1F5"/>
-              </w:rPr>
-              <w:t>ta:/data</w:t>
+              <w:t>./docker-data:/data</w:t>
             </w:r>
             <w:r>
               <w:rPr>
@@ -53418,7 +55692,14 @@
                 <w:sz w:val="18"/>
                 <w:szCs w:val="18"/>
               </w:rPr>
-              <w:t xml:space="preserve"> generates the app key once, migrates, seeds once, optimises, then runs the worker, scheduler and server.</w:t>
+              <w:t xml:space="preserve"> generates the app key once, migrates, seeds once,</w:t>
+            </w:r>
+            <w:r>
+              <w:rPr>
+                <w:sz w:val="18"/>
+                <w:szCs w:val="18"/>
+              </w:rPr>
+              <w:t xml:space="preserve"> optimises, then runs the worker, scheduler and server.</w:t>
             </w:r>
           </w:p>
         </w:tc>
@@ -53487,14 +55768,7 @@
                 <w:sz w:val="18"/>
                 <w:szCs w:val="18"/>
               </w:rPr>
-              <w:t>Same as Docker, or a normal Laravel host with a</w:t>
-            </w:r>
-            <w:r>
-              <w:rPr>
-                <w:sz w:val="18"/>
-                <w:szCs w:val="18"/>
-              </w:rPr>
-              <w:t xml:space="preserve"> worker (</w:t>
+              <w:t>Same as Docker, or a normal Laravel host with a worker (</w:t>
             </w:r>
             <w:r>
               <w:rPr>
@@ -53584,10 +55858,7 @@
           <w:szCs w:val="19"/>
           <w:shd w:val="clear" w:color="auto" w:fill="EEF1F5"/>
         </w:rPr>
-        <w:t>npm run build</w:t>
-      </w:r>
-      <w:r>
-        <w:t xml:space="preserve">), the Deno binary is copied from </w:t>
+        <w:t>npm run</w:t>
       </w:r>
       <w:r>
         <w:rPr>
@@ -53597,30 +55868,10 @@
           <w:szCs w:val="19"/>
           <w:shd w:val="clear" w:color="auto" w:fill="EEF1F5"/>
         </w:rPr>
-        <w:t>denoland/deno</w:t>
-      </w:r>
-      <w:r>
-        <w:t>, and the final PHP image installs Composer dependencies without dev packages.</w:t>
-      </w:r>
-    </w:p>
-    <w:p>
-      <w:pPr>
-        <w:pStyle w:val="Heading1"/>
-        <w:pageBreakBefore/>
-      </w:pPr>
-      <w:bookmarkStart w:id="58" w:name="_Toc243997634"/>
-      <w:r>
-        <w:lastRenderedPageBreak/>
-        <w:t>16. Testing</w:t>
-      </w:r>
-      <w:bookmarkEnd w:id="58"/>
-    </w:p>
-    <w:p>
-      <w:pPr>
-        <w:spacing w:after="120" w:line="276" w:lineRule="auto"/>
-      </w:pPr>
-      <w:r>
-        <w:t xml:space="preserve">PHPUnit with three suites in </w:t>
+        <w:t xml:space="preserve"> build</w:t>
+      </w:r>
+      <w:r>
+        <w:t xml:space="preserve">), the Deno binary is copied from </w:t>
       </w:r>
       <w:r>
         <w:rPr>
@@ -53630,10 +55881,30 @@
           <w:szCs w:val="19"/>
           <w:shd w:val="clear" w:color="auto" w:fill="EEF1F5"/>
         </w:rPr>
-        <w:t>phpunit.xml</w:t>
-      </w:r>
-      <w:r>
-        <w:t>. Tests use SQLite in memory and a temporary download folder and uploads folder (</w:t>
+        <w:t>denoland/deno</w:t>
+      </w:r>
+      <w:r>
+        <w:t>, and the final PHP image installs Composer dependencies without dev packages.</w:t>
+      </w:r>
+    </w:p>
+    <w:p>
+      <w:pPr>
+        <w:pStyle w:val="Heading1"/>
+        <w:pageBreakBefore/>
+      </w:pPr>
+      <w:bookmarkStart w:id="60" w:name="_Toc244008648"/>
+      <w:r>
+        <w:lastRenderedPageBreak/>
+        <w:t>16. Testing</w:t>
+      </w:r>
+      <w:bookmarkEnd w:id="60"/>
+    </w:p>
+    <w:p>
+      <w:pPr>
+        <w:spacing w:after="120" w:line="276" w:lineRule="auto"/>
+      </w:pPr>
+      <w:r>
+        <w:t xml:space="preserve">PHPUnit with three suites in </w:t>
       </w:r>
       <w:r>
         <w:rPr>
@@ -53643,7 +55914,13 @@
           <w:szCs w:val="19"/>
           <w:shd w:val="clear" w:color="auto" w:fill="EEF1F5"/>
         </w:rPr>
-        <w:t>tests/Concerns/UsesTemporaryDownloadDirector</w:t>
+        <w:t>phpunit.xml</w:t>
+      </w:r>
+      <w:r>
+        <w:t>. Tests use SQLite in memory and a temporary download folder and uploads</w:t>
+      </w:r>
+      <w:r>
+        <w:t xml:space="preserve"> folder (</w:t>
       </w:r>
       <w:r>
         <w:rPr>
@@ -53653,7 +55930,7 @@
           <w:szCs w:val="19"/>
           <w:shd w:val="clear" w:color="auto" w:fill="EEF1F5"/>
         </w:rPr>
-        <w:t>y.php</w:t>
+        <w:t>tests/Concerns/UsesTemporaryDownloadDirectory.php</w:t>
       </w:r>
       <w:r>
         <w:t xml:space="preserve">). External tools are faked with </w:t>
@@ -54407,7 +56684,17 @@
                 <w:szCs w:val="16"/>
                 <w:shd w:val="clear" w:color="auto" w:fill="EEF1F5"/>
               </w:rPr>
-              <w:t>LyricsVolumeRingtoneTest</w:t>
+              <w:t>LyricsVolumeRingt</w:t>
+            </w:r>
+            <w:r>
+              <w:rPr>
+                <w:rFonts w:ascii="Consolas" w:eastAsia="Consolas" w:hAnsi="Consolas" w:cs="Consolas"/>
+                <w:color w:val="24292F"/>
+                <w:sz w:val="16"/>
+                <w:szCs w:val="16"/>
+                <w:shd w:val="clear" w:color="auto" w:fill="EEF1F5"/>
+              </w:rPr>
+              <w:t>oneTest</w:t>
             </w:r>
           </w:p>
         </w:tc>
@@ -54579,7 +56866,7 @@
         <w:t>php artisan test</w:t>
       </w:r>
       <w:r>
-        <w:t>) using PHP 8.3. At the last full run on 2026-10-27, all 248 tests passed.</w:t>
+        <w:t>) using PHP 8.3. At the last full run on 2026-10-27, all 250 tests passed.</w:t>
       </w:r>
     </w:p>
     <w:p>
@@ -54587,12 +56874,12 @@
         <w:pStyle w:val="Heading1"/>
         <w:pageBreakBefore/>
       </w:pPr>
-      <w:bookmarkStart w:id="59" w:name="_Toc243997635"/>
+      <w:bookmarkStart w:id="61" w:name="_Toc244008649"/>
       <w:r>
         <w:lastRenderedPageBreak/>
         <w:t>17. Notes found while reviewing the code</w:t>
       </w:r>
-      <w:bookmarkEnd w:id="59"/>
+      <w:bookmarkEnd w:id="61"/>
     </w:p>
     <w:p>
       <w:pPr>
@@ -54616,14 +56903,7 @@
           <w:b/>
           <w:bCs/>
         </w:rPr>
-        <w:t xml:space="preserve">Fixed: missing space in a status </w:t>
-      </w:r>
-      <w:r>
-        <w:rPr>
-          <w:b/>
-          <w:bCs/>
-        </w:rPr>
-        <w:t>text.</w:t>
+        <w:t>Fixed: missing space in a status text.</w:t>
       </w:r>
       <w:r>
         <w:t xml:space="preserve"> </w:t>
@@ -54682,13 +56962,7 @@
           <w:szCs w:val="19"/>
           <w:shd w:val="clear" w:color="auto" w:fill="EEF1F5"/>
         </w:rPr>
-        <w:t>HistoryController::clear</w:t>
-      </w:r>
-      <w:r>
-        <w:t xml:space="preserve"> used a query delete, which s</w:t>
-      </w:r>
-      <w:r>
-        <w:t xml:space="preserve">kipped the model's </w:t>
+        <w:t>HistoryController::c</w:t>
       </w:r>
       <w:r>
         <w:rPr>
@@ -54698,10 +56972,10 @@
           <w:szCs w:val="19"/>
           <w:shd w:val="clear" w:color="auto" w:fill="EEF1F5"/>
         </w:rPr>
-        <w:t>deleted</w:t>
-      </w:r>
-      <w:r>
-        <w:t xml:space="preserve"> hook, so cover JPEGs of converted files stayed in </w:t>
+        <w:t>lear</w:t>
+      </w:r>
+      <w:r>
+        <w:t xml:space="preserve"> used a query delete, which skipped the model's </w:t>
       </w:r>
       <w:r>
         <w:rPr>
@@ -54711,10 +56985,10 @@
           <w:szCs w:val="19"/>
           <w:shd w:val="clear" w:color="auto" w:fill="EEF1F5"/>
         </w:rPr>
-        <w:t>storage/app/covers/</w:t>
-      </w:r>
-      <w:r>
-        <w:t>. It now deletes the rows one by one (</w:t>
+        <w:t>deleted</w:t>
+      </w:r>
+      <w:r>
+        <w:t xml:space="preserve"> hook, so cover JPEGs of converted files stayed in </w:t>
       </w:r>
       <w:r>
         <w:rPr>
@@ -54724,10 +56998,10 @@
           <w:szCs w:val="19"/>
           <w:shd w:val="clear" w:color="auto" w:fill="EEF1F5"/>
         </w:rPr>
-        <w:t>lazyById(100)</w:t>
-      </w:r>
-      <w:r>
-        <w:t xml:space="preserve">), so the hook removes the covers. Test: </w:t>
+        <w:t>storage/app/covers/</w:t>
+      </w:r>
+      <w:r>
+        <w:t>. It now deletes the rows one by one (</w:t>
       </w:r>
       <w:r>
         <w:rPr>
@@ -54737,7 +57011,10 @@
           <w:szCs w:val="19"/>
           <w:shd w:val="clear" w:color="auto" w:fill="EEF1F5"/>
         </w:rPr>
-        <w:t>HistoryApiTest::test_clearing_history_removes_cover_images_of_conver</w:t>
+        <w:t>lazyById(100)</w:t>
+      </w:r>
+      <w:r>
+        <w:t xml:space="preserve">), so the hook removes the covers. Test: </w:t>
       </w:r>
       <w:r>
         <w:rPr>
@@ -54747,7 +57024,17 @@
           <w:szCs w:val="19"/>
           <w:shd w:val="clear" w:color="auto" w:fill="EEF1F5"/>
         </w:rPr>
-        <w:t>ted_files</w:t>
+        <w:t>HistoryApiTest::test_clearing_histo</w:t>
+      </w:r>
+      <w:r>
+        <w:rPr>
+          <w:rFonts w:ascii="Consolas" w:eastAsia="Consolas" w:hAnsi="Consolas" w:cs="Consolas"/>
+          <w:color w:val="24292F"/>
+          <w:sz w:val="19"/>
+          <w:szCs w:val="19"/>
+          <w:shd w:val="clear" w:color="auto" w:fill="EEF1F5"/>
+        </w:rPr>
+        <w:t>ry_removes_cover_images_of_converted_files</w:t>
       </w:r>
       <w:r>
         <w:t>.</w:t>
@@ -54809,10 +57096,10 @@
         <w:t>failed_jobs</w:t>
       </w:r>
       <w:r>
-        <w:t xml:space="preserve"> table, including jobs that failed after the page loaded. The </w:t>
-      </w:r>
-      <w:r>
-        <w:t xml:space="preserve">page now sends </w:t>
+        <w:t xml:space="preserve"> table, including jobs that f</w:t>
+      </w:r>
+      <w:r>
+        <w:t xml:space="preserve">ailed after the page loaded. The page now sends </w:t>
       </w:r>
       <w:r>
         <w:rPr>
@@ -54868,14 +57155,14 @@
           <w:b/>
           <w:bCs/>
         </w:rPr>
-        <w:t>Fixed: playlist imports downloaded e</w:t>
+        <w:t>Fix</w:t>
       </w:r>
       <w:r>
         <w:rPr>
           <w:b/>
           <w:bCs/>
         </w:rPr>
-        <w:t>xisting songs again.</w:t>
+        <w:t>ed: playlist imports downloaded existing songs again.</w:t>
       </w:r>
       <w:r>
         <w:t xml:space="preserve"> </w:t>
@@ -54940,10 +57227,7 @@
           <w:szCs w:val="19"/>
           <w:shd w:val="clear" w:color="auto" w:fill="EEF1F5"/>
         </w:rPr>
-        <w:t>PlaylistApiTest::test_processing_job_reuses_songs_already_downloaded</w:t>
-      </w:r>
-      <w:r>
-        <w:t xml:space="preserve"> and </w:t>
+        <w:t>PlaylistApiTest::test_processing_job_reuses_songs_already_</w:t>
       </w:r>
       <w:r>
         <w:rPr>
@@ -54953,7 +57237,10 @@
           <w:szCs w:val="19"/>
           <w:shd w:val="clear" w:color="auto" w:fill="EEF1F5"/>
         </w:rPr>
-        <w:t>test_playlist_comp</w:t>
+        <w:t>downloaded</w:t>
+      </w:r>
+      <w:r>
+        <w:t xml:space="preserve"> and </w:t>
       </w:r>
       <w:r>
         <w:rPr>
@@ -54963,7 +57250,7 @@
           <w:szCs w:val="19"/>
           <w:shd w:val="clear" w:color="auto" w:fill="EEF1F5"/>
         </w:rPr>
-        <w:t>letes_when_every_song_was_already_downloaded</w:t>
+        <w:t>test_playlist_completes_when_every_song_was_already_downloaded</w:t>
       </w:r>
       <w:r>
         <w:t>.</w:t>
@@ -55022,7 +57309,17 @@
           <w:szCs w:val="19"/>
           <w:shd w:val="clear" w:color="auto" w:fill="EEF1F5"/>
         </w:rPr>
-        <w:t>Download::markAsProcessing/markAsCompleted/markAsFailed</w:t>
+        <w:t>Download::markAsProcessing/markAsCompleted/markAsFai</w:t>
+      </w:r>
+      <w:r>
+        <w:rPr>
+          <w:rFonts w:ascii="Consolas" w:eastAsia="Consolas" w:hAnsi="Consolas" w:cs="Consolas"/>
+          <w:color w:val="24292F"/>
+          <w:sz w:val="19"/>
+          <w:szCs w:val="19"/>
+          <w:shd w:val="clear" w:color="auto" w:fill="EEF1F5"/>
+        </w:rPr>
+        <w:t>led</w:t>
       </w:r>
       <w:r>
         <w:t xml:space="preserve">, and the </w:t>
@@ -55120,13 +57417,20 @@
           <w:szCs w:val="19"/>
           <w:shd w:val="clear" w:color="auto" w:fill="EEF1F5"/>
         </w:rPr>
-        <w:t>php artisan dev</w:t>
-      </w:r>
-      <w:r>
-        <w:t xml:space="preserve"> on Windows, YouTube lookup</w:t>
-      </w:r>
-      <w:r>
-        <w:t xml:space="preserve">s made by the web process can fail: the bgutil POT provider's Deno times out after 15 seconds in that </w:t>
+        <w:t xml:space="preserve">php artisan </w:t>
+      </w:r>
+      <w:r>
+        <w:rPr>
+          <w:rFonts w:ascii="Consolas" w:eastAsia="Consolas" w:hAnsi="Consolas" w:cs="Consolas"/>
+          <w:color w:val="24292F"/>
+          <w:sz w:val="19"/>
+          <w:szCs w:val="19"/>
+          <w:shd w:val="clear" w:color="auto" w:fill="EEF1F5"/>
+        </w:rPr>
+        <w:t>dev</w:t>
+      </w:r>
+      <w:r>
+        <w:t xml:space="preserve"> on Windows, YouTube lookups made by the web process can fail: the bgutil POT provider's Deno times out after 15 seconds in that </w:t>
       </w:r>
       <w:r>
         <w:rPr>
@@ -55251,7 +57555,7 @@
         <w:sz w:val="16"/>
         <w:szCs w:val="16"/>
       </w:rPr>
-      <w:t>36</w:t>
+      <w:t>38</w:t>
     </w:r>
     <w:r>
       <w:rPr>
@@ -55293,269 +57597,269 @@
 <file path=word/numbering.xml><?xml version="1.0" encoding="utf-8"?>
 <w:numbering xmlns:wpc="http://schemas.microsoft.com/office/word/2010/wordprocessingCanvas" xmlns:cx="http://schemas.microsoft.com/office/drawing/2014/chartex" xmlns:cx1="http://schemas.microsoft.com/office/drawing/2015/9/8/chartex" xmlns:mc="http://schemas.openxmlformats.org/markup-compatibility/2006" xmlns:o="urn:schemas-microsoft-com:office:office" xmlns:r="http://schemas.openxmlformats.org/officeDocument/2006/relationships" xmlns:m="http://schemas.openxmlformats.org/officeDocument/2006/math" xmlns:v="urn:schemas-microsoft-com:vml" xmlns:wp14="http://schemas.microsoft.com/office/word/2010/wordprocessingDrawing" xmlns:wp="http://schemas.openxmlformats.org/drawingml/2006/wordprocessingDrawing" xmlns:w10="urn:schemas-microsoft-com:office:word" xmlns:w="http://schemas.openxmlformats.org/wordprocessingml/2006/main" xmlns:w14="http://schemas.microsoft.com/office/word/2010/wordml" xmlns:w15="http://schemas.microsoft.com/office/word/2012/wordml" xmlns:w16se="http://schemas.microsoft.com/office/word/2015/wordml/symex" xmlns:wpg="http://schemas.microsoft.com/office/word/2010/wordprocessingGroup" xmlns:wpi="http://schemas.microsoft.com/office/word/2010/wordprocessingInk" xmlns:wne="http://schemas.microsoft.com/office/word/2006/wordml" xmlns:wps="http://schemas.microsoft.com/office/word/2010/wordprocessingShape" mc:Ignorable="w14 w15 w16se wp14">
   <w:abstractNum w:abstractNumId="0" w15:restartNumberingAfterBreak="0">
-    <w:nsid w:val="37B31BAC"/>
+    <w:nsid w:val="07AD1CA3"/>
     <w:multiLevelType w:val="hybridMultilevel"/>
-    <w:tmpl w:val="9EAE2332"/>
-    <w:lvl w:ilvl="0" w:tplc="82D0C386">
+    <w:tmpl w:val="C5F6292A"/>
+    <w:lvl w:ilvl="0" w:tplc="9C0AC19C">
       <w:start w:val="1"/>
       <w:numFmt w:val="bullet"/>
-      <w:lvlText w:val="•"/>
+      <w:lvlText w:val="●"/>
       <w:lvlJc w:val="left"/>
       <w:pPr>
-        <w:ind w:left="360" w:hanging="260"/>
+        <w:ind w:left="720" w:hanging="360"/>
       </w:pPr>
     </w:lvl>
-    <w:lvl w:ilvl="1" w:tplc="6066AFCA">
+    <w:lvl w:ilvl="1" w:tplc="0B66BF86">
       <w:start w:val="1"/>
       <w:numFmt w:val="bullet"/>
-      <w:lvlText w:val="◦"/>
+      <w:lvlText w:val="○"/>
       <w:lvlJc w:val="left"/>
       <w:pPr>
-        <w:ind w:left="720" w:hanging="260"/>
+        <w:ind w:left="1440" w:hanging="360"/>
       </w:pPr>
     </w:lvl>
-    <w:lvl w:ilvl="2" w:tplc="5718985E">
+    <w:lvl w:ilvl="2" w:tplc="04628A8E">
+      <w:start w:val="1"/>
+      <w:numFmt w:val="bullet"/>
+      <w:lvlText w:val="■"/>
+      <w:lvlJc w:val="left"/>
+      <w:pPr>
+        <w:ind w:left="2160" w:hanging="360"/>
+      </w:pPr>
+    </w:lvl>
+    <w:lvl w:ilvl="3" w:tplc="07B2A740">
+      <w:start w:val="1"/>
+      <w:numFmt w:val="bullet"/>
+      <w:lvlText w:val="●"/>
+      <w:lvlJc w:val="left"/>
+      <w:pPr>
+        <w:ind w:left="2880" w:hanging="360"/>
+      </w:pPr>
+    </w:lvl>
+    <w:lvl w:ilvl="4" w:tplc="EA2E9D96">
+      <w:start w:val="1"/>
+      <w:numFmt w:val="bullet"/>
+      <w:lvlText w:val="○"/>
+      <w:lvlJc w:val="left"/>
+      <w:pPr>
+        <w:ind w:left="3600" w:hanging="360"/>
+      </w:pPr>
+    </w:lvl>
+    <w:lvl w:ilvl="5" w:tplc="0D280C84">
+      <w:start w:val="1"/>
+      <w:numFmt w:val="bullet"/>
+      <w:lvlText w:val="■"/>
+      <w:lvlJc w:val="left"/>
+      <w:pPr>
+        <w:ind w:left="4320" w:hanging="360"/>
+      </w:pPr>
+    </w:lvl>
+    <w:lvl w:ilvl="6" w:tplc="7A70BC2C">
+      <w:start w:val="1"/>
+      <w:numFmt w:val="bullet"/>
+      <w:lvlText w:val="●"/>
+      <w:lvlJc w:val="left"/>
+      <w:pPr>
+        <w:ind w:left="5040" w:hanging="360"/>
+      </w:pPr>
+    </w:lvl>
+    <w:lvl w:ilvl="7" w:tplc="890E8256">
+      <w:start w:val="1"/>
+      <w:numFmt w:val="bullet"/>
+      <w:lvlText w:val="●"/>
+      <w:lvlJc w:val="left"/>
+      <w:pPr>
+        <w:ind w:left="5760" w:hanging="360"/>
+      </w:pPr>
+    </w:lvl>
+    <w:lvl w:ilvl="8" w:tplc="BAB67622">
+      <w:start w:val="1"/>
+      <w:numFmt w:val="bullet"/>
+      <w:lvlText w:val="●"/>
+      <w:lvlJc w:val="left"/>
+      <w:pPr>
+        <w:ind w:left="6480" w:hanging="360"/>
+      </w:pPr>
+    </w:lvl>
+  </w:abstractNum>
+  <w:abstractNum w:abstractNumId="1" w15:restartNumberingAfterBreak="0">
+    <w:nsid w:val="280805E1"/>
+    <w:multiLevelType w:val="hybridMultilevel"/>
+    <w:tmpl w:val="584CACA6"/>
+    <w:lvl w:ilvl="0" w:tplc="E8D8678A">
+      <w:start w:val="1"/>
+      <w:numFmt w:val="decimal"/>
+      <w:lvlText w:val="%1."/>
+      <w:lvlJc w:val="left"/>
+      <w:pPr>
+        <w:ind w:left="360" w:hanging="300"/>
+      </w:pPr>
+    </w:lvl>
+    <w:lvl w:ilvl="1" w:tplc="7B4ECE62">
+      <w:start w:val="1"/>
+      <w:numFmt w:val="lowerLetter"/>
+      <w:lvlText w:val="%2."/>
+      <w:lvlJc w:val="left"/>
+      <w:pPr>
+        <w:ind w:left="720" w:hanging="300"/>
+      </w:pPr>
+    </w:lvl>
+    <w:lvl w:ilvl="2" w:tplc="07D27298">
       <w:numFmt w:val="decimal"/>
       <w:lvlText w:val=""/>
       <w:lvlJc w:val="left"/>
     </w:lvl>
-    <w:lvl w:ilvl="3" w:tplc="CA768E2E">
+    <w:lvl w:ilvl="3" w:tplc="9D4CF22C">
       <w:numFmt w:val="decimal"/>
       <w:lvlText w:val=""/>
       <w:lvlJc w:val="left"/>
     </w:lvl>
-    <w:lvl w:ilvl="4" w:tplc="FCD4005E">
+    <w:lvl w:ilvl="4" w:tplc="254E6570">
       <w:numFmt w:val="decimal"/>
       <w:lvlText w:val=""/>
       <w:lvlJc w:val="left"/>
     </w:lvl>
-    <w:lvl w:ilvl="5" w:tplc="5BA8A75E">
+    <w:lvl w:ilvl="5" w:tplc="06C29702">
       <w:numFmt w:val="decimal"/>
       <w:lvlText w:val=""/>
       <w:lvlJc w:val="left"/>
     </w:lvl>
-    <w:lvl w:ilvl="6" w:tplc="30FA6E7E">
+    <w:lvl w:ilvl="6" w:tplc="CF3EFCE0">
       <w:numFmt w:val="decimal"/>
       <w:lvlText w:val=""/>
       <w:lvlJc w:val="left"/>
     </w:lvl>
-    <w:lvl w:ilvl="7" w:tplc="65FAA21A">
+    <w:lvl w:ilvl="7" w:tplc="DEC85E9C">
       <w:numFmt w:val="decimal"/>
       <w:lvlText w:val=""/>
       <w:lvlJc w:val="left"/>
     </w:lvl>
-    <w:lvl w:ilvl="8" w:tplc="6AE8E2EA">
+    <w:lvl w:ilvl="8" w:tplc="1618ECC4">
       <w:numFmt w:val="decimal"/>
       <w:lvlText w:val=""/>
       <w:lvlJc w:val="left"/>
     </w:lvl>
   </w:abstractNum>
-  <w:abstractNum w:abstractNumId="1" w15:restartNumberingAfterBreak="0">
-    <w:nsid w:val="3A342BE8"/>
+  <w:abstractNum w:abstractNumId="2" w15:restartNumberingAfterBreak="0">
+    <w:nsid w:val="2E703402"/>
     <w:multiLevelType w:val="hybridMultilevel"/>
-    <w:tmpl w:val="3D2ABD3E"/>
-    <w:lvl w:ilvl="0" w:tplc="7602A6EE">
+    <w:tmpl w:val="BAFE1B48"/>
+    <w:lvl w:ilvl="0" w:tplc="F51259E6">
       <w:start w:val="1"/>
       <w:numFmt w:val="bullet"/>
-      <w:lvlText w:val="●"/>
+      <w:lvlText w:val="•"/>
       <w:lvlJc w:val="left"/>
       <w:pPr>
-        <w:ind w:left="720" w:hanging="360"/>
+        <w:ind w:left="360" w:hanging="260"/>
       </w:pPr>
     </w:lvl>
-    <w:lvl w:ilvl="1" w:tplc="967A694C">
+    <w:lvl w:ilvl="1" w:tplc="2A9046FA">
       <w:start w:val="1"/>
       <w:numFmt w:val="bullet"/>
-      <w:lvlText w:val="○"/>
+      <w:lvlText w:val="◦"/>
       <w:lvlJc w:val="left"/>
       <w:pPr>
-        <w:ind w:left="1440" w:hanging="360"/>
+        <w:ind w:left="720" w:hanging="260"/>
       </w:pPr>
     </w:lvl>
-    <w:lvl w:ilvl="2" w:tplc="FDFC79AC">
-      <w:start w:val="1"/>
-      <w:numFmt w:val="bullet"/>
-      <w:lvlText w:val="■"/>
-      <w:lvlJc w:val="left"/>
-      <w:pPr>
-        <w:ind w:left="2160" w:hanging="360"/>
-      </w:pPr>
-    </w:lvl>
-    <w:lvl w:ilvl="3" w:tplc="51D02D40">
-      <w:start w:val="1"/>
-      <w:numFmt w:val="bullet"/>
-      <w:lvlText w:val="●"/>
-      <w:lvlJc w:val="left"/>
-      <w:pPr>
-        <w:ind w:left="2880" w:hanging="360"/>
-      </w:pPr>
-    </w:lvl>
-    <w:lvl w:ilvl="4" w:tplc="6B74A20C">
-      <w:start w:val="1"/>
-      <w:numFmt w:val="bullet"/>
-      <w:lvlText w:val="○"/>
-      <w:lvlJc w:val="left"/>
-      <w:pPr>
-        <w:ind w:left="3600" w:hanging="360"/>
-      </w:pPr>
-    </w:lvl>
-    <w:lvl w:ilvl="5" w:tplc="4D54233E">
-      <w:start w:val="1"/>
-      <w:numFmt w:val="bullet"/>
-      <w:lvlText w:val="■"/>
-      <w:lvlJc w:val="left"/>
-      <w:pPr>
-        <w:ind w:left="4320" w:hanging="360"/>
-      </w:pPr>
-    </w:lvl>
-    <w:lvl w:ilvl="6" w:tplc="885A6EB8">
-      <w:start w:val="1"/>
-      <w:numFmt w:val="bullet"/>
-      <w:lvlText w:val="●"/>
-      <w:lvlJc w:val="left"/>
-      <w:pPr>
-        <w:ind w:left="5040" w:hanging="360"/>
-      </w:pPr>
-    </w:lvl>
-    <w:lvl w:ilvl="7" w:tplc="F9A826CC">
-      <w:start w:val="1"/>
-      <w:numFmt w:val="bullet"/>
-      <w:lvlText w:val="●"/>
-      <w:lvlJc w:val="left"/>
-      <w:pPr>
-        <w:ind w:left="5760" w:hanging="360"/>
-      </w:pPr>
-    </w:lvl>
-    <w:lvl w:ilvl="8" w:tplc="BBAE796A">
-      <w:start w:val="1"/>
-      <w:numFmt w:val="bullet"/>
-      <w:lvlText w:val="●"/>
-      <w:lvlJc w:val="left"/>
-      <w:pPr>
-        <w:ind w:left="6480" w:hanging="360"/>
-      </w:pPr>
-    </w:lvl>
-  </w:abstractNum>
-  <w:abstractNum w:abstractNumId="2" w15:restartNumberingAfterBreak="0">
-    <w:nsid w:val="70054AEB"/>
-    <w:multiLevelType w:val="hybridMultilevel"/>
-    <w:tmpl w:val="DACC65F4"/>
-    <w:lvl w:ilvl="0" w:tplc="B6C09618">
-      <w:start w:val="1"/>
-      <w:numFmt w:val="decimal"/>
-      <w:lvlText w:val="%1."/>
-      <w:lvlJc w:val="left"/>
-      <w:pPr>
-        <w:ind w:left="360" w:hanging="300"/>
-      </w:pPr>
-    </w:lvl>
-    <w:lvl w:ilvl="1" w:tplc="A63E2C6C">
-      <w:start w:val="1"/>
-      <w:numFmt w:val="lowerLetter"/>
-      <w:lvlText w:val="%2."/>
-      <w:lvlJc w:val="left"/>
-      <w:pPr>
-        <w:ind w:left="720" w:hanging="300"/>
-      </w:pPr>
-    </w:lvl>
-    <w:lvl w:ilvl="2" w:tplc="AED83962">
+    <w:lvl w:ilvl="2" w:tplc="60D65632">
       <w:numFmt w:val="decimal"/>
       <w:lvlText w:val=""/>
       <w:lvlJc w:val="left"/>
     </w:lvl>
-    <w:lvl w:ilvl="3" w:tplc="C2A23604">
+    <w:lvl w:ilvl="3" w:tplc="100884CC">
       <w:numFmt w:val="decimal"/>
       <w:lvlText w:val=""/>
       <w:lvlJc w:val="left"/>
     </w:lvl>
-    <w:lvl w:ilvl="4" w:tplc="8ADEF0B0">
+    <w:lvl w:ilvl="4" w:tplc="24FC3408">
       <w:numFmt w:val="decimal"/>
       <w:lvlText w:val=""/>
       <w:lvlJc w:val="left"/>
     </w:lvl>
-    <w:lvl w:ilvl="5" w:tplc="2904D496">
+    <w:lvl w:ilvl="5" w:tplc="80E2BB02">
       <w:numFmt w:val="decimal"/>
       <w:lvlText w:val=""/>
       <w:lvlJc w:val="left"/>
     </w:lvl>
-    <w:lvl w:ilvl="6" w:tplc="28464952">
+    <w:lvl w:ilvl="6" w:tplc="C896B9D2">
       <w:numFmt w:val="decimal"/>
       <w:lvlText w:val=""/>
       <w:lvlJc w:val="left"/>
     </w:lvl>
-    <w:lvl w:ilvl="7" w:tplc="473EAAA2">
+    <w:lvl w:ilvl="7" w:tplc="2FEE0714">
       <w:numFmt w:val="decimal"/>
       <w:lvlText w:val=""/>
       <w:lvlJc w:val="left"/>
     </w:lvl>
-    <w:lvl w:ilvl="8" w:tplc="765E66A4">
+    <w:lvl w:ilvl="8" w:tplc="C7DCC844">
       <w:numFmt w:val="decimal"/>
       <w:lvlText w:val=""/>
       <w:lvlJc w:val="left"/>
     </w:lvl>
   </w:abstractNum>
   <w:num w:numId="1">
+    <w:abstractNumId w:val="0"/>
+    <w:lvlOverride w:ilvl="0">
+      <w:startOverride w:val="1"/>
+    </w:lvlOverride>
+  </w:num>
+  <w:num w:numId="2">
+    <w:abstractNumId w:val="2"/>
+    <w:lvlOverride w:ilvl="0">
+      <w:startOverride w:val="1"/>
+    </w:lvlOverride>
+  </w:num>
+  <w:num w:numId="3">
     <w:abstractNumId w:val="1"/>
     <w:lvlOverride w:ilvl="0">
       <w:startOverride w:val="1"/>
     </w:lvlOverride>
   </w:num>
-  <w:num w:numId="2">
-    <w:abstractNumId w:val="0"/>
-    <w:lvlOverride w:ilvl="0">
-      <w:startOverride w:val="1"/>
-    </w:lvlOverride>
-  </w:num>
-  <w:num w:numId="3">
-    <w:abstractNumId w:val="2"/>
-    <w:lvlOverride w:ilvl="0">
-      <w:startOverride w:val="1"/>
-    </w:lvlOverride>
-  </w:num>
   <w:num w:numId="4">
-    <w:abstractNumId w:val="2"/>
+    <w:abstractNumId w:val="1"/>
     <w:lvlOverride w:ilvl="0">
       <w:startOverride w:val="1"/>
     </w:lvlOverride>
   </w:num>
   <w:num w:numId="5">
-    <w:abstractNumId w:val="2"/>
+    <w:abstractNumId w:val="1"/>
     <w:lvlOverride w:ilvl="0">
       <w:startOverride w:val="1"/>
     </w:lvlOverride>
   </w:num>
   <w:num w:numId="6">
-    <w:abstractNumId w:val="2"/>
+    <w:abstractNumId w:val="1"/>
     <w:lvlOverride w:ilvl="0">
       <w:startOverride w:val="1"/>
     </w:lvlOverride>
   </w:num>
   <w:num w:numId="7">
-    <w:abstractNumId w:val="2"/>
+    <w:abstractNumId w:val="1"/>
     <w:lvlOverride w:ilvl="0">
       <w:startOverride w:val="1"/>
     </w:lvlOverride>
   </w:num>
   <w:num w:numId="8">
-    <w:abstractNumId w:val="2"/>
+    <w:abstractNumId w:val="1"/>
     <w:lvlOverride w:ilvl="0">
       <w:startOverride w:val="1"/>
     </w:lvlOverride>
   </w:num>
   <w:num w:numId="9">
-    <w:abstractNumId w:val="2"/>
+    <w:abstractNumId w:val="1"/>
     <w:lvlOverride w:ilvl="0">
       <w:startOverride w:val="1"/>
     </w:lvlOverride>
   </w:num>
   <w:num w:numId="10">
-    <w:abstractNumId w:val="2"/>
+    <w:abstractNumId w:val="1"/>
     <w:lvlOverride w:ilvl="0">
       <w:startOverride w:val="1"/>
     </w:lvlOverride>
   </w:num>
   <w:num w:numId="11">
-    <w:abstractNumId w:val="2"/>
+    <w:abstractNumId w:val="1"/>
     <w:lvlOverride w:ilvl="0">
       <w:startOverride w:val="1"/>
     </w:lvlOverride>
@@ -56124,7 +58428,7 @@
     <w:autoRedefine/>
     <w:uiPriority w:val="39"/>
     <w:unhideWhenUsed/>
-    <w:rsid w:val="003E6420"/>
+    <w:rsid w:val="0025193D"/>
     <w:pPr>
       <w:spacing w:after="100"/>
     </w:pPr>
@@ -56136,7 +58440,7 @@
     <w:autoRedefine/>
     <w:uiPriority w:val="39"/>
     <w:unhideWhenUsed/>
-    <w:rsid w:val="003E6420"/>
+    <w:rsid w:val="0025193D"/>
     <w:pPr>
       <w:spacing w:after="100"/>
       <w:ind w:left="210"/>
